--- a/doc/詩/唐朝/李白/李白-子夜吳歌·秋歌.docx
+++ b/doc/詩/唐朝/李白/李白-子夜吳歌·秋歌.docx
@@ -1,6 +1,6 @@
 
 <file path=word/document.xml><?xml version="1.0" encoding="utf-8"?>
-<w:document xmlns:wpc="http://schemas.microsoft.com/office/word/2010/wordprocessingCanvas" xmlns:cx="http://schemas.microsoft.com/office/drawing/2014/chartex" xmlns:cx1="http://schemas.microsoft.com/office/drawing/2015/9/8/chartex" xmlns:cx2="http://schemas.microsoft.com/office/drawing/2015/10/21/chartex" xmlns:cx3="http://schemas.microsoft.com/office/drawing/2016/5/9/chartex" xmlns:cx4="http://schemas.microsoft.com/office/drawing/2016/5/10/chartex" xmlns:cx5="http://schemas.microsoft.com/office/drawing/2016/5/11/chartex" xmlns:cx6="http://schemas.microsoft.com/office/drawing/2016/5/12/chartex" xmlns:cx7="http://schemas.microsoft.com/office/drawing/2016/5/13/chartex" xmlns:cx8="http://schemas.microsoft.com/office/drawing/2016/5/14/chartex" xmlns:mc="http://schemas.openxmlformats.org/markup-compatibility/2006" xmlns:aink="http://schemas.microsoft.com/office/drawing/2016/ink" xmlns:am3d="http://schemas.microsoft.com/office/drawing/2017/model3d" xmlns:o="urn:schemas-microsoft-com:office:office" xmlns:r="http://schemas.openxmlformats.org/officeDocument/2006/relationships" xmlns:m="http://schemas.openxmlformats.org/officeDocument/2006/math" xmlns:v="urn:schemas-microsoft-com:vml" xmlns:wp14="http://schemas.microsoft.com/office/word/2010/wordprocessingDrawing" xmlns:wp="http://schemas.openxmlformats.org/drawingml/2006/wordprocessingDrawing" xmlns:w10="urn:schemas-microsoft-com:office:word" xmlns:w="http://schemas.openxmlformats.org/wordprocessingml/2006/main" xmlns:w14="http://schemas.microsoft.com/office/word/2010/wordml" xmlns:w15="http://schemas.microsoft.com/office/word/2012/wordml" xmlns:w16cex="http://schemas.microsoft.com/office/word/2018/wordml/cex" xmlns:w16cid="http://schemas.microsoft.com/office/word/2016/wordml/cid" xmlns:w16="http://schemas.microsoft.com/office/word/2018/wordml" xmlns:w16sdtdh="http://schemas.microsoft.com/office/word/2020/wordml/sdtdatahash" xmlns:w16se="http://schemas.microsoft.com/office/word/2015/wordml/symex" xmlns:wpg="http://schemas.microsoft.com/office/word/2010/wordprocessingGroup" xmlns:wpi="http://schemas.microsoft.com/office/word/2010/wordprocessingInk" xmlns:wne="http://schemas.microsoft.com/office/word/2006/wordml" xmlns:wps="http://schemas.microsoft.com/office/word/2010/wordprocessingShape" mc:Ignorable="w14 w15 w16se w16cid w16 w16cex w16sdtdh wp14">
+<w:document xmlns:wpc="http://schemas.microsoft.com/office/word/2010/wordprocessingCanvas" xmlns:cx="http://schemas.microsoft.com/office/drawing/2014/chartex" xmlns:cx1="http://schemas.microsoft.com/office/drawing/2015/9/8/chartex" xmlns:cx2="http://schemas.microsoft.com/office/drawing/2015/10/21/chartex" xmlns:cx3="http://schemas.microsoft.com/office/drawing/2016/5/9/chartex" xmlns:cx4="http://schemas.microsoft.com/office/drawing/2016/5/10/chartex" xmlns:cx5="http://schemas.microsoft.com/office/drawing/2016/5/11/chartex" xmlns:cx6="http://schemas.microsoft.com/office/drawing/2016/5/12/chartex" xmlns:cx7="http://schemas.microsoft.com/office/drawing/2016/5/13/chartex" xmlns:cx8="http://schemas.microsoft.com/office/drawing/2016/5/14/chartex" xmlns:mc="http://schemas.openxmlformats.org/markup-compatibility/2006" xmlns:aink="http://schemas.microsoft.com/office/drawing/2016/ink" xmlns:am3d="http://schemas.microsoft.com/office/drawing/2017/model3d" xmlns:o="urn:schemas-microsoft-com:office:office" xmlns:oel="http://schemas.microsoft.com/office/2019/extlst" xmlns:r="http://schemas.openxmlformats.org/officeDocument/2006/relationships" xmlns:m="http://schemas.openxmlformats.org/officeDocument/2006/math" xmlns:v="urn:schemas-microsoft-com:vml" xmlns:wp14="http://schemas.microsoft.com/office/word/2010/wordprocessingDrawing" xmlns:wp="http://schemas.openxmlformats.org/drawingml/2006/wordprocessingDrawing" xmlns:w10="urn:schemas-microsoft-com:office:word" xmlns:w="http://schemas.openxmlformats.org/wordprocessingml/2006/main" xmlns:w14="http://schemas.microsoft.com/office/word/2010/wordml" xmlns:w15="http://schemas.microsoft.com/office/word/2012/wordml" xmlns:w16cex="http://schemas.microsoft.com/office/word/2018/wordml/cex" xmlns:w16cid="http://schemas.microsoft.com/office/word/2016/wordml/cid" xmlns:w16="http://schemas.microsoft.com/office/word/2018/wordml" xmlns:w16du="http://schemas.microsoft.com/office/word/2023/wordml/word16du" xmlns:w16sdtdh="http://schemas.microsoft.com/office/word/2020/wordml/sdtdatahash" xmlns:w16sdtfl="http://schemas.microsoft.com/office/word/2024/wordml/sdtformatlock" xmlns:w16se="http://schemas.microsoft.com/office/word/2015/wordml/symex" xmlns:wpg="http://schemas.microsoft.com/office/word/2010/wordprocessingGroup" xmlns:wpi="http://schemas.microsoft.com/office/word/2010/wordprocessingInk" xmlns:wne="http://schemas.microsoft.com/office/word/2006/wordml" xmlns:wps="http://schemas.microsoft.com/office/word/2010/wordprocessingShape" mc:Ignorable="w14 w15 w16se w16cid w16 w16cex w16sdtdh w16sdtfl w16du wp14">
   <w:body>
     <w:p>
       <w:pPr>
@@ -96,9 +96,20 @@
           <w:sz w:val="36"/>
           <w:szCs w:val="36"/>
         </w:rPr>
-        <w:t>長安一片月，萬戶</w:t>
-      </w:r>
-      <w:proofErr w:type="gramStart"/>
+        <w:t>長安一片月，萬戶搗衣聲。秋風吹不盡，總是玉關情。</w:t>
+      </w:r>
+    </w:p>
+    <w:p>
+      <w:pPr>
+        <w:spacing w:beforeLines="50" w:before="180" w:line="440" w:lineRule="exact"/>
+        <w:rPr>
+          <w:rFonts w:ascii="標楷體" w:eastAsia="標楷體" w:hAnsi="標楷體" w:cs="Arial"/>
+          <w:bCs/>
+          <w:color w:val="0F0F0F"/>
+          <w:sz w:val="36"/>
+          <w:szCs w:val="36"/>
+        </w:rPr>
+      </w:pPr>
       <w:r>
         <w:rPr>
           <w:rFonts w:ascii="標楷體" w:eastAsia="標楷體" w:hAnsi="標楷體" w:cs="Arial" w:hint="eastAsia"/>
@@ -107,61 +118,6 @@
           <w:sz w:val="36"/>
           <w:szCs w:val="36"/>
         </w:rPr>
-        <w:t>搗衣聲</w:t>
-      </w:r>
-      <w:proofErr w:type="gramEnd"/>
-      <w:r>
-        <w:rPr>
-          <w:rFonts w:ascii="標楷體" w:eastAsia="標楷體" w:hAnsi="標楷體" w:cs="Arial" w:hint="eastAsia"/>
-          <w:bCs/>
-          <w:color w:val="0F0F0F"/>
-          <w:sz w:val="36"/>
-          <w:szCs w:val="36"/>
-        </w:rPr>
-        <w:t>。秋風吹不盡，總是</w:t>
-      </w:r>
-      <w:proofErr w:type="gramStart"/>
-      <w:r>
-        <w:rPr>
-          <w:rFonts w:ascii="標楷體" w:eastAsia="標楷體" w:hAnsi="標楷體" w:cs="Arial" w:hint="eastAsia"/>
-          <w:bCs/>
-          <w:color w:val="0F0F0F"/>
-          <w:sz w:val="36"/>
-          <w:szCs w:val="36"/>
-        </w:rPr>
-        <w:t>玉關情</w:t>
-      </w:r>
-      <w:proofErr w:type="gramEnd"/>
-      <w:r>
-        <w:rPr>
-          <w:rFonts w:ascii="標楷體" w:eastAsia="標楷體" w:hAnsi="標楷體" w:cs="Arial" w:hint="eastAsia"/>
-          <w:bCs/>
-          <w:color w:val="0F0F0F"/>
-          <w:sz w:val="36"/>
-          <w:szCs w:val="36"/>
-        </w:rPr>
-        <w:t>。</w:t>
-      </w:r>
-    </w:p>
-    <w:p>
-      <w:pPr>
-        <w:spacing w:beforeLines="50" w:before="180" w:line="440" w:lineRule="exact"/>
-        <w:rPr>
-          <w:rFonts w:ascii="標楷體" w:eastAsia="標楷體" w:hAnsi="標楷體" w:cs="Arial"/>
-          <w:bCs/>
-          <w:color w:val="0F0F0F"/>
-          <w:sz w:val="36"/>
-          <w:szCs w:val="36"/>
-        </w:rPr>
-      </w:pPr>
-      <w:r>
-        <w:rPr>
-          <w:rFonts w:ascii="標楷體" w:eastAsia="標楷體" w:hAnsi="標楷體" w:cs="Arial" w:hint="eastAsia"/>
-          <w:bCs/>
-          <w:color w:val="0F0F0F"/>
-          <w:sz w:val="36"/>
-          <w:szCs w:val="36"/>
-        </w:rPr>
         <w:t>何日平胡虜，良人罷遠征。</w:t>
       </w:r>
     </w:p>
@@ -191,1042 +147,64 @@
           <w:ilvl w:val="0"/>
           <w:numId w:val="11"/>
         </w:numPr>
-        <w:spacing w:line="440" w:lineRule="exact"/>
-        <w:ind w:leftChars="0" w:left="284" w:hanging="286"/>
+        <w:spacing w:line="480" w:lineRule="exact"/>
+        <w:ind w:leftChars="0" w:left="284" w:hanging="284"/>
+        <w:jc w:val="both"/>
+        <w:rPr>
+          <w:rFonts w:ascii="標楷體" w:eastAsia="標楷體" w:hAnsi="標楷體" w:cs="新細明體" w:hint="eastAsia"/>
+          <w:sz w:val="28"/>
+          <w:szCs w:val="28"/>
+        </w:rPr>
+      </w:pPr>
+      <w:r>
+        <w:rPr>
+          <w:rFonts w:ascii="標楷體" w:eastAsia="標楷體" w:hAnsi="標楷體" w:cs="新細明體" w:hint="eastAsia"/>
+          <w:sz w:val="28"/>
+          <w:szCs w:val="28"/>
+        </w:rPr>
+        <w:t>子夜吳歌：</w:t>
+      </w:r>
+      <w:r>
         <w:rPr>
           <w:rFonts w:ascii="標楷體" w:eastAsia="標楷體" w:hAnsi="標楷體" w:cs="新細明體"/>
           <w:sz w:val="28"/>
           <w:szCs w:val="28"/>
         </w:rPr>
-      </w:pPr>
-      <w:proofErr w:type="gramStart"/>
-      <w:r>
-        <w:rPr>
-          <w:rFonts w:ascii="標楷體" w:eastAsia="標楷體" w:hAnsi="標楷體" w:cs="新細明體" w:hint="eastAsia"/>
-          <w:sz w:val="28"/>
-          <w:szCs w:val="28"/>
-        </w:rPr>
-        <w:t>子夜吳歌</w:t>
-      </w:r>
-      <w:proofErr w:type="gramEnd"/>
-      <w:r>
-        <w:rPr>
-          <w:rFonts w:ascii="標楷體" w:eastAsia="標楷體" w:hAnsi="標楷體" w:cs="新細明體" w:hint="eastAsia"/>
-          <w:sz w:val="28"/>
-          <w:szCs w:val="28"/>
-        </w:rPr>
-        <w:t>：</w:t>
-      </w:r>
-      <w:r>
-        <w:rPr>
-          <w:rFonts w:ascii="標楷體" w:eastAsia="標楷體" w:hAnsi="標楷體" w:cs="新細明體" w:hint="eastAsia"/>
+        <w:t>樂府舊題。原為</w:t>
+      </w:r>
+      <w:r>
+        <w:rPr>
+          <w:rFonts w:ascii="標楷體" w:eastAsia="標楷體" w:hAnsi="標楷體" w:cs="新細明體"/>
           <w:sz w:val="28"/>
           <w:szCs w:val="28"/>
           <w:u w:val="single"/>
         </w:rPr>
-        <w:t>六朝</w:t>
-      </w:r>
-      <w:r>
-        <w:rPr>
-          <w:rFonts w:ascii="標楷體" w:eastAsia="標楷體" w:hAnsi="標楷體" w:cs="新細明體" w:hint="eastAsia"/>
-          <w:sz w:val="28"/>
-          <w:szCs w:val="28"/>
-        </w:rPr>
-        <w:t>樂府</w:t>
-      </w:r>
-      <w:r>
-        <w:rPr>
-          <w:rFonts w:ascii="標楷體" w:eastAsia="標楷體" w:hAnsi="標楷體" w:cs="新細明體" w:hint="eastAsia"/>
+        <w:t>晉代</w:t>
+      </w:r>
+      <w:r>
+        <w:rPr>
+          <w:rFonts w:ascii="標楷體" w:eastAsia="標楷體" w:hAnsi="標楷體" w:cs="新細明體"/>
+          <w:sz w:val="28"/>
+          <w:szCs w:val="28"/>
+        </w:rPr>
+        <w:t>民歌，多寫男女愛情與思婦心聲。</w:t>
+      </w:r>
+      <w:r>
+        <w:rPr>
+          <w:rFonts w:ascii="標楷體" w:eastAsia="標楷體" w:hAnsi="標楷體" w:cs="新細明體"/>
           <w:sz w:val="28"/>
           <w:szCs w:val="28"/>
           <w:u w:val="single"/>
         </w:rPr>
-        <w:t>吳</w:t>
-      </w:r>
-      <w:r>
-        <w:rPr>
-          <w:rFonts w:ascii="標楷體" w:eastAsia="標楷體" w:hAnsi="標楷體" w:cs="新細明體" w:hint="eastAsia"/>
-          <w:sz w:val="28"/>
-          <w:szCs w:val="28"/>
-        </w:rPr>
-        <w:t>聲歌曲。</w:t>
-      </w:r>
-    </w:p>
-    <w:p>
-      <w:pPr>
-        <w:pStyle w:val="a9"/>
-        <w:numPr>
-          <w:ilvl w:val="0"/>
-          <w:numId w:val="15"/>
-        </w:numPr>
-        <w:spacing w:line="440" w:lineRule="exact"/>
-        <w:ind w:leftChars="0" w:left="567" w:hanging="283"/>
-        <w:rPr>
-          <w:rFonts w:ascii="標楷體" w:eastAsia="標楷體" w:hAnsi="標楷體"/>
-          <w:sz w:val="28"/>
-          <w:szCs w:val="28"/>
-        </w:rPr>
-      </w:pPr>
-      <w:r>
-        <w:rPr>
-          <w:rFonts w:ascii="標楷體" w:eastAsia="標楷體" w:hAnsi="標楷體" w:hint="eastAsia"/>
-          <w:sz w:val="28"/>
-          <w:szCs w:val="28"/>
-        </w:rPr>
-        <w:t>六朝：</w:t>
-      </w:r>
-    </w:p>
-    <w:p>
-      <w:pPr>
-        <w:pStyle w:val="a9"/>
-        <w:numPr>
-          <w:ilvl w:val="0"/>
-          <w:numId w:val="22"/>
-        </w:numPr>
-        <w:spacing w:line="440" w:lineRule="exact"/>
-        <w:ind w:leftChars="0" w:left="993" w:hanging="284"/>
-        <w:rPr>
-          <w:rFonts w:ascii="標楷體" w:eastAsia="標楷體" w:hAnsi="標楷體"/>
-          <w:sz w:val="28"/>
-          <w:szCs w:val="28"/>
-        </w:rPr>
-      </w:pPr>
-      <w:r>
-        <w:rPr>
-          <w:rFonts w:ascii="標楷體" w:eastAsia="標楷體" w:hAnsi="標楷體" w:hint="eastAsia"/>
-          <w:sz w:val="28"/>
-          <w:szCs w:val="28"/>
-          <w:u w:val="single"/>
-        </w:rPr>
-        <w:t>三國</w:t>
-      </w:r>
-      <w:r>
-        <w:rPr>
-          <w:rFonts w:ascii="標楷體" w:eastAsia="標楷體" w:hAnsi="標楷體" w:hint="eastAsia"/>
-          <w:sz w:val="28"/>
-          <w:szCs w:val="28"/>
-        </w:rPr>
-        <w:t xml:space="preserve"> </w:t>
-      </w:r>
-      <w:r>
-        <w:rPr>
-          <w:rFonts w:ascii="標楷體" w:eastAsia="標楷體" w:hAnsi="標楷體" w:hint="eastAsia"/>
-          <w:sz w:val="28"/>
-          <w:szCs w:val="28"/>
-          <w:u w:val="single"/>
-        </w:rPr>
-        <w:t>吳</w:t>
-      </w:r>
-      <w:r>
-        <w:rPr>
-          <w:rFonts w:ascii="標楷體" w:eastAsia="標楷體" w:hAnsi="標楷體" w:hint="eastAsia"/>
-          <w:sz w:val="28"/>
-          <w:szCs w:val="28"/>
-        </w:rPr>
-        <w:t>、</w:t>
-      </w:r>
-      <w:r>
-        <w:rPr>
-          <w:rFonts w:ascii="標楷體" w:eastAsia="標楷體" w:hAnsi="標楷體" w:hint="eastAsia"/>
-          <w:sz w:val="28"/>
-          <w:szCs w:val="28"/>
-          <w:u w:val="single"/>
-        </w:rPr>
-        <w:t>東晉</w:t>
-      </w:r>
-      <w:r>
-        <w:rPr>
-          <w:rFonts w:ascii="標楷體" w:eastAsia="標楷體" w:hAnsi="標楷體" w:hint="eastAsia"/>
-          <w:sz w:val="28"/>
-          <w:szCs w:val="28"/>
-        </w:rPr>
-        <w:t>和</w:t>
-      </w:r>
-      <w:r>
-        <w:rPr>
-          <w:rFonts w:ascii="標楷體" w:eastAsia="標楷體" w:hAnsi="標楷體" w:hint="eastAsia"/>
-          <w:sz w:val="28"/>
-          <w:szCs w:val="28"/>
-          <w:u w:val="single"/>
-        </w:rPr>
-        <w:t>南北朝</w:t>
-      </w:r>
-      <w:r>
-        <w:rPr>
-          <w:rFonts w:ascii="標楷體" w:eastAsia="標楷體" w:hAnsi="標楷體" w:hint="eastAsia"/>
-          <w:sz w:val="28"/>
-          <w:szCs w:val="28"/>
-        </w:rPr>
-        <w:t>的</w:t>
-      </w:r>
-      <w:r>
-        <w:rPr>
-          <w:rFonts w:ascii="標楷體" w:eastAsia="標楷體" w:hAnsi="標楷體" w:hint="eastAsia"/>
-          <w:sz w:val="28"/>
-          <w:szCs w:val="28"/>
-          <w:u w:val="single"/>
-        </w:rPr>
-        <w:t>宋</w:t>
-      </w:r>
-      <w:r>
-        <w:rPr>
-          <w:rFonts w:ascii="標楷體" w:eastAsia="標楷體" w:hAnsi="標楷體" w:hint="eastAsia"/>
-          <w:sz w:val="28"/>
-          <w:szCs w:val="28"/>
-        </w:rPr>
-        <w:t>、</w:t>
-      </w:r>
-      <w:r>
-        <w:rPr>
-          <w:rFonts w:ascii="標楷體" w:eastAsia="標楷體" w:hAnsi="標楷體" w:hint="eastAsia"/>
-          <w:sz w:val="28"/>
-          <w:szCs w:val="28"/>
-          <w:u w:val="single"/>
-        </w:rPr>
-        <w:t>齊</w:t>
-      </w:r>
-      <w:r>
-        <w:rPr>
-          <w:rFonts w:ascii="標楷體" w:eastAsia="標楷體" w:hAnsi="標楷體" w:hint="eastAsia"/>
-          <w:sz w:val="28"/>
-          <w:szCs w:val="28"/>
-        </w:rPr>
-        <w:t>、</w:t>
-      </w:r>
-      <w:r>
-        <w:rPr>
-          <w:rFonts w:ascii="標楷體" w:eastAsia="標楷體" w:hAnsi="標楷體" w:hint="eastAsia"/>
-          <w:sz w:val="28"/>
-          <w:szCs w:val="28"/>
-          <w:u w:val="single"/>
-        </w:rPr>
-        <w:t>梁</w:t>
-      </w:r>
-      <w:r>
-        <w:rPr>
-          <w:rFonts w:ascii="標楷體" w:eastAsia="標楷體" w:hAnsi="標楷體" w:hint="eastAsia"/>
-          <w:sz w:val="28"/>
-          <w:szCs w:val="28"/>
-        </w:rPr>
-        <w:t>、</w:t>
-      </w:r>
-      <w:r>
-        <w:rPr>
-          <w:rFonts w:ascii="標楷體" w:eastAsia="標楷體" w:hAnsi="標楷體" w:hint="eastAsia"/>
-          <w:sz w:val="28"/>
-          <w:szCs w:val="28"/>
-          <w:u w:val="single"/>
-        </w:rPr>
-        <w:t>陳</w:t>
-      </w:r>
-      <w:r>
-        <w:rPr>
-          <w:rFonts w:ascii="標楷體" w:eastAsia="標楷體" w:hAnsi="標楷體" w:hint="eastAsia"/>
-          <w:sz w:val="28"/>
-          <w:szCs w:val="28"/>
-        </w:rPr>
-        <w:t>，相繼建都於</w:t>
-      </w:r>
-      <w:r>
-        <w:rPr>
-          <w:rFonts w:ascii="標楷體" w:eastAsia="標楷體" w:hAnsi="標楷體" w:hint="eastAsia"/>
-          <w:sz w:val="28"/>
-          <w:szCs w:val="28"/>
-          <w:u w:val="single"/>
-        </w:rPr>
-        <w:t>建康</w:t>
-      </w:r>
-      <w:r>
-        <w:rPr>
-          <w:rFonts w:ascii="標楷體" w:eastAsia="標楷體" w:hAnsi="標楷體" w:hint="eastAsia"/>
-          <w:sz w:val="28"/>
-          <w:szCs w:val="28"/>
-        </w:rPr>
-        <w:t>（今</w:t>
-      </w:r>
-      <w:r>
-        <w:rPr>
-          <w:rFonts w:ascii="標楷體" w:eastAsia="標楷體" w:hAnsi="標楷體" w:hint="eastAsia"/>
-          <w:sz w:val="28"/>
-          <w:szCs w:val="28"/>
-          <w:u w:val="single"/>
-        </w:rPr>
-        <w:t>南京</w:t>
-      </w:r>
-      <w:r>
-        <w:rPr>
-          <w:rFonts w:ascii="標楷體" w:eastAsia="標楷體" w:hAnsi="標楷體" w:hint="eastAsia"/>
-          <w:sz w:val="28"/>
-          <w:szCs w:val="28"/>
-        </w:rPr>
-        <w:t>），史稱為「六朝」。</w:t>
-      </w:r>
-    </w:p>
-    <w:p>
-      <w:pPr>
-        <w:pStyle w:val="a9"/>
-        <w:numPr>
-          <w:ilvl w:val="0"/>
-          <w:numId w:val="22"/>
-        </w:numPr>
-        <w:spacing w:line="440" w:lineRule="exact"/>
-        <w:ind w:leftChars="0" w:left="993" w:hanging="284"/>
-        <w:rPr>
-          <w:rFonts w:ascii="標楷體" w:eastAsia="標楷體" w:hAnsi="標楷體"/>
-          <w:sz w:val="28"/>
-          <w:szCs w:val="28"/>
-        </w:rPr>
-      </w:pPr>
-      <w:r>
-        <w:rPr>
-          <w:rFonts w:ascii="標楷體" w:eastAsia="標楷體" w:hAnsi="標楷體" w:hint="eastAsia"/>
-          <w:sz w:val="28"/>
-          <w:szCs w:val="28"/>
-          <w:u w:val="single"/>
-        </w:rPr>
-        <w:t>魏</w:t>
-      </w:r>
-      <w:r>
-        <w:rPr>
-          <w:rFonts w:ascii="標楷體" w:eastAsia="標楷體" w:hAnsi="標楷體" w:hint="eastAsia"/>
-          <w:sz w:val="28"/>
-          <w:szCs w:val="28"/>
-        </w:rPr>
-        <w:t>、</w:t>
-      </w:r>
-      <w:r>
-        <w:rPr>
-          <w:rFonts w:ascii="標楷體" w:eastAsia="標楷體" w:hAnsi="標楷體" w:hint="eastAsia"/>
-          <w:sz w:val="28"/>
-          <w:szCs w:val="28"/>
-          <w:u w:val="single"/>
-        </w:rPr>
-        <w:t>晉</w:t>
-      </w:r>
-      <w:r>
-        <w:rPr>
-          <w:rFonts w:ascii="標楷體" w:eastAsia="標楷體" w:hAnsi="標楷體" w:hint="eastAsia"/>
-          <w:sz w:val="28"/>
-          <w:szCs w:val="28"/>
-        </w:rPr>
-        <w:t>、</w:t>
-      </w:r>
-      <w:r>
-        <w:rPr>
-          <w:rFonts w:ascii="標楷體" w:eastAsia="標楷體" w:hAnsi="標楷體" w:hint="eastAsia"/>
-          <w:sz w:val="28"/>
-          <w:szCs w:val="28"/>
-          <w:u w:val="single"/>
-        </w:rPr>
-        <w:t>後魏</w:t>
-      </w:r>
-      <w:r>
-        <w:rPr>
-          <w:rFonts w:ascii="標楷體" w:eastAsia="標楷體" w:hAnsi="標楷體" w:hint="eastAsia"/>
-          <w:sz w:val="28"/>
-          <w:szCs w:val="28"/>
-        </w:rPr>
-        <w:t>、</w:t>
-      </w:r>
-      <w:r>
-        <w:rPr>
-          <w:rFonts w:ascii="標楷體" w:eastAsia="標楷體" w:hAnsi="標楷體" w:hint="eastAsia"/>
-          <w:sz w:val="28"/>
-          <w:szCs w:val="28"/>
-          <w:u w:val="single"/>
-        </w:rPr>
-        <w:t>北齊</w:t>
-      </w:r>
-      <w:r>
-        <w:rPr>
-          <w:rFonts w:ascii="標楷體" w:eastAsia="標楷體" w:hAnsi="標楷體" w:hint="eastAsia"/>
-          <w:sz w:val="28"/>
-          <w:szCs w:val="28"/>
-        </w:rPr>
-        <w:t>、</w:t>
-      </w:r>
-      <w:r>
-        <w:rPr>
-          <w:rFonts w:ascii="標楷體" w:eastAsia="標楷體" w:hAnsi="標楷體" w:hint="eastAsia"/>
-          <w:sz w:val="28"/>
-          <w:szCs w:val="28"/>
-          <w:u w:val="single"/>
-        </w:rPr>
-        <w:t>北周</w:t>
-      </w:r>
-      <w:r>
-        <w:rPr>
-          <w:rFonts w:ascii="標楷體" w:eastAsia="標楷體" w:hAnsi="標楷體" w:hint="eastAsia"/>
-          <w:sz w:val="28"/>
-          <w:szCs w:val="28"/>
-        </w:rPr>
-        <w:t>和</w:t>
-      </w:r>
-      <w:proofErr w:type="gramStart"/>
-      <w:r>
-        <w:rPr>
-          <w:rFonts w:ascii="標楷體" w:eastAsia="標楷體" w:hAnsi="標楷體" w:hint="eastAsia"/>
-          <w:sz w:val="28"/>
-          <w:szCs w:val="28"/>
-          <w:u w:val="single"/>
-        </w:rPr>
-        <w:t>隋</w:t>
-      </w:r>
-      <w:r>
-        <w:rPr>
-          <w:rFonts w:ascii="標楷體" w:eastAsia="標楷體" w:hAnsi="標楷體" w:hint="eastAsia"/>
-          <w:sz w:val="28"/>
-          <w:szCs w:val="28"/>
-        </w:rPr>
-        <w:t>。</w:t>
-      </w:r>
-      <w:proofErr w:type="gramEnd"/>
-      <w:r>
-        <w:rPr>
-          <w:rFonts w:ascii="標楷體" w:eastAsia="標楷體" w:hAnsi="標楷體" w:hint="eastAsia"/>
-          <w:sz w:val="28"/>
-          <w:szCs w:val="28"/>
-        </w:rPr>
-        <w:t>這些朝代皆建都北方，故稱為「北朝六朝」。</w:t>
-      </w:r>
-    </w:p>
-    <w:p>
-      <w:pPr>
-        <w:pStyle w:val="a9"/>
-        <w:numPr>
-          <w:ilvl w:val="0"/>
-          <w:numId w:val="22"/>
-        </w:numPr>
-        <w:spacing w:line="440" w:lineRule="exact"/>
-        <w:ind w:leftChars="0" w:left="993" w:hanging="284"/>
-        <w:jc w:val="both"/>
-        <w:rPr>
-          <w:rFonts w:ascii="標楷體" w:eastAsia="標楷體" w:hAnsi="標楷體"/>
-          <w:sz w:val="28"/>
-          <w:szCs w:val="28"/>
-        </w:rPr>
-      </w:pPr>
-      <w:r>
-        <w:rPr>
-          <w:rFonts w:ascii="標楷體" w:eastAsia="標楷體" w:hAnsi="標楷體" w:hint="eastAsia"/>
-          <w:sz w:val="28"/>
-          <w:szCs w:val="28"/>
-          <w:u w:val="single"/>
-        </w:rPr>
-        <w:t>三國</w:t>
-      </w:r>
-      <w:r>
-        <w:rPr>
-          <w:rFonts w:ascii="標楷體" w:eastAsia="標楷體" w:hAnsi="標楷體" w:hint="eastAsia"/>
-          <w:sz w:val="28"/>
-          <w:szCs w:val="28"/>
-        </w:rPr>
-        <w:t>至</w:t>
-      </w:r>
-      <w:r>
-        <w:rPr>
-          <w:rFonts w:ascii="標楷體" w:eastAsia="標楷體" w:hAnsi="標楷體" w:hint="eastAsia"/>
-          <w:sz w:val="28"/>
-          <w:szCs w:val="28"/>
-          <w:u w:val="single"/>
-        </w:rPr>
-        <w:t>隋</w:t>
-      </w:r>
-      <w:r>
-        <w:rPr>
-          <w:rFonts w:ascii="標楷體" w:eastAsia="標楷體" w:hAnsi="標楷體" w:hint="eastAsia"/>
-          <w:sz w:val="28"/>
-          <w:szCs w:val="28"/>
-        </w:rPr>
-        <w:t>統一前後三百餘年的歷史時期，統稱為「六朝」。</w:t>
-      </w:r>
-    </w:p>
-    <w:p>
-      <w:pPr>
-        <w:pStyle w:val="a9"/>
-        <w:numPr>
-          <w:ilvl w:val="0"/>
-          <w:numId w:val="12"/>
-        </w:numPr>
-        <w:spacing w:line="440" w:lineRule="exact"/>
-        <w:ind w:leftChars="0" w:left="567" w:hanging="283"/>
-        <w:jc w:val="both"/>
-        <w:rPr>
-          <w:rFonts w:ascii="標楷體" w:eastAsia="標楷體" w:hAnsi="標楷體"/>
-          <w:sz w:val="28"/>
-          <w:szCs w:val="28"/>
-        </w:rPr>
-      </w:pPr>
-      <w:hyperlink r:id="rId7" w:history="1">
-        <w:r>
-          <w:rPr>
-            <w:rStyle w:val="a7"/>
-            <w:rFonts w:ascii="標楷體" w:eastAsia="標楷體" w:hAnsi="標楷體"/>
-            <w:sz w:val="28"/>
-            <w:szCs w:val="28"/>
-          </w:rPr>
-          <w:t>吳聲</w:t>
-        </w:r>
-        <w:r>
-          <w:rPr>
-            <w:rStyle w:val="a7"/>
-            <w:rFonts w:ascii="標楷體" w:eastAsia="標楷體" w:hAnsi="標楷體" w:hint="eastAsia"/>
-            <w:sz w:val="28"/>
-            <w:szCs w:val="28"/>
-          </w:rPr>
-          <w:t>歌曲</w:t>
-        </w:r>
-      </w:hyperlink>
-      <w:r>
-        <w:rPr>
-          <w:rFonts w:ascii="標楷體" w:eastAsia="標楷體" w:hAnsi="標楷體" w:hint="eastAsia"/>
-          <w:sz w:val="28"/>
-          <w:szCs w:val="28"/>
-        </w:rPr>
-        <w:t>：</w:t>
-      </w:r>
-      <w:r>
-        <w:rPr>
-          <w:rFonts w:ascii="標楷體" w:eastAsia="標楷體" w:hAnsi="標楷體" w:hint="eastAsia"/>
-          <w:sz w:val="28"/>
-          <w:szCs w:val="28"/>
-          <w:u w:val="single"/>
-        </w:rPr>
-        <w:t>吳</w:t>
-      </w:r>
-      <w:r>
-        <w:rPr>
-          <w:rFonts w:ascii="標楷體" w:eastAsia="標楷體" w:hAnsi="標楷體" w:hint="eastAsia"/>
-          <w:sz w:val="28"/>
-          <w:szCs w:val="28"/>
-        </w:rPr>
-        <w:t>歌又稱「</w:t>
-      </w:r>
-      <w:r>
-        <w:rPr>
-          <w:rFonts w:ascii="標楷體" w:eastAsia="標楷體" w:hAnsi="標楷體" w:hint="eastAsia"/>
-          <w:sz w:val="28"/>
-          <w:szCs w:val="28"/>
-          <w:u w:val="single"/>
-        </w:rPr>
-        <w:t>吳</w:t>
-      </w:r>
-      <w:r>
-        <w:rPr>
-          <w:rFonts w:ascii="標楷體" w:eastAsia="標楷體" w:hAnsi="標楷體" w:hint="eastAsia"/>
-          <w:sz w:val="28"/>
-          <w:szCs w:val="28"/>
-        </w:rPr>
-        <w:t>聲歌曲」，出於</w:t>
-      </w:r>
-      <w:r>
-        <w:rPr>
-          <w:rFonts w:ascii="標楷體" w:eastAsia="標楷體" w:hAnsi="標楷體" w:hint="eastAsia"/>
-          <w:sz w:val="28"/>
-          <w:szCs w:val="28"/>
-          <w:u w:val="single"/>
-        </w:rPr>
-        <w:t>長江</w:t>
-      </w:r>
-      <w:r>
-        <w:rPr>
-          <w:rFonts w:ascii="標楷體" w:eastAsia="標楷體" w:hAnsi="標楷體" w:hint="eastAsia"/>
-          <w:sz w:val="28"/>
-          <w:szCs w:val="28"/>
-        </w:rPr>
-        <w:t>下游的</w:t>
-      </w:r>
-      <w:r>
-        <w:rPr>
-          <w:rFonts w:ascii="標楷體" w:eastAsia="標楷體" w:hAnsi="標楷體" w:hint="eastAsia"/>
-          <w:sz w:val="28"/>
-          <w:szCs w:val="28"/>
-          <w:u w:val="single"/>
-        </w:rPr>
-        <w:t>江南</w:t>
-      </w:r>
-      <w:r>
-        <w:rPr>
-          <w:rFonts w:ascii="標楷體" w:eastAsia="標楷體" w:hAnsi="標楷體" w:hint="eastAsia"/>
-          <w:sz w:val="28"/>
-          <w:szCs w:val="28"/>
-        </w:rPr>
-        <w:t>一帶，以</w:t>
-      </w:r>
-      <w:r>
-        <w:rPr>
-          <w:rFonts w:ascii="標楷體" w:eastAsia="標楷體" w:hAnsi="標楷體" w:hint="eastAsia"/>
-          <w:sz w:val="28"/>
-          <w:szCs w:val="28"/>
-          <w:u w:val="single"/>
-        </w:rPr>
-        <w:t>六朝</w:t>
-      </w:r>
-      <w:r>
-        <w:rPr>
-          <w:rFonts w:ascii="標楷體" w:eastAsia="標楷體" w:hAnsi="標楷體" w:hint="eastAsia"/>
-          <w:sz w:val="28"/>
-          <w:szCs w:val="28"/>
-        </w:rPr>
-        <w:t>古都</w:t>
-      </w:r>
-      <w:r>
-        <w:rPr>
-          <w:rFonts w:ascii="標楷體" w:eastAsia="標楷體" w:hAnsi="標楷體" w:hint="eastAsia"/>
-          <w:sz w:val="28"/>
-          <w:szCs w:val="28"/>
-          <w:u w:val="single"/>
-        </w:rPr>
-        <w:t>建康</w:t>
-      </w:r>
-      <w:r>
-        <w:rPr>
-          <w:rFonts w:ascii="標楷體" w:eastAsia="標楷體" w:hAnsi="標楷體" w:hint="eastAsia"/>
-          <w:sz w:val="28"/>
-          <w:szCs w:val="28"/>
-        </w:rPr>
-        <w:t>為中心，盛行在</w:t>
-      </w:r>
-      <w:r>
-        <w:rPr>
-          <w:rFonts w:ascii="標楷體" w:eastAsia="標楷體" w:hAnsi="標楷體" w:hint="eastAsia"/>
-          <w:sz w:val="28"/>
-          <w:szCs w:val="28"/>
-          <w:u w:val="single"/>
-        </w:rPr>
-        <w:t>鎮江</w:t>
-      </w:r>
-      <w:r>
-        <w:rPr>
-          <w:rFonts w:ascii="標楷體" w:eastAsia="標楷體" w:hAnsi="標楷體" w:hint="eastAsia"/>
-          <w:sz w:val="28"/>
-          <w:szCs w:val="28"/>
-        </w:rPr>
-        <w:t>、</w:t>
-      </w:r>
-      <w:r>
-        <w:rPr>
-          <w:rFonts w:ascii="標楷體" w:eastAsia="標楷體" w:hAnsi="標楷體" w:hint="eastAsia"/>
-          <w:sz w:val="28"/>
-          <w:szCs w:val="28"/>
-          <w:u w:val="single"/>
-        </w:rPr>
-        <w:t>常州</w:t>
-      </w:r>
-      <w:r>
-        <w:rPr>
-          <w:rFonts w:ascii="標楷體" w:eastAsia="標楷體" w:hAnsi="標楷體" w:hint="eastAsia"/>
-          <w:sz w:val="28"/>
-          <w:szCs w:val="28"/>
-        </w:rPr>
-        <w:t>、</w:t>
-      </w:r>
-      <w:r>
-        <w:rPr>
-          <w:rFonts w:ascii="標楷體" w:eastAsia="標楷體" w:hAnsi="標楷體" w:hint="eastAsia"/>
-          <w:sz w:val="28"/>
-          <w:szCs w:val="28"/>
-          <w:u w:val="single"/>
-        </w:rPr>
-        <w:t>蘇州</w:t>
-      </w:r>
-      <w:proofErr w:type="gramStart"/>
-      <w:r>
-        <w:rPr>
-          <w:rFonts w:ascii="標楷體" w:eastAsia="標楷體" w:hAnsi="標楷體" w:hint="eastAsia"/>
-          <w:sz w:val="28"/>
-          <w:szCs w:val="28"/>
-        </w:rPr>
-        <w:t>等古</w:t>
-      </w:r>
-      <w:r>
-        <w:rPr>
-          <w:rFonts w:ascii="標楷體" w:eastAsia="標楷體" w:hAnsi="標楷體" w:hint="eastAsia"/>
-          <w:sz w:val="28"/>
-          <w:szCs w:val="28"/>
-          <w:u w:val="single"/>
-        </w:rPr>
-        <w:t>吳</w:t>
-      </w:r>
-      <w:r>
-        <w:rPr>
-          <w:rFonts w:ascii="標楷體" w:eastAsia="標楷體" w:hAnsi="標楷體" w:hint="eastAsia"/>
-          <w:sz w:val="28"/>
-          <w:szCs w:val="28"/>
-        </w:rPr>
-        <w:t>地區</w:t>
-      </w:r>
-      <w:proofErr w:type="gramEnd"/>
-      <w:r>
-        <w:rPr>
-          <w:rFonts w:ascii="標楷體" w:eastAsia="標楷體" w:hAnsi="標楷體" w:hint="eastAsia"/>
-          <w:sz w:val="28"/>
-          <w:szCs w:val="28"/>
-        </w:rPr>
-        <w:t>，內容多是歌詠男女情愛，較多運用諧音雙關隱語，一般形式是五言</w:t>
-      </w:r>
-      <w:proofErr w:type="gramStart"/>
-      <w:r>
-        <w:rPr>
-          <w:rFonts w:ascii="標楷體" w:eastAsia="標楷體" w:hAnsi="標楷體" w:hint="eastAsia"/>
-          <w:sz w:val="28"/>
-          <w:szCs w:val="28"/>
-        </w:rPr>
-        <w:t>四句體</w:t>
-      </w:r>
-      <w:proofErr w:type="gramEnd"/>
-      <w:r>
-        <w:rPr>
-          <w:rFonts w:ascii="標楷體" w:eastAsia="標楷體" w:hAnsi="標楷體" w:hint="eastAsia"/>
-          <w:sz w:val="28"/>
-          <w:szCs w:val="28"/>
-        </w:rPr>
-        <w:t>，</w:t>
-      </w:r>
-      <w:proofErr w:type="gramStart"/>
-      <w:r>
-        <w:rPr>
-          <w:rFonts w:ascii="標楷體" w:eastAsia="標楷體" w:hAnsi="標楷體" w:hint="eastAsia"/>
-          <w:sz w:val="28"/>
-          <w:szCs w:val="28"/>
-        </w:rPr>
-        <w:t>間或雜以襯字</w:t>
-      </w:r>
-      <w:proofErr w:type="gramEnd"/>
-      <w:r>
-        <w:rPr>
-          <w:rFonts w:ascii="標楷體" w:eastAsia="標楷體" w:hAnsi="標楷體" w:hint="eastAsia"/>
-          <w:sz w:val="28"/>
-          <w:szCs w:val="28"/>
-        </w:rPr>
-        <w:t>。</w:t>
-      </w:r>
-      <w:r>
-        <w:rPr>
-          <w:rFonts w:ascii="標楷體" w:eastAsia="標楷體" w:hAnsi="標楷體" w:hint="eastAsia"/>
-          <w:sz w:val="28"/>
-          <w:szCs w:val="28"/>
-          <w:u w:val="single"/>
-        </w:rPr>
-        <w:t>六朝</w:t>
-      </w:r>
-      <w:r>
-        <w:rPr>
-          <w:rFonts w:ascii="標楷體" w:eastAsia="標楷體" w:hAnsi="標楷體" w:hint="eastAsia"/>
-          <w:sz w:val="28"/>
-          <w:szCs w:val="28"/>
-        </w:rPr>
-        <w:t xml:space="preserve"> </w:t>
-      </w:r>
-      <w:r>
-        <w:rPr>
-          <w:rFonts w:ascii="標楷體" w:eastAsia="標楷體" w:hAnsi="標楷體" w:hint="eastAsia"/>
-          <w:sz w:val="28"/>
-          <w:szCs w:val="28"/>
-          <w:u w:val="single"/>
-        </w:rPr>
-        <w:t>江南</w:t>
-      </w:r>
-      <w:r>
-        <w:rPr>
-          <w:rFonts w:ascii="標楷體" w:eastAsia="標楷體" w:hAnsi="標楷體" w:hint="eastAsia"/>
-          <w:sz w:val="28"/>
-          <w:szCs w:val="28"/>
-        </w:rPr>
-        <w:t>，歌舞盛行。產生於</w:t>
-      </w:r>
-      <w:r>
-        <w:rPr>
-          <w:rFonts w:ascii="標楷體" w:eastAsia="標楷體" w:hAnsi="標楷體" w:hint="eastAsia"/>
-          <w:sz w:val="28"/>
-          <w:szCs w:val="28"/>
-          <w:u w:val="single"/>
-        </w:rPr>
-        <w:t>長江</w:t>
-      </w:r>
-      <w:r>
-        <w:rPr>
-          <w:rFonts w:ascii="標楷體" w:eastAsia="標楷體" w:hAnsi="標楷體" w:hint="eastAsia"/>
-          <w:sz w:val="28"/>
-          <w:szCs w:val="28"/>
-        </w:rPr>
-        <w:t>下游的</w:t>
-      </w:r>
-      <w:r>
-        <w:rPr>
-          <w:rFonts w:ascii="標楷體" w:eastAsia="標楷體" w:hAnsi="標楷體" w:hint="eastAsia"/>
-          <w:sz w:val="28"/>
-          <w:szCs w:val="28"/>
-          <w:u w:val="single"/>
-        </w:rPr>
-        <w:t>吳</w:t>
-      </w:r>
-      <w:r>
-        <w:rPr>
-          <w:rFonts w:ascii="標楷體" w:eastAsia="標楷體" w:hAnsi="標楷體" w:hint="eastAsia"/>
-          <w:sz w:val="28"/>
-          <w:szCs w:val="28"/>
-        </w:rPr>
-        <w:t>聲歌曲，是</w:t>
-      </w:r>
-      <w:r>
-        <w:rPr>
-          <w:rFonts w:ascii="標楷體" w:eastAsia="標楷體" w:hAnsi="標楷體" w:hint="eastAsia"/>
-          <w:sz w:val="28"/>
-          <w:szCs w:val="28"/>
-          <w:u w:val="single"/>
-        </w:rPr>
-        <w:t>江南</w:t>
-      </w:r>
-      <w:r>
-        <w:rPr>
-          <w:rFonts w:ascii="標楷體" w:eastAsia="標楷體" w:hAnsi="標楷體" w:hint="eastAsia"/>
-          <w:sz w:val="28"/>
-          <w:szCs w:val="28"/>
-        </w:rPr>
-        <w:t>民歌的代表之</w:t>
-      </w:r>
-      <w:proofErr w:type="gramStart"/>
-      <w:r>
-        <w:rPr>
-          <w:rFonts w:ascii="標楷體" w:eastAsia="標楷體" w:hAnsi="標楷體" w:hint="eastAsia"/>
-          <w:sz w:val="28"/>
-          <w:szCs w:val="28"/>
-        </w:rPr>
-        <w:t>一</w:t>
-      </w:r>
-      <w:proofErr w:type="gramEnd"/>
-      <w:r>
-        <w:rPr>
-          <w:rFonts w:ascii="標楷體" w:eastAsia="標楷體" w:hAnsi="標楷體" w:hint="eastAsia"/>
-          <w:sz w:val="28"/>
-          <w:szCs w:val="28"/>
-        </w:rPr>
-        <w:t>。自</w:t>
-      </w:r>
-      <w:r>
-        <w:rPr>
-          <w:rFonts w:ascii="標楷體" w:eastAsia="標楷體" w:hAnsi="標楷體" w:hint="eastAsia"/>
-          <w:sz w:val="28"/>
-          <w:szCs w:val="28"/>
-          <w:u w:val="single"/>
-        </w:rPr>
-        <w:t>東吳</w:t>
-      </w:r>
-      <w:r>
-        <w:rPr>
-          <w:rFonts w:ascii="標楷體" w:eastAsia="標楷體" w:hAnsi="標楷體" w:hint="eastAsia"/>
-          <w:sz w:val="28"/>
-          <w:szCs w:val="28"/>
-        </w:rPr>
-        <w:t>時起，</w:t>
-      </w:r>
-      <w:r>
-        <w:rPr>
-          <w:rFonts w:ascii="標楷體" w:eastAsia="標楷體" w:hAnsi="標楷體" w:hint="eastAsia"/>
-          <w:sz w:val="28"/>
-          <w:szCs w:val="28"/>
-          <w:u w:val="single"/>
-        </w:rPr>
-        <w:t>吳</w:t>
-      </w:r>
-      <w:r>
-        <w:rPr>
-          <w:rFonts w:ascii="標楷體" w:eastAsia="標楷體" w:hAnsi="標楷體" w:hint="eastAsia"/>
-          <w:sz w:val="28"/>
-          <w:szCs w:val="28"/>
-        </w:rPr>
-        <w:t>聲歌曲便帶著濃郁的地方色彩和世俗風情流行起來。進入</w:t>
-      </w:r>
-      <w:r>
-        <w:rPr>
-          <w:rFonts w:ascii="標楷體" w:eastAsia="標楷體" w:hAnsi="標楷體" w:hint="eastAsia"/>
-          <w:sz w:val="28"/>
-          <w:szCs w:val="28"/>
-          <w:u w:val="single"/>
-        </w:rPr>
-        <w:t>東晉</w:t>
-      </w:r>
-      <w:r>
-        <w:rPr>
-          <w:rFonts w:ascii="標楷體" w:eastAsia="標楷體" w:hAnsi="標楷體" w:hint="eastAsia"/>
-          <w:sz w:val="28"/>
-          <w:szCs w:val="28"/>
-        </w:rPr>
-        <w:t>，它們猶如春風裡的花兒，已是</w:t>
-      </w:r>
-      <w:proofErr w:type="gramStart"/>
-      <w:r>
-        <w:rPr>
-          <w:rFonts w:ascii="標楷體" w:eastAsia="標楷體" w:hAnsi="標楷體" w:hint="eastAsia"/>
-          <w:sz w:val="28"/>
-          <w:szCs w:val="28"/>
-        </w:rPr>
-        <w:t>奼</w:t>
-      </w:r>
-      <w:proofErr w:type="gramEnd"/>
-      <w:r>
-        <w:rPr>
-          <w:rFonts w:ascii="標楷體" w:eastAsia="標楷體" w:hAnsi="標楷體" w:hint="eastAsia"/>
-          <w:sz w:val="28"/>
-          <w:szCs w:val="28"/>
-        </w:rPr>
-        <w:t>(</w:t>
-      </w:r>
-      <w:proofErr w:type="gramStart"/>
-      <w:r>
-        <w:rPr>
-          <w:rFonts w:ascii="標楷體" w:eastAsia="標楷體" w:hAnsi="標楷體" w:hint="eastAsia"/>
-          <w:color w:val="FF0000"/>
-          <w:sz w:val="16"/>
-          <w:szCs w:val="16"/>
-        </w:rPr>
-        <w:t>ㄔㄚˋ</w:t>
-      </w:r>
-      <w:proofErr w:type="gramEnd"/>
-      <w:r>
-        <w:rPr>
-          <w:rFonts w:ascii="標楷體" w:eastAsia="標楷體" w:hAnsi="標楷體" w:hint="eastAsia"/>
-          <w:sz w:val="28"/>
-          <w:szCs w:val="28"/>
-        </w:rPr>
-        <w:t>)</w:t>
-      </w:r>
-      <w:r>
-        <w:rPr>
-          <w:rFonts w:ascii="標楷體" w:eastAsia="標楷體" w:hAnsi="標楷體" w:hint="eastAsia"/>
-          <w:sz w:val="28"/>
-          <w:szCs w:val="28"/>
-        </w:rPr>
-        <w:t>紫</w:t>
-      </w:r>
-      <w:proofErr w:type="gramStart"/>
-      <w:r>
-        <w:rPr>
-          <w:rFonts w:ascii="標楷體" w:eastAsia="標楷體" w:hAnsi="標楷體" w:hint="eastAsia"/>
-          <w:sz w:val="28"/>
-          <w:szCs w:val="28"/>
-        </w:rPr>
-        <w:t>嫣</w:t>
-      </w:r>
-      <w:proofErr w:type="gramEnd"/>
-      <w:r>
-        <w:rPr>
-          <w:rFonts w:ascii="標楷體" w:eastAsia="標楷體" w:hAnsi="標楷體" w:hint="eastAsia"/>
-          <w:sz w:val="28"/>
-          <w:szCs w:val="28"/>
-        </w:rPr>
-        <w:t>(</w:t>
-      </w:r>
-      <w:proofErr w:type="gramStart"/>
-      <w:r>
-        <w:rPr>
-          <w:rFonts w:ascii="標楷體" w:eastAsia="標楷體" w:hAnsi="標楷體" w:hint="eastAsia"/>
-          <w:color w:val="FF0000"/>
-          <w:sz w:val="16"/>
-          <w:szCs w:val="16"/>
-        </w:rPr>
-        <w:t>ㄧㄢ</w:t>
-      </w:r>
-      <w:proofErr w:type="gramEnd"/>
-      <w:r>
-        <w:rPr>
-          <w:rFonts w:ascii="標楷體" w:eastAsia="標楷體" w:hAnsi="標楷體" w:hint="eastAsia"/>
-          <w:sz w:val="28"/>
-          <w:szCs w:val="28"/>
-        </w:rPr>
-        <w:t>)</w:t>
-      </w:r>
-      <w:r>
-        <w:rPr>
-          <w:rFonts w:ascii="標楷體" w:eastAsia="標楷體" w:hAnsi="標楷體" w:hint="eastAsia"/>
-          <w:sz w:val="28"/>
-          <w:szCs w:val="28"/>
-        </w:rPr>
-        <w:t>紅</w:t>
-      </w:r>
-      <w:r>
-        <w:rPr>
-          <w:rFonts w:ascii="標楷體" w:eastAsia="標楷體" w:hAnsi="標楷體" w:hint="eastAsia"/>
-          <w:sz w:val="28"/>
-          <w:szCs w:val="28"/>
-        </w:rPr>
-        <w:t>(</w:t>
-      </w:r>
-      <w:r>
-        <w:rPr>
-          <w:rFonts w:ascii="標楷體" w:eastAsia="標楷體" w:hAnsi="標楷體" w:hint="eastAsia"/>
-          <w:sz w:val="28"/>
-          <w:szCs w:val="28"/>
-        </w:rPr>
-        <w:t>形容花開得鮮豔嬌美。</w:t>
-      </w:r>
-      <w:r>
-        <w:rPr>
-          <w:rFonts w:ascii="標楷體" w:eastAsia="標楷體" w:hAnsi="標楷體" w:hint="eastAsia"/>
-          <w:sz w:val="28"/>
-          <w:szCs w:val="28"/>
-        </w:rPr>
-        <w:t>)</w:t>
-      </w:r>
-      <w:r>
-        <w:rPr>
-          <w:rFonts w:ascii="標楷體" w:eastAsia="標楷體" w:hAnsi="標楷體" w:hint="eastAsia"/>
-          <w:sz w:val="28"/>
-          <w:szCs w:val="28"/>
-        </w:rPr>
-        <w:t>。</w:t>
-      </w:r>
-      <w:r>
-        <w:rPr>
-          <w:rFonts w:ascii="標楷體" w:eastAsia="標楷體" w:hAnsi="標楷體" w:hint="eastAsia"/>
-          <w:sz w:val="28"/>
-          <w:szCs w:val="28"/>
-          <w:u w:val="single"/>
-        </w:rPr>
-        <w:t>宋</w:t>
-      </w:r>
-      <w:r>
-        <w:rPr>
-          <w:rFonts w:ascii="標楷體" w:eastAsia="標楷體" w:hAnsi="標楷體" w:hint="eastAsia"/>
-          <w:sz w:val="28"/>
-          <w:szCs w:val="28"/>
-        </w:rPr>
-        <w:t>人</w:t>
-      </w:r>
-      <w:r>
-        <w:rPr>
-          <w:rFonts w:ascii="標楷體" w:eastAsia="標楷體" w:hAnsi="標楷體" w:hint="eastAsia"/>
-          <w:sz w:val="28"/>
-          <w:szCs w:val="28"/>
-          <w:u w:val="single"/>
-        </w:rPr>
-        <w:t>郭茂倩</w:t>
-      </w:r>
-      <w:r>
-        <w:rPr>
-          <w:rFonts w:ascii="標楷體" w:eastAsia="標楷體" w:hAnsi="標楷體" w:hint="eastAsia"/>
-          <w:sz w:val="28"/>
-          <w:szCs w:val="28"/>
-        </w:rPr>
-        <w:t>編選的《樂府詩集》中，收入</w:t>
-      </w:r>
-      <w:r>
-        <w:rPr>
-          <w:rFonts w:ascii="標楷體" w:eastAsia="標楷體" w:hAnsi="標楷體" w:hint="eastAsia"/>
-          <w:sz w:val="28"/>
-          <w:szCs w:val="28"/>
-          <w:u w:val="single"/>
-        </w:rPr>
-        <w:t>吳</w:t>
-      </w:r>
-      <w:r>
-        <w:rPr>
-          <w:rFonts w:ascii="標楷體" w:eastAsia="標楷體" w:hAnsi="標楷體" w:hint="eastAsia"/>
-          <w:sz w:val="28"/>
-          <w:szCs w:val="28"/>
-        </w:rPr>
-        <w:t>聲歌曲四百多首。</w:t>
+        <w:t>唐代</w:t>
+      </w:r>
+      <w:r>
+        <w:rPr>
+          <w:rFonts w:ascii="標楷體" w:eastAsia="標楷體" w:hAnsi="標楷體" w:cs="新細明體"/>
+          <w:sz w:val="28"/>
+          <w:szCs w:val="28"/>
+        </w:rPr>
+        <w:t>文人常沿用此調填寫新詞。</w:t>
       </w:r>
     </w:p>
     <w:p>
@@ -1236,8 +214,9 @@
           <w:ilvl w:val="0"/>
           <w:numId w:val="11"/>
         </w:numPr>
-        <w:spacing w:line="440" w:lineRule="exact"/>
-        <w:ind w:leftChars="0" w:left="284" w:hanging="286"/>
+        <w:spacing w:line="480" w:lineRule="exact"/>
+        <w:ind w:leftChars="0" w:left="284" w:hanging="284"/>
+        <w:jc w:val="both"/>
         <w:rPr>
           <w:rFonts w:ascii="標楷體" w:eastAsia="標楷體" w:hAnsi="標楷體" w:cs="新細明體"/>
           <w:sz w:val="28"/>
@@ -1250,7 +229,15 @@
           <w:sz w:val="28"/>
           <w:szCs w:val="28"/>
         </w:rPr>
-        <w:t>吹不盡：吹不散。</w:t>
+        <w:t>吹不盡：</w:t>
+      </w:r>
+      <w:r>
+        <w:rPr>
+          <w:rFonts w:ascii="標楷體" w:eastAsia="標楷體" w:hAnsi="標楷體" w:cs="新細明體"/>
+          <w:sz w:val="28"/>
+          <w:szCs w:val="28"/>
+        </w:rPr>
+        <w:t>秋風陣陣吹拂，綿延不絕、沒有停歇的時候，象徵思婦心中對遠方丈夫的無盡思念與悲愁。</w:t>
       </w:r>
     </w:p>
     <w:p>
@@ -1260,35 +247,34 @@
           <w:ilvl w:val="0"/>
           <w:numId w:val="11"/>
         </w:numPr>
-        <w:spacing w:line="440" w:lineRule="exact"/>
-        <w:ind w:leftChars="0" w:left="284" w:hanging="286"/>
+        <w:spacing w:line="480" w:lineRule="exact"/>
+        <w:ind w:leftChars="0" w:left="284" w:hanging="284"/>
+        <w:jc w:val="both"/>
         <w:rPr>
           <w:rFonts w:ascii="標楷體" w:eastAsia="標楷體" w:hAnsi="標楷體" w:cs="新細明體"/>
           <w:sz w:val="28"/>
           <w:szCs w:val="28"/>
         </w:rPr>
       </w:pPr>
-      <w:proofErr w:type="gramStart"/>
       <w:r>
         <w:rPr>
           <w:rFonts w:ascii="標楷體" w:eastAsia="標楷體" w:hAnsi="標楷體" w:cs="新細明體" w:hint="eastAsia"/>
           <w:sz w:val="28"/>
           <w:szCs w:val="28"/>
         </w:rPr>
-        <w:t>玉關</w:t>
-      </w:r>
-      <w:proofErr w:type="gramEnd"/>
-      <w:r>
-        <w:rPr>
-          <w:rFonts w:ascii="標楷體" w:eastAsia="標楷體" w:hAnsi="標楷體" w:cs="新細明體" w:hint="eastAsia"/>
-          <w:sz w:val="28"/>
-          <w:szCs w:val="28"/>
-        </w:rPr>
-        <w:t>：</w:t>
-      </w:r>
-      <w:r>
-        <w:rPr>
-          <w:rFonts w:ascii="標楷體" w:eastAsia="標楷體" w:hAnsi="標楷體" w:cs="新細明體" w:hint="eastAsia"/>
+        <w:t>玉關：</w:t>
+      </w:r>
+      <w:r>
+        <w:rPr>
+          <w:rFonts w:ascii="標楷體" w:eastAsia="標楷體" w:hAnsi="標楷體" w:cs="新細明體"/>
+          <w:sz w:val="28"/>
+          <w:szCs w:val="28"/>
+        </w:rPr>
+        <w:t>即</w:t>
+      </w:r>
+      <w:r>
+        <w:rPr>
+          <w:rFonts w:ascii="標楷體" w:eastAsia="標楷體" w:hAnsi="標楷體" w:cs="新細明體"/>
           <w:sz w:val="28"/>
           <w:szCs w:val="28"/>
           <w:u w:val="single"/>
@@ -1297,11 +283,62 @@
       </w:r>
       <w:r>
         <w:rPr>
-          <w:rFonts w:ascii="標楷體" w:eastAsia="標楷體" w:hAnsi="標楷體" w:cs="新細明體" w:hint="eastAsia"/>
+          <w:rFonts w:ascii="標楷體" w:eastAsia="標楷體" w:hAnsi="標楷體" w:cs="新細明體"/>
           <w:sz w:val="28"/>
           <w:szCs w:val="28"/>
         </w:rPr>
         <w:t>。</w:t>
+      </w:r>
+      <w:r>
+        <w:rPr>
+          <w:rFonts w:ascii="標楷體" w:eastAsia="標楷體" w:hAnsi="標楷體" w:cs="新細明體"/>
+          <w:sz w:val="28"/>
+          <w:szCs w:val="28"/>
+          <w:u w:val="single"/>
+        </w:rPr>
+        <w:t>漢代</w:t>
+      </w:r>
+      <w:r>
+        <w:rPr>
+          <w:rFonts w:ascii="標楷體" w:eastAsia="標楷體" w:hAnsi="標楷體" w:cs="新細明體"/>
+          <w:sz w:val="28"/>
+          <w:szCs w:val="28"/>
+        </w:rPr>
+        <w:t>通往</w:t>
+      </w:r>
+      <w:r>
+        <w:rPr>
+          <w:rFonts w:ascii="標楷體" w:eastAsia="標楷體" w:hAnsi="標楷體" w:cs="新細明體"/>
+          <w:sz w:val="28"/>
+          <w:szCs w:val="28"/>
+          <w:u w:val="single"/>
+        </w:rPr>
+        <w:t>西域</w:t>
+      </w:r>
+      <w:r>
+        <w:rPr>
+          <w:rFonts w:ascii="標楷體" w:eastAsia="標楷體" w:hAnsi="標楷體" w:cs="新細明體"/>
+          <w:sz w:val="28"/>
+          <w:szCs w:val="28"/>
+        </w:rPr>
+        <w:t>的要道，</w:t>
+      </w:r>
+      <w:r>
+        <w:rPr>
+          <w:rFonts w:ascii="標楷體" w:eastAsia="標楷體" w:hAnsi="標楷體" w:cs="新細明體"/>
+          <w:sz w:val="28"/>
+          <w:szCs w:val="28"/>
+          <w:u w:val="single"/>
+        </w:rPr>
+        <w:t>唐</w:t>
+      </w:r>
+      <w:r>
+        <w:rPr>
+          <w:rFonts w:ascii="標楷體" w:eastAsia="標楷體" w:hAnsi="標楷體" w:cs="新細明體"/>
+          <w:sz w:val="28"/>
+          <w:szCs w:val="28"/>
+        </w:rPr>
+        <w:t>詩中常用來泛指邊塞、戰事頻繁的邊防之地。</w:t>
       </w:r>
     </w:p>
     <w:p>
@@ -1311,8 +348,9 @@
           <w:ilvl w:val="0"/>
           <w:numId w:val="11"/>
         </w:numPr>
-        <w:spacing w:line="440" w:lineRule="exact"/>
-        <w:ind w:leftChars="0" w:left="284" w:hanging="286"/>
+        <w:spacing w:line="480" w:lineRule="exact"/>
+        <w:ind w:leftChars="0" w:left="284" w:hanging="284"/>
+        <w:jc w:val="both"/>
         <w:rPr>
           <w:rFonts w:ascii="標楷體" w:eastAsia="標楷體" w:hAnsi="標楷體" w:cs="新細明體"/>
           <w:sz w:val="28"/>
@@ -1325,7 +363,15 @@
           <w:sz w:val="28"/>
           <w:szCs w:val="28"/>
         </w:rPr>
-        <w:t>平胡虜：平定侵擾邊境的敵人。</w:t>
+        <w:t>平胡虜：</w:t>
+      </w:r>
+      <w:r>
+        <w:rPr>
+          <w:rFonts w:ascii="標楷體" w:eastAsia="標楷體" w:hAnsi="標楷體" w:cs="新細明體"/>
+          <w:sz w:val="28"/>
+          <w:szCs w:val="28"/>
+        </w:rPr>
+        <w:t>平定外族的侵擾。「胡虜」為古代對北方或西方遊牧民族的稱呼。</w:t>
       </w:r>
     </w:p>
     <w:p>
@@ -1335,8 +381,9 @@
           <w:ilvl w:val="0"/>
           <w:numId w:val="11"/>
         </w:numPr>
-        <w:spacing w:line="440" w:lineRule="exact"/>
-        <w:ind w:leftChars="0" w:left="284" w:hanging="286"/>
+        <w:spacing w:line="480" w:lineRule="exact"/>
+        <w:ind w:leftChars="0" w:left="284" w:hanging="284"/>
+        <w:jc w:val="both"/>
         <w:rPr>
           <w:rFonts w:ascii="標楷體" w:eastAsia="標楷體" w:hAnsi="標楷體" w:cs="新細明體"/>
           <w:sz w:val="28"/>
@@ -1349,23 +396,15 @@
           <w:sz w:val="28"/>
           <w:szCs w:val="28"/>
         </w:rPr>
-        <w:t>良人：指駐守邊地的</w:t>
-      </w:r>
-      <w:r>
-        <w:rPr>
-          <w:rFonts w:ascii="標楷體" w:eastAsia="標楷體" w:hAnsi="標楷體" w:cs="新細明體" w:hint="eastAsia"/>
-          <w:sz w:val="28"/>
-          <w:szCs w:val="28"/>
-        </w:rPr>
-        <w:t>丈夫</w:t>
-      </w:r>
-      <w:r>
-        <w:rPr>
-          <w:rFonts w:ascii="標楷體" w:eastAsia="標楷體" w:hAnsi="標楷體" w:cs="新細明體" w:hint="eastAsia"/>
-          <w:sz w:val="28"/>
-          <w:szCs w:val="28"/>
-        </w:rPr>
-        <w:t>。</w:t>
+        <w:t>良人：</w:t>
+      </w:r>
+      <w:r>
+        <w:rPr>
+          <w:rFonts w:ascii="標楷體" w:eastAsia="標楷體" w:hAnsi="標楷體" w:cs="新細明體"/>
+          <w:sz w:val="28"/>
+          <w:szCs w:val="28"/>
+        </w:rPr>
+        <w:t>古代妻子對丈夫的稱呼。</w:t>
       </w:r>
     </w:p>
     <w:p>
@@ -1375,8 +414,9 @@
           <w:ilvl w:val="0"/>
           <w:numId w:val="11"/>
         </w:numPr>
-        <w:spacing w:line="440" w:lineRule="exact"/>
-        <w:ind w:leftChars="0" w:left="284" w:hanging="286"/>
+        <w:spacing w:line="480" w:lineRule="exact"/>
+        <w:ind w:leftChars="0" w:left="284" w:hanging="284"/>
+        <w:jc w:val="both"/>
         <w:rPr>
           <w:rFonts w:ascii="標楷體" w:eastAsia="標楷體" w:hAnsi="標楷體" w:cs="新細明體"/>
           <w:sz w:val="28"/>
@@ -1389,7 +429,15 @@
           <w:sz w:val="28"/>
           <w:szCs w:val="28"/>
         </w:rPr>
-        <w:t>罷：結束。</w:t>
+        <w:t>罷：</w:t>
+      </w:r>
+      <w:r>
+        <w:rPr>
+          <w:rFonts w:ascii="標楷體" w:eastAsia="標楷體" w:hAnsi="標楷體" w:cs="新細明體"/>
+          <w:sz w:val="28"/>
+          <w:szCs w:val="28"/>
+        </w:rPr>
+        <w:t>停止、結束。在此指結束戰爭、解除遠征。</w:t>
       </w:r>
     </w:p>
     <w:p>
@@ -1399,15 +447,16 @@
           <w:ilvl w:val="0"/>
           <w:numId w:val="11"/>
         </w:numPr>
-        <w:spacing w:line="440" w:lineRule="exact"/>
-        <w:ind w:leftChars="0" w:left="284" w:hanging="286"/>
+        <w:spacing w:line="480" w:lineRule="exact"/>
+        <w:ind w:leftChars="0" w:left="284" w:hanging="284"/>
+        <w:jc w:val="both"/>
         <w:rPr>
           <w:rFonts w:ascii="標楷體" w:eastAsia="標楷體" w:hAnsi="標楷體" w:cs="新細明體"/>
           <w:sz w:val="28"/>
           <w:szCs w:val="28"/>
         </w:rPr>
       </w:pPr>
-      <w:hyperlink r:id="rId8" w:history="1">
+      <w:hyperlink r:id="rId7" w:history="1">
         <w:r>
           <w:rPr>
             <w:rStyle w:val="a7"/>
@@ -1430,7 +479,6 @@
           </w:rPr>
           <w:t>(</w:t>
         </w:r>
-        <w:proofErr w:type="gramStart"/>
         <w:r>
           <w:rPr>
             <w:rStyle w:val="a7"/>
@@ -1442,7 +490,6 @@
           </w:rPr>
           <w:t>ㄉㄠˇ</w:t>
         </w:r>
-        <w:proofErr w:type="gramEnd"/>
         <w:r>
           <w:rPr>
             <w:rStyle w:val="a7"/>
@@ -1476,44 +523,32 @@
       </w:r>
       <w:r>
         <w:rPr>
+          <w:rFonts w:ascii="標楷體" w:eastAsia="標楷體" w:hAnsi="標楷體" w:cs="新細明體"/>
+          <w:sz w:val="28"/>
+          <w:szCs w:val="28"/>
+        </w:rPr>
+        <w:t>古代婦女將洗好的衣服放在石砧</w:t>
+      </w:r>
+      <w:r>
+        <w:rPr>
           <w:rFonts w:ascii="標楷體" w:eastAsia="標楷體" w:hAnsi="標楷體" w:cs="新細明體" w:hint="eastAsia"/>
           <w:sz w:val="28"/>
           <w:szCs w:val="28"/>
         </w:rPr>
-        <w:t>洗衣時將衣服放在</w:t>
-      </w:r>
-      <w:proofErr w:type="gramStart"/>
+        <w:t>(</w:t>
+      </w:r>
       <w:r>
         <w:rPr>
           <w:rFonts w:ascii="標楷體" w:eastAsia="標楷體" w:hAnsi="標楷體" w:cs="新細明體" w:hint="eastAsia"/>
-          <w:sz w:val="28"/>
-          <w:szCs w:val="28"/>
-        </w:rPr>
-        <w:t>砧</w:t>
-      </w:r>
-      <w:proofErr w:type="gramEnd"/>
-      <w:r>
-        <w:rPr>
-          <w:rFonts w:ascii="標楷體" w:eastAsia="標楷體" w:hAnsi="標楷體" w:hint="eastAsia"/>
-          <w:sz w:val="28"/>
-          <w:szCs w:val="28"/>
-        </w:rPr>
-        <w:t>(</w:t>
-      </w:r>
-      <w:proofErr w:type="gramStart"/>
-      <w:r>
-        <w:rPr>
-          <w:rFonts w:ascii="標楷體" w:eastAsia="標楷體" w:hAnsi="標楷體" w:hint="eastAsia"/>
-          <w:color w:val="FF0000"/>
+          <w:color w:val="EE0000"/>
           <w:sz w:val="16"/>
           <w:szCs w:val="16"/>
         </w:rPr>
         <w:t>ㄓㄣ</w:t>
       </w:r>
-      <w:proofErr w:type="gramEnd"/>
-      <w:r>
-        <w:rPr>
-          <w:rFonts w:ascii="標楷體" w:eastAsia="標楷體" w:hAnsi="標楷體" w:hint="eastAsia"/>
+      <w:r>
+        <w:rPr>
+          <w:rFonts w:ascii="標楷體" w:eastAsia="標楷體" w:hAnsi="標楷體" w:cs="新細明體" w:hint="eastAsia"/>
           <w:sz w:val="28"/>
           <w:szCs w:val="28"/>
         </w:rPr>
@@ -1521,11 +556,11 @@
       </w:r>
       <w:r>
         <w:rPr>
-          <w:rFonts w:ascii="標楷體" w:eastAsia="標楷體" w:hAnsi="標楷體" w:cs="新細明體" w:hint="eastAsia"/>
-          <w:sz w:val="28"/>
-          <w:szCs w:val="28"/>
-        </w:rPr>
-        <w:t>石上用木棒捶打。</w:t>
+          <w:rFonts w:ascii="標楷體" w:eastAsia="標楷體" w:hAnsi="標楷體" w:cs="新細明體"/>
+          <w:sz w:val="28"/>
+          <w:szCs w:val="28"/>
+        </w:rPr>
+        <w:t>上，用木杵捶擊、揉洗，使其平軟以便裁製寒衣。秋天時，家家戶戶趕製邊塞丈夫的冬衣，因此「萬戶搗衣聲」也是思婦秋思的象徵。</w:t>
       </w:r>
     </w:p>
     <w:p>
@@ -1549,9 +584,10 @@
     </w:p>
     <w:p>
       <w:pPr>
-        <w:spacing w:line="440" w:lineRule="exact"/>
-        <w:rPr>
-          <w:rFonts w:ascii="標楷體" w:eastAsia="標楷體" w:hAnsi="標楷體" w:hint="eastAsia"/>
+        <w:spacing w:line="480" w:lineRule="exact"/>
+        <w:jc w:val="both"/>
+        <w:rPr>
+          <w:rFonts w:ascii="標楷體" w:eastAsia="標楷體" w:hAnsi="標楷體"/>
           <w:spacing w:val="-6"/>
           <w:sz w:val="28"/>
           <w:szCs w:val="28"/>
@@ -1590,25 +626,7 @@
           <w:sz w:val="28"/>
           <w:szCs w:val="28"/>
         </w:rPr>
-        <w:t>秋風不停地吹，卻吹不走擣衣婦心頭</w:t>
-      </w:r>
-      <w:proofErr w:type="gramStart"/>
-      <w:r>
-        <w:rPr>
-          <w:rFonts w:ascii="標楷體" w:eastAsia="標楷體" w:hAnsi="標楷體" w:hint="eastAsia"/>
-          <w:sz w:val="28"/>
-          <w:szCs w:val="28"/>
-        </w:rPr>
-        <w:t>對征夫</w:t>
-      </w:r>
-      <w:proofErr w:type="gramEnd"/>
-      <w:r>
-        <w:rPr>
-          <w:rFonts w:ascii="標楷體" w:eastAsia="標楷體" w:hAnsi="標楷體" w:hint="eastAsia"/>
-          <w:sz w:val="28"/>
-          <w:szCs w:val="28"/>
-        </w:rPr>
-        <w:t>的思念，反而更加深她們對丈夫的惦記</w:t>
+        <w:t>秋風不停地吹，卻吹不走擣衣婦心頭對征夫的思念，反而更加深她們對丈夫的惦記</w:t>
       </w:r>
       <w:r>
         <w:rPr>
@@ -1666,10 +684,10 @@
     </w:p>
     <w:p>
       <w:pPr>
-        <w:spacing w:line="440" w:lineRule="exact"/>
+        <w:spacing w:line="480" w:lineRule="exact"/>
         <w:jc w:val="both"/>
         <w:rPr>
-          <w:rFonts w:ascii="標楷體" w:eastAsia="標楷體" w:hAnsi="標楷體" w:hint="eastAsia"/>
+          <w:rFonts w:ascii="標楷體" w:eastAsia="標楷體" w:hAnsi="標楷體"/>
           <w:sz w:val="28"/>
           <w:szCs w:val="28"/>
         </w:rPr>
@@ -1705,43 +723,7 @@
           <w:sz w:val="28"/>
           <w:szCs w:val="28"/>
         </w:rPr>
-        <w:t>以樂府舊題創作</w:t>
-      </w:r>
-      <w:proofErr w:type="gramStart"/>
-      <w:r>
-        <w:rPr>
-          <w:rFonts w:ascii="標楷體" w:eastAsia="標楷體" w:hAnsi="標楷體" w:hint="eastAsia"/>
-          <w:sz w:val="28"/>
-          <w:szCs w:val="28"/>
-        </w:rPr>
-        <w:t>的組詩之一</w:t>
-      </w:r>
-      <w:proofErr w:type="gramEnd"/>
-      <w:r>
-        <w:rPr>
-          <w:rFonts w:ascii="標楷體" w:eastAsia="標楷體" w:hAnsi="標楷體" w:hint="eastAsia"/>
-          <w:sz w:val="28"/>
-          <w:szCs w:val="28"/>
-        </w:rPr>
-        <w:t>。</w:t>
-      </w:r>
-      <w:proofErr w:type="gramStart"/>
-      <w:r>
-        <w:rPr>
-          <w:rFonts w:ascii="標楷體" w:eastAsia="標楷體" w:hAnsi="標楷體" w:hint="eastAsia"/>
-          <w:sz w:val="28"/>
-          <w:szCs w:val="28"/>
-        </w:rPr>
-        <w:t>全詩僅六句三</w:t>
-      </w:r>
-      <w:proofErr w:type="gramEnd"/>
-      <w:r>
-        <w:rPr>
-          <w:rFonts w:ascii="標楷體" w:eastAsia="標楷體" w:hAnsi="標楷體" w:hint="eastAsia"/>
-          <w:sz w:val="28"/>
-          <w:szCs w:val="28"/>
-        </w:rPr>
-        <w:t>十字，卻展現了極大的</w:t>
+        <w:t>以樂府舊題創作的組詩之一。全詩僅六句三十字，卻展現了極大的</w:t>
       </w:r>
       <w:r>
         <w:rPr>
@@ -1764,10 +746,10 @@
     </w:p>
     <w:p>
       <w:pPr>
-        <w:spacing w:line="440" w:lineRule="exact"/>
+        <w:spacing w:line="480" w:lineRule="exact"/>
         <w:jc w:val="both"/>
         <w:rPr>
-          <w:rFonts w:ascii="標楷體" w:eastAsia="標楷體" w:hAnsi="標楷體" w:hint="eastAsia"/>
+          <w:rFonts w:ascii="標楷體" w:eastAsia="標楷體" w:hAnsi="標楷體"/>
           <w:sz w:val="28"/>
           <w:szCs w:val="28"/>
         </w:rPr>
@@ -1786,34 +768,7 @@
           <w:sz w:val="28"/>
           <w:szCs w:val="28"/>
         </w:rPr>
-        <w:t>詩的開頭「長安一片月」與「總是</w:t>
-      </w:r>
-      <w:proofErr w:type="gramStart"/>
-      <w:r>
-        <w:rPr>
-          <w:rFonts w:ascii="標楷體" w:eastAsia="標楷體" w:hAnsi="標楷體" w:hint="eastAsia"/>
-          <w:sz w:val="28"/>
-          <w:szCs w:val="28"/>
-        </w:rPr>
-        <w:t>玉關情</w:t>
-      </w:r>
-      <w:proofErr w:type="gramEnd"/>
-      <w:r>
-        <w:rPr>
-          <w:rFonts w:ascii="標楷體" w:eastAsia="標楷體" w:hAnsi="標楷體" w:hint="eastAsia"/>
-          <w:sz w:val="28"/>
-          <w:szCs w:val="28"/>
-        </w:rPr>
-        <w:t>」，構建了一個跨越千里的空間感。月亮是古詩中思鄉的共同媒介，而「一片」二字將月色寫得飽滿、無所不在，籠罩著整</w:t>
-      </w:r>
-      <w:r>
-        <w:rPr>
-          <w:rFonts w:ascii="標楷體" w:eastAsia="標楷體" w:hAnsi="標楷體" w:hint="eastAsia"/>
-          <w:sz w:val="28"/>
-          <w:szCs w:val="28"/>
-        </w:rPr>
-        <w:lastRenderedPageBreak/>
-        <w:t>座京城。這皎潔的月光不僅照在</w:t>
+        <w:t>詩的開頭「長安一片月」與「總是玉關情」，構建了一個跨越千里的空間感。月亮是古詩中思鄉的共同媒介，而「一片」二字將月色寫得飽滿、無所不在，籠罩著整座京城。這皎潔的月光不僅照在</w:t>
       </w:r>
       <w:r>
         <w:rPr>
@@ -1870,10 +825,10 @@
     </w:p>
     <w:p>
       <w:pPr>
-        <w:spacing w:line="440" w:lineRule="exact"/>
+        <w:spacing w:line="480" w:lineRule="exact"/>
         <w:jc w:val="both"/>
         <w:rPr>
-          <w:rFonts w:ascii="標楷體" w:eastAsia="標楷體" w:hAnsi="標楷體" w:hint="eastAsia"/>
+          <w:rFonts w:ascii="標楷體" w:eastAsia="標楷體" w:hAnsi="標楷體"/>
           <w:sz w:val="28"/>
           <w:szCs w:val="28"/>
         </w:rPr>
@@ -1892,43 +847,7 @@
           <w:sz w:val="28"/>
           <w:szCs w:val="28"/>
         </w:rPr>
-        <w:t>第二句「萬戶</w:t>
-      </w:r>
-      <w:proofErr w:type="gramStart"/>
-      <w:r>
-        <w:rPr>
-          <w:rFonts w:ascii="標楷體" w:eastAsia="標楷體" w:hAnsi="標楷體" w:hint="eastAsia"/>
-          <w:sz w:val="28"/>
-          <w:szCs w:val="28"/>
-        </w:rPr>
-        <w:t>搗衣聲</w:t>
-      </w:r>
-      <w:proofErr w:type="gramEnd"/>
-      <w:r>
-        <w:rPr>
-          <w:rFonts w:ascii="標楷體" w:eastAsia="標楷體" w:hAnsi="標楷體" w:hint="eastAsia"/>
-          <w:sz w:val="28"/>
-          <w:szCs w:val="28"/>
-        </w:rPr>
-        <w:t>」</w:t>
-      </w:r>
-      <w:proofErr w:type="gramStart"/>
-      <w:r>
-        <w:rPr>
-          <w:rFonts w:ascii="標楷體" w:eastAsia="標楷體" w:hAnsi="標楷體" w:hint="eastAsia"/>
-          <w:sz w:val="28"/>
-          <w:szCs w:val="28"/>
-        </w:rPr>
-        <w:t>是全詩的</w:t>
-      </w:r>
-      <w:proofErr w:type="gramEnd"/>
-      <w:r>
-        <w:rPr>
-          <w:rFonts w:ascii="標楷體" w:eastAsia="標楷體" w:hAnsi="標楷體" w:hint="eastAsia"/>
-          <w:sz w:val="28"/>
-          <w:szCs w:val="28"/>
-        </w:rPr>
-        <w:t>靈魂。在古代，婦女為了給遠征的丈夫寄送禦寒冬衣，必須先在</w:t>
+        <w:t>第二句「萬戶搗衣聲」是全詩的靈魂。在古代，婦女為了給遠征的丈夫寄送禦寒冬衣，必須先在</w:t>
       </w:r>
       <w:r>
         <w:rPr>
@@ -1938,9 +857,53 @@
           <w:sz w:val="28"/>
           <w:szCs w:val="28"/>
         </w:rPr>
-        <w:t>石</w:t>
-      </w:r>
-      <w:proofErr w:type="gramStart"/>
+        <w:t>石砧</w:t>
+      </w:r>
+      <w:r>
+        <w:rPr>
+          <w:rFonts w:ascii="標楷體" w:eastAsia="標楷體" w:hAnsi="標楷體" w:hint="eastAsia"/>
+          <w:sz w:val="28"/>
+          <w:szCs w:val="28"/>
+        </w:rPr>
+        <w:t>上搗平織物。這此起彼伏的搗衣聲，在寂靜的秋夜顯得格外沉重且憂傷。</w:t>
+      </w:r>
+    </w:p>
+    <w:p>
+      <w:pPr>
+        <w:spacing w:line="480" w:lineRule="exact"/>
+        <w:jc w:val="both"/>
+        <w:rPr>
+          <w:rFonts w:ascii="標楷體" w:eastAsia="標楷體" w:hAnsi="標楷體"/>
+          <w:sz w:val="28"/>
+          <w:szCs w:val="28"/>
+        </w:rPr>
+      </w:pPr>
+      <w:r>
+        <w:rPr>
+          <w:rFonts w:ascii="標楷體" w:eastAsia="標楷體" w:hAnsi="標楷體" w:hint="eastAsia"/>
+          <w:sz w:val="28"/>
+          <w:szCs w:val="28"/>
+        </w:rPr>
+        <w:lastRenderedPageBreak/>
+        <w:t xml:space="preserve">　　</w:t>
+      </w:r>
+      <w:r>
+        <w:rPr>
+          <w:rFonts w:ascii="標楷體" w:eastAsia="標楷體" w:hAnsi="標楷體" w:hint="eastAsia"/>
+          <w:sz w:val="28"/>
+          <w:szCs w:val="28"/>
+          <w:u w:val="single"/>
+        </w:rPr>
+        <w:t>李白</w:t>
+      </w:r>
+      <w:r>
+        <w:rPr>
+          <w:rFonts w:ascii="標楷體" w:eastAsia="標楷體" w:hAnsi="標楷體" w:hint="eastAsia"/>
+          <w:sz w:val="28"/>
+          <w:szCs w:val="28"/>
+        </w:rPr>
+        <w:t>進一步發揮想像力，寫道「秋風吹不盡，總是玉關情」。秋風本是自然之物，但在思婦耳中，這</w:t>
+      </w:r>
       <w:r>
         <w:rPr>
           <w:rFonts w:ascii="標楷體" w:eastAsia="標楷體" w:hAnsi="標楷體" w:hint="eastAsia"/>
@@ -1949,50 +912,58 @@
           <w:sz w:val="28"/>
           <w:szCs w:val="28"/>
         </w:rPr>
-        <w:t>砧</w:t>
-      </w:r>
-      <w:r>
-        <w:rPr>
-          <w:rFonts w:ascii="標楷體" w:eastAsia="標楷體" w:hAnsi="標楷體" w:hint="eastAsia"/>
-          <w:sz w:val="28"/>
-          <w:szCs w:val="28"/>
-        </w:rPr>
-        <w:t>上搗平</w:t>
-      </w:r>
-      <w:proofErr w:type="gramEnd"/>
-      <w:r>
-        <w:rPr>
-          <w:rFonts w:ascii="標楷體" w:eastAsia="標楷體" w:hAnsi="標楷體" w:hint="eastAsia"/>
-          <w:sz w:val="28"/>
-          <w:szCs w:val="28"/>
-        </w:rPr>
-        <w:t>織物。這此起彼伏</w:t>
-      </w:r>
-      <w:proofErr w:type="gramStart"/>
-      <w:r>
-        <w:rPr>
-          <w:rFonts w:ascii="標楷體" w:eastAsia="標楷體" w:hAnsi="標楷體" w:hint="eastAsia"/>
-          <w:sz w:val="28"/>
-          <w:szCs w:val="28"/>
-        </w:rPr>
-        <w:t>的搗衣聲</w:t>
-      </w:r>
-      <w:proofErr w:type="gramEnd"/>
-      <w:r>
-        <w:rPr>
-          <w:rFonts w:ascii="標楷體" w:eastAsia="標楷體" w:hAnsi="標楷體" w:hint="eastAsia"/>
-          <w:sz w:val="28"/>
-          <w:szCs w:val="28"/>
-        </w:rPr>
-        <w:t>，在寂靜的秋夜顯得格外沉重且憂傷。</w:t>
+        <w:t>蕭瑟</w:t>
+      </w:r>
+      <w:r>
+        <w:rPr>
+          <w:rFonts w:ascii="標楷體" w:eastAsia="標楷體" w:hAnsi="標楷體" w:hint="eastAsia"/>
+          <w:sz w:val="28"/>
+          <w:szCs w:val="28"/>
+        </w:rPr>
+        <w:t>的風聲與不間斷的搗衣聲交織在一起，成了化不開的情思。即便秋風再大，也吹不散那份厚重的掛念。這裡「吹不盡」的虛實結合，將抽象的感情具象化，讓讀者彷彿聽見了那</w:t>
+      </w:r>
+      <w:r>
+        <w:rPr>
+          <w:rFonts w:ascii="標楷體" w:eastAsia="標楷體" w:hAnsi="標楷體" w:hint="eastAsia"/>
+          <w:b/>
+          <w:bCs/>
+          <w:sz w:val="28"/>
+          <w:szCs w:val="28"/>
+        </w:rPr>
+        <w:t>迴盪</w:t>
+      </w:r>
+      <w:r>
+        <w:rPr>
+          <w:rFonts w:ascii="標楷體" w:eastAsia="標楷體" w:hAnsi="標楷體" w:hint="eastAsia"/>
+          <w:sz w:val="28"/>
+          <w:szCs w:val="28"/>
+        </w:rPr>
+        <w:t>在</w:t>
+      </w:r>
+      <w:r>
+        <w:rPr>
+          <w:rFonts w:ascii="標楷體" w:eastAsia="標楷體" w:hAnsi="標楷體" w:hint="eastAsia"/>
+          <w:sz w:val="28"/>
+          <w:szCs w:val="28"/>
+          <w:u w:val="single"/>
+        </w:rPr>
+        <w:t>長安</w:t>
+      </w:r>
+      <w:r>
+        <w:rPr>
+          <w:rFonts w:ascii="標楷體" w:eastAsia="標楷體" w:hAnsi="標楷體" w:hint="eastAsia"/>
+          <w:sz w:val="28"/>
+          <w:szCs w:val="28"/>
+        </w:rPr>
+        <w:t>上空、久久不散的哀愁。</w:t>
       </w:r>
     </w:p>
     <w:p>
       <w:pPr>
-        <w:spacing w:line="440" w:lineRule="exact"/>
+        <w:spacing w:line="480" w:lineRule="exact"/>
         <w:jc w:val="both"/>
         <w:rPr>
-          <w:rFonts w:ascii="標楷體" w:eastAsia="標楷體" w:hAnsi="標楷體" w:hint="eastAsia"/>
+          <w:rFonts w:ascii="標楷體" w:eastAsia="標楷體" w:hAnsi="標楷體"/>
           <w:sz w:val="28"/>
           <w:szCs w:val="28"/>
         </w:rPr>
@@ -2010,53 +981,71 @@
           <w:rFonts w:ascii="標楷體" w:eastAsia="標楷體" w:hAnsi="標楷體" w:hint="eastAsia"/>
           <w:sz w:val="28"/>
           <w:szCs w:val="28"/>
+        </w:rPr>
+        <w:t>最後兩句「何日平胡虜，良人罷遠征」將全詩的境界推向高峰。這不僅僅是女性對丈夫的私人渴求，更反映了</w:t>
+      </w:r>
+      <w:r>
+        <w:rPr>
+          <w:rFonts w:ascii="標楷體" w:eastAsia="標楷體" w:hAnsi="標楷體" w:hint="eastAsia"/>
+          <w:sz w:val="28"/>
+          <w:szCs w:val="28"/>
           <w:u w:val="single"/>
         </w:rPr>
-        <w:t>李白</w:t>
-      </w:r>
-      <w:r>
-        <w:rPr>
-          <w:rFonts w:ascii="標楷體" w:eastAsia="標楷體" w:hAnsi="標楷體" w:hint="eastAsia"/>
-          <w:sz w:val="28"/>
-          <w:szCs w:val="28"/>
-        </w:rPr>
-        <w:t>進一步發揮想像力，寫道「秋風吹不盡，總是</w:t>
-      </w:r>
-      <w:proofErr w:type="gramStart"/>
-      <w:r>
-        <w:rPr>
-          <w:rFonts w:ascii="標楷體" w:eastAsia="標楷體" w:hAnsi="標楷體" w:hint="eastAsia"/>
-          <w:sz w:val="28"/>
-          <w:szCs w:val="28"/>
-        </w:rPr>
-        <w:t>玉關情</w:t>
-      </w:r>
-      <w:proofErr w:type="gramEnd"/>
-      <w:r>
-        <w:rPr>
-          <w:rFonts w:ascii="標楷體" w:eastAsia="標楷體" w:hAnsi="標楷體" w:hint="eastAsia"/>
-          <w:sz w:val="28"/>
-          <w:szCs w:val="28"/>
-        </w:rPr>
-        <w:t>」。秋風本是自然之物，但在</w:t>
-      </w:r>
-      <w:proofErr w:type="gramStart"/>
-      <w:r>
-        <w:rPr>
-          <w:rFonts w:ascii="標楷體" w:eastAsia="標楷體" w:hAnsi="標楷體" w:hint="eastAsia"/>
-          <w:sz w:val="28"/>
-          <w:szCs w:val="28"/>
-        </w:rPr>
-        <w:t>思婦耳</w:t>
-      </w:r>
-      <w:proofErr w:type="gramEnd"/>
-      <w:r>
-        <w:rPr>
-          <w:rFonts w:ascii="標楷體" w:eastAsia="標楷體" w:hAnsi="標楷體" w:hint="eastAsia"/>
-          <w:sz w:val="28"/>
-          <w:szCs w:val="28"/>
-        </w:rPr>
-        <w:t>中，這</w:t>
+        <w:t>唐代</w:t>
+      </w:r>
+      <w:r>
+        <w:rPr>
+          <w:rFonts w:ascii="標楷體" w:eastAsia="標楷體" w:hAnsi="標楷體" w:hint="eastAsia"/>
+          <w:sz w:val="28"/>
+          <w:szCs w:val="28"/>
+        </w:rPr>
+        <w:t>社會對於長期戰爭的厭倦與對和平的嚮往。</w:t>
+      </w:r>
+    </w:p>
+    <w:p>
+      <w:pPr>
+        <w:spacing w:line="480" w:lineRule="exact"/>
+        <w:jc w:val="both"/>
+        <w:rPr>
+          <w:rFonts w:ascii="標楷體" w:eastAsia="標楷體" w:hAnsi="標楷體"/>
+          <w:sz w:val="28"/>
+          <w:szCs w:val="28"/>
+        </w:rPr>
+      </w:pPr>
+      <w:r>
+        <w:rPr>
+          <w:rFonts w:ascii="標楷體" w:eastAsia="標楷體" w:hAnsi="標楷體" w:hint="eastAsia"/>
+          <w:sz w:val="28"/>
+          <w:szCs w:val="28"/>
+        </w:rPr>
+        <w:t>「良人」是古代女子對丈夫的愛稱，一個「罷」字，寫盡了對戰爭止息、家人團聚的極度渴望。李白在這裡展現了詩人的大氣：他沒有停留在悲戚的哭泣，而是大膽提出「平胡虜」的政治訴求，認為只有國境安寧，才能有個人的家庭幸福。</w:t>
+      </w:r>
+    </w:p>
+    <w:p>
+      <w:pPr>
+        <w:spacing w:line="480" w:lineRule="exact"/>
+        <w:jc w:val="both"/>
+        <w:rPr>
+          <w:rFonts w:ascii="標楷體" w:eastAsia="標楷體" w:hAnsi="標楷體"/>
+          <w:sz w:val="28"/>
+          <w:szCs w:val="28"/>
+        </w:rPr>
+      </w:pPr>
+      <w:r>
+        <w:rPr>
+          <w:rFonts w:ascii="標楷體" w:eastAsia="標楷體" w:hAnsi="標楷體" w:hint="eastAsia"/>
+          <w:sz w:val="28"/>
+          <w:szCs w:val="28"/>
+        </w:rPr>
+        <w:t xml:space="preserve">　　</w:t>
+      </w:r>
+      <w:r>
+        <w:rPr>
+          <w:rFonts w:ascii="標楷體" w:eastAsia="標楷體" w:hAnsi="標楷體" w:hint="eastAsia"/>
+          <w:sz w:val="28"/>
+          <w:szCs w:val="28"/>
+        </w:rPr>
+        <w:t>這首詩結構嚴謹，前四句寫景、寫聲，為情感的爆發做足了</w:t>
       </w:r>
       <w:r>
         <w:rPr>
@@ -2066,89 +1055,33 @@
           <w:sz w:val="28"/>
           <w:szCs w:val="28"/>
         </w:rPr>
-        <w:t>蕭瑟</w:t>
-      </w:r>
-      <w:r>
-        <w:rPr>
-          <w:rFonts w:ascii="標楷體" w:eastAsia="標楷體" w:hAnsi="標楷體" w:hint="eastAsia"/>
-          <w:sz w:val="28"/>
-          <w:szCs w:val="28"/>
-        </w:rPr>
-        <w:t>的風聲與不間斷</w:t>
-      </w:r>
-      <w:proofErr w:type="gramStart"/>
-      <w:r>
-        <w:rPr>
-          <w:rFonts w:ascii="標楷體" w:eastAsia="標楷體" w:hAnsi="標楷體" w:hint="eastAsia"/>
-          <w:sz w:val="28"/>
-          <w:szCs w:val="28"/>
-        </w:rPr>
-        <w:t>的搗衣聲</w:t>
-      </w:r>
-      <w:proofErr w:type="gramEnd"/>
-      <w:r>
-        <w:rPr>
-          <w:rFonts w:ascii="標楷體" w:eastAsia="標楷體" w:hAnsi="標楷體" w:hint="eastAsia"/>
-          <w:sz w:val="28"/>
-          <w:szCs w:val="28"/>
-        </w:rPr>
-        <w:t>交織在一起，</w:t>
-      </w:r>
-      <w:proofErr w:type="gramStart"/>
-      <w:r>
-        <w:rPr>
-          <w:rFonts w:ascii="標楷體" w:eastAsia="標楷體" w:hAnsi="標楷體" w:hint="eastAsia"/>
-          <w:sz w:val="28"/>
-          <w:szCs w:val="28"/>
-        </w:rPr>
-        <w:t>成了化不</w:t>
-      </w:r>
-      <w:proofErr w:type="gramEnd"/>
-      <w:r>
-        <w:rPr>
-          <w:rFonts w:ascii="標楷體" w:eastAsia="標楷體" w:hAnsi="標楷體" w:hint="eastAsia"/>
-          <w:sz w:val="28"/>
-          <w:szCs w:val="28"/>
-        </w:rPr>
-        <w:t>開的情思。即便秋風再大，也吹</w:t>
-      </w:r>
-      <w:proofErr w:type="gramStart"/>
-      <w:r>
-        <w:rPr>
-          <w:rFonts w:ascii="標楷體" w:eastAsia="標楷體" w:hAnsi="標楷體" w:hint="eastAsia"/>
-          <w:sz w:val="28"/>
-          <w:szCs w:val="28"/>
-        </w:rPr>
-        <w:t>不散那份</w:t>
-      </w:r>
-      <w:proofErr w:type="gramEnd"/>
-      <w:r>
-        <w:rPr>
-          <w:rFonts w:ascii="標楷體" w:eastAsia="標楷體" w:hAnsi="標楷體" w:hint="eastAsia"/>
-          <w:sz w:val="28"/>
-          <w:szCs w:val="28"/>
-        </w:rPr>
-        <w:t>厚重的掛念。這裡「吹不盡」的虛實結合，將抽象的感情具</w:t>
-      </w:r>
-      <w:proofErr w:type="gramStart"/>
-      <w:r>
-        <w:rPr>
-          <w:rFonts w:ascii="標楷體" w:eastAsia="標楷體" w:hAnsi="標楷體" w:hint="eastAsia"/>
-          <w:sz w:val="28"/>
-          <w:szCs w:val="28"/>
-        </w:rPr>
-        <w:t>象</w:t>
-      </w:r>
-      <w:proofErr w:type="gramEnd"/>
-      <w:r>
-        <w:rPr>
-          <w:rFonts w:ascii="標楷體" w:eastAsia="標楷體" w:hAnsi="標楷體" w:hint="eastAsia"/>
-          <w:sz w:val="28"/>
-          <w:szCs w:val="28"/>
-        </w:rPr>
-        <w:t>化，讓讀者彷彿聽見了那</w:t>
-      </w:r>
-      <w:proofErr w:type="gramStart"/>
+        <w:t>鋪墊</w:t>
+      </w:r>
+      <w:r>
+        <w:rPr>
+          <w:rFonts w:ascii="標楷體" w:eastAsia="標楷體" w:hAnsi="標楷體" w:hint="eastAsia"/>
+          <w:sz w:val="28"/>
+          <w:szCs w:val="28"/>
+        </w:rPr>
+        <w:t>；後兩句轉入直白的祈願，力道萬鈞。</w:t>
+      </w:r>
+      <w:r>
+        <w:rPr>
+          <w:rFonts w:ascii="標楷體" w:eastAsia="標楷體" w:hAnsi="標楷體" w:hint="eastAsia"/>
+          <w:sz w:val="28"/>
+          <w:szCs w:val="28"/>
+          <w:u w:val="single"/>
+        </w:rPr>
+        <w:t>李白</w:t>
+      </w:r>
+      <w:r>
+        <w:rPr>
+          <w:rFonts w:ascii="標楷體" w:eastAsia="標楷體" w:hAnsi="標楷體" w:hint="eastAsia"/>
+          <w:sz w:val="28"/>
+          <w:szCs w:val="28"/>
+        </w:rPr>
+        <w:t>用最</w:t>
+      </w:r>
       <w:r>
         <w:rPr>
           <w:rFonts w:ascii="標楷體" w:eastAsia="標楷體" w:hAnsi="標楷體" w:hint="eastAsia"/>
@@ -2157,16 +1090,15 @@
           <w:sz w:val="28"/>
           <w:szCs w:val="28"/>
         </w:rPr>
-        <w:t>迴盪</w:t>
-      </w:r>
-      <w:proofErr w:type="gramEnd"/>
-      <w:r>
-        <w:rPr>
-          <w:rFonts w:ascii="標楷體" w:eastAsia="標楷體" w:hAnsi="標楷體" w:hint="eastAsia"/>
-          <w:sz w:val="28"/>
-          <w:szCs w:val="28"/>
-        </w:rPr>
-        <w:t>在</w:t>
+        <w:t>簡練</w:t>
+      </w:r>
+      <w:r>
+        <w:rPr>
+          <w:rFonts w:ascii="標楷體" w:eastAsia="標楷體" w:hAnsi="標楷體" w:hint="eastAsia"/>
+          <w:sz w:val="28"/>
+          <w:szCs w:val="28"/>
+        </w:rPr>
+        <w:t>的語言，抓住了秋夜中最具代表性的聲音與景色，成功捕捉了</w:t>
       </w:r>
       <w:r>
         <w:rPr>
@@ -2175,250 +1107,8 @@
           <w:szCs w:val="28"/>
           <w:u w:val="single"/>
         </w:rPr>
-        <w:t>長安</w:t>
-      </w:r>
-      <w:r>
-        <w:rPr>
-          <w:rFonts w:ascii="標楷體" w:eastAsia="標楷體" w:hAnsi="標楷體" w:hint="eastAsia"/>
-          <w:sz w:val="28"/>
-          <w:szCs w:val="28"/>
-        </w:rPr>
-        <w:t>上空、久久不散的哀愁。</w:t>
-      </w:r>
-    </w:p>
-    <w:p>
-      <w:pPr>
-        <w:spacing w:line="440" w:lineRule="exact"/>
-        <w:jc w:val="both"/>
-        <w:rPr>
-          <w:rFonts w:ascii="標楷體" w:eastAsia="標楷體" w:hAnsi="標楷體" w:hint="eastAsia"/>
-          <w:sz w:val="28"/>
-          <w:szCs w:val="28"/>
-        </w:rPr>
-      </w:pPr>
-      <w:r>
-        <w:rPr>
-          <w:rFonts w:ascii="標楷體" w:eastAsia="標楷體" w:hAnsi="標楷體" w:hint="eastAsia"/>
-          <w:sz w:val="28"/>
-          <w:szCs w:val="28"/>
-        </w:rPr>
-        <w:t xml:space="preserve">　　</w:t>
-      </w:r>
-      <w:r>
-        <w:rPr>
-          <w:rFonts w:ascii="標楷體" w:eastAsia="標楷體" w:hAnsi="標楷體" w:hint="eastAsia"/>
-          <w:sz w:val="28"/>
-          <w:szCs w:val="28"/>
-        </w:rPr>
-        <w:t>最後兩句「何日平胡虜，良人罷遠征」</w:t>
-      </w:r>
-      <w:proofErr w:type="gramStart"/>
-      <w:r>
-        <w:rPr>
-          <w:rFonts w:ascii="標楷體" w:eastAsia="標楷體" w:hAnsi="標楷體" w:hint="eastAsia"/>
-          <w:sz w:val="28"/>
-          <w:szCs w:val="28"/>
-        </w:rPr>
-        <w:t>將全詩的</w:t>
-      </w:r>
-      <w:proofErr w:type="gramEnd"/>
-      <w:r>
-        <w:rPr>
-          <w:rFonts w:ascii="標楷體" w:eastAsia="標楷體" w:hAnsi="標楷體" w:hint="eastAsia"/>
-          <w:sz w:val="28"/>
-          <w:szCs w:val="28"/>
-        </w:rPr>
-        <w:t>境界推向高峰。這不僅僅是女性對丈夫的私人渴求，更反映了</w:t>
-      </w:r>
-      <w:r>
-        <w:rPr>
-          <w:rFonts w:ascii="標楷體" w:eastAsia="標楷體" w:hAnsi="標楷體" w:hint="eastAsia"/>
-          <w:sz w:val="28"/>
-          <w:szCs w:val="28"/>
-          <w:u w:val="single"/>
-        </w:rPr>
-        <w:t>唐代</w:t>
-      </w:r>
-      <w:r>
-        <w:rPr>
-          <w:rFonts w:ascii="標楷體" w:eastAsia="標楷體" w:hAnsi="標楷體" w:hint="eastAsia"/>
-          <w:sz w:val="28"/>
-          <w:szCs w:val="28"/>
-        </w:rPr>
-        <w:t>社會對於長期戰爭的厭倦與對和平的嚮往。</w:t>
-      </w:r>
-    </w:p>
-    <w:p>
-      <w:pPr>
-        <w:spacing w:line="440" w:lineRule="exact"/>
-        <w:jc w:val="both"/>
-        <w:rPr>
-          <w:rFonts w:ascii="標楷體" w:eastAsia="標楷體" w:hAnsi="標楷體" w:hint="eastAsia"/>
-          <w:sz w:val="28"/>
-          <w:szCs w:val="28"/>
-        </w:rPr>
-      </w:pPr>
-      <w:r>
-        <w:rPr>
-          <w:rFonts w:ascii="標楷體" w:eastAsia="標楷體" w:hAnsi="標楷體" w:hint="eastAsia"/>
-          <w:sz w:val="28"/>
-          <w:szCs w:val="28"/>
-        </w:rPr>
-        <w:t>「良人」是古代女子對丈夫的愛稱，一個「罷」字，寫盡了對戰爭止息、家人團聚的極度渴望。李白在這裡展現了詩人的大氣：他沒有停留在悲戚的哭泣，而是大膽提出「平胡虜」的政治訴求，認為只有國境安寧，才能有個人的家庭幸福。</w:t>
-      </w:r>
-    </w:p>
-    <w:p>
-      <w:pPr>
-        <w:spacing w:line="440" w:lineRule="exact"/>
-        <w:jc w:val="both"/>
-        <w:rPr>
-          <w:rFonts w:ascii="標楷體" w:eastAsia="標楷體" w:hAnsi="標楷體" w:hint="eastAsia"/>
-          <w:sz w:val="28"/>
-          <w:szCs w:val="28"/>
-        </w:rPr>
-      </w:pPr>
-      <w:r>
-        <w:rPr>
-          <w:rFonts w:ascii="標楷體" w:eastAsia="標楷體" w:hAnsi="標楷體" w:hint="eastAsia"/>
-          <w:sz w:val="28"/>
-          <w:szCs w:val="28"/>
-        </w:rPr>
-        <w:t xml:space="preserve">　　</w:t>
-      </w:r>
-      <w:r>
-        <w:rPr>
-          <w:rFonts w:ascii="標楷體" w:eastAsia="標楷體" w:hAnsi="標楷體" w:hint="eastAsia"/>
-          <w:sz w:val="28"/>
-          <w:szCs w:val="28"/>
-        </w:rPr>
-        <w:t>這首詩結構嚴謹，前四句寫景、</w:t>
-      </w:r>
-      <w:proofErr w:type="gramStart"/>
-      <w:r>
-        <w:rPr>
-          <w:rFonts w:ascii="標楷體" w:eastAsia="標楷體" w:hAnsi="標楷體" w:hint="eastAsia"/>
-          <w:sz w:val="28"/>
-          <w:szCs w:val="28"/>
-        </w:rPr>
-        <w:t>寫聲</w:t>
-      </w:r>
-      <w:proofErr w:type="gramEnd"/>
-      <w:r>
-        <w:rPr>
-          <w:rFonts w:ascii="標楷體" w:eastAsia="標楷體" w:hAnsi="標楷體" w:hint="eastAsia"/>
-          <w:sz w:val="28"/>
-          <w:szCs w:val="28"/>
-        </w:rPr>
-        <w:t>，為情感的爆發做足了</w:t>
-      </w:r>
-      <w:r>
-        <w:rPr>
-          <w:rFonts w:ascii="標楷體" w:eastAsia="標楷體" w:hAnsi="標楷體" w:hint="eastAsia"/>
-          <w:b/>
-          <w:bCs/>
-          <w:sz w:val="28"/>
-          <w:szCs w:val="28"/>
-        </w:rPr>
-        <w:t>鋪墊</w:t>
-      </w:r>
-      <w:r>
-        <w:rPr>
-          <w:rFonts w:ascii="標楷體" w:eastAsia="標楷體" w:hAnsi="標楷體" w:hint="eastAsia"/>
-          <w:sz w:val="28"/>
-          <w:szCs w:val="28"/>
-        </w:rPr>
-        <w:t>；後兩句轉入</w:t>
-      </w:r>
-      <w:proofErr w:type="gramStart"/>
-      <w:r>
-        <w:rPr>
-          <w:rFonts w:ascii="標楷體" w:eastAsia="標楷體" w:hAnsi="標楷體" w:hint="eastAsia"/>
-          <w:sz w:val="28"/>
-          <w:szCs w:val="28"/>
-        </w:rPr>
-        <w:t>直白的祈</w:t>
-      </w:r>
-      <w:proofErr w:type="gramEnd"/>
-      <w:r>
-        <w:rPr>
-          <w:rFonts w:ascii="標楷體" w:eastAsia="標楷體" w:hAnsi="標楷體" w:hint="eastAsia"/>
-          <w:sz w:val="28"/>
-          <w:szCs w:val="28"/>
-        </w:rPr>
-        <w:t>願，力道萬鈞。</w:t>
-      </w:r>
-      <w:r>
-        <w:rPr>
-          <w:rFonts w:ascii="標楷體" w:eastAsia="標楷體" w:hAnsi="標楷體" w:hint="eastAsia"/>
-          <w:sz w:val="28"/>
-          <w:szCs w:val="28"/>
-          <w:u w:val="single"/>
-        </w:rPr>
-        <w:t>李白</w:t>
-      </w:r>
-      <w:r>
-        <w:rPr>
-          <w:rFonts w:ascii="標楷體" w:eastAsia="標楷體" w:hAnsi="標楷體" w:hint="eastAsia"/>
-          <w:sz w:val="28"/>
-          <w:szCs w:val="28"/>
-        </w:rPr>
-        <w:t>用最</w:t>
-      </w:r>
-      <w:r>
-        <w:rPr>
-          <w:rFonts w:ascii="標楷體" w:eastAsia="標楷體" w:hAnsi="標楷體" w:hint="eastAsia"/>
-          <w:b/>
-          <w:bCs/>
-          <w:sz w:val="28"/>
-          <w:szCs w:val="28"/>
-        </w:rPr>
-        <w:t>簡練</w:t>
-      </w:r>
-      <w:r>
-        <w:rPr>
-          <w:rFonts w:ascii="標楷體" w:eastAsia="標楷體" w:hAnsi="標楷體" w:hint="eastAsia"/>
-          <w:sz w:val="28"/>
-          <w:szCs w:val="28"/>
-        </w:rPr>
-        <w:t>的語言，</w:t>
-      </w:r>
-      <w:proofErr w:type="gramStart"/>
-      <w:r>
-        <w:rPr>
-          <w:rFonts w:ascii="標楷體" w:eastAsia="標楷體" w:hAnsi="標楷體" w:hint="eastAsia"/>
-          <w:sz w:val="28"/>
-          <w:szCs w:val="28"/>
-        </w:rPr>
-        <w:t>抓住了秋夜</w:t>
-      </w:r>
-      <w:proofErr w:type="gramEnd"/>
-      <w:r>
-        <w:rPr>
-          <w:rFonts w:ascii="標楷體" w:eastAsia="標楷體" w:hAnsi="標楷體" w:hint="eastAsia"/>
-          <w:sz w:val="28"/>
-          <w:szCs w:val="28"/>
-        </w:rPr>
-        <w:t>中最具代表性的聲音與景色，成功</w:t>
-      </w:r>
-      <w:proofErr w:type="gramStart"/>
-      <w:r>
-        <w:rPr>
-          <w:rFonts w:ascii="標楷體" w:eastAsia="標楷體" w:hAnsi="標楷體" w:hint="eastAsia"/>
-          <w:sz w:val="28"/>
-          <w:szCs w:val="28"/>
-        </w:rPr>
-        <w:t>捕捉了</w:t>
-      </w:r>
-      <w:r>
-        <w:rPr>
-          <w:rFonts w:ascii="標楷體" w:eastAsia="標楷體" w:hAnsi="標楷體" w:hint="eastAsia"/>
-          <w:sz w:val="28"/>
-          <w:szCs w:val="28"/>
-          <w:u w:val="single"/>
-        </w:rPr>
         <w:t>盛唐</w:t>
       </w:r>
-      <w:proofErr w:type="gramEnd"/>
       <w:r>
         <w:rPr>
           <w:rFonts w:ascii="標楷體" w:eastAsia="標楷體" w:hAnsi="標楷體" w:hint="eastAsia"/>
@@ -2454,8 +1144,9 @@
           <w:ilvl w:val="0"/>
           <w:numId w:val="1"/>
         </w:numPr>
-        <w:spacing w:line="400" w:lineRule="exact"/>
+        <w:spacing w:line="440" w:lineRule="exact"/>
         <w:ind w:leftChars="0" w:left="284" w:hanging="282"/>
+        <w:jc w:val="both"/>
         <w:rPr>
           <w:rFonts w:ascii="標楷體" w:eastAsia="標楷體" w:hAnsi="標楷體"/>
           <w:sz w:val="28"/>
@@ -2520,8 +1211,9 @@
           <w:ilvl w:val="0"/>
           <w:numId w:val="1"/>
         </w:numPr>
-        <w:spacing w:line="400" w:lineRule="exact"/>
+        <w:spacing w:line="440" w:lineRule="exact"/>
         <w:ind w:leftChars="0" w:left="284" w:hanging="282"/>
+        <w:jc w:val="both"/>
         <w:rPr>
           <w:rFonts w:ascii="標楷體" w:eastAsia="標楷體" w:hAnsi="標楷體"/>
           <w:sz w:val="28"/>
@@ -2550,61 +1242,24 @@
           <w:sz w:val="28"/>
           <w:szCs w:val="28"/>
         </w:rPr>
-        <w:t>指的是地理距離與</w:t>
-      </w:r>
-      <w:proofErr w:type="gramStart"/>
-      <w:r>
-        <w:rPr>
-          <w:rFonts w:ascii="標楷體" w:eastAsia="標楷體" w:hAnsi="標楷體" w:hint="eastAsia"/>
-          <w:sz w:val="28"/>
-          <w:szCs w:val="28"/>
-        </w:rPr>
-        <w:t>心理聯覺的</w:t>
-      </w:r>
-      <w:proofErr w:type="gramEnd"/>
-      <w:r>
-        <w:rPr>
-          <w:rFonts w:ascii="標楷體" w:eastAsia="標楷體" w:hAnsi="標楷體" w:hint="eastAsia"/>
-          <w:sz w:val="28"/>
-          <w:szCs w:val="28"/>
-        </w:rPr>
-        <w:t>延伸。詩中「長安」（後方家園）與「</w:t>
-      </w:r>
-      <w:proofErr w:type="gramStart"/>
-      <w:r>
-        <w:rPr>
-          <w:rFonts w:ascii="標楷體" w:eastAsia="標楷體" w:hAnsi="標楷體" w:hint="eastAsia"/>
-          <w:sz w:val="28"/>
-          <w:szCs w:val="28"/>
-        </w:rPr>
-        <w:t>玉關</w:t>
-      </w:r>
-      <w:proofErr w:type="gramEnd"/>
-      <w:r>
-        <w:rPr>
-          <w:rFonts w:ascii="標楷體" w:eastAsia="標楷體" w:hAnsi="標楷體" w:hint="eastAsia"/>
-          <w:sz w:val="28"/>
-          <w:szCs w:val="28"/>
-        </w:rPr>
-        <w:t>」（前方戰場）</w:t>
-      </w:r>
-      <w:proofErr w:type="gramStart"/>
-      <w:r>
-        <w:rPr>
-          <w:rFonts w:ascii="標楷體" w:eastAsia="標楷體" w:hAnsi="標楷體" w:hint="eastAsia"/>
-          <w:sz w:val="28"/>
-          <w:szCs w:val="28"/>
-        </w:rPr>
-        <w:t>相隔數</w:t>
-      </w:r>
-      <w:proofErr w:type="gramEnd"/>
-      <w:r>
-        <w:rPr>
-          <w:rFonts w:ascii="標楷體" w:eastAsia="標楷體" w:hAnsi="標楷體" w:hint="eastAsia"/>
-          <w:sz w:val="28"/>
-          <w:szCs w:val="28"/>
-        </w:rPr>
-        <w:t>千里，李白透過月色與風聲將這兩端連結。這種巨大的空間跳躍，突顯了思念跨越千山萬水的廣度。</w:t>
+        <w:t>指的是地理距離與心理聯覺的延伸。詩中「長安」（後方家園）與「玉關」（前方戰場）相隔數千里，</w:t>
+      </w:r>
+      <w:r>
+        <w:rPr>
+          <w:rFonts w:ascii="標楷體" w:eastAsia="標楷體" w:hAnsi="標楷體" w:hint="eastAsia"/>
+          <w:sz w:val="28"/>
+          <w:szCs w:val="28"/>
+          <w:u w:val="single"/>
+        </w:rPr>
+        <w:t>李白</w:t>
+      </w:r>
+      <w:r>
+        <w:rPr>
+          <w:rFonts w:ascii="標楷體" w:eastAsia="標楷體" w:hAnsi="標楷體" w:hint="eastAsia"/>
+          <w:sz w:val="28"/>
+          <w:szCs w:val="28"/>
+        </w:rPr>
+        <w:t>透過月色與風聲將這兩端連結。這種巨大的空間跳躍，突顯了思念跨越千山萬水的廣度。</w:t>
       </w:r>
     </w:p>
     <w:p>
@@ -2614,47 +1269,22 @@
           <w:ilvl w:val="0"/>
           <w:numId w:val="12"/>
         </w:numPr>
-        <w:spacing w:line="400" w:lineRule="exact"/>
+        <w:spacing w:line="440" w:lineRule="exact"/>
         <w:ind w:leftChars="0" w:left="709" w:hanging="229"/>
-        <w:rPr>
-          <w:rFonts w:ascii="標楷體" w:eastAsia="標楷體" w:hAnsi="標楷體" w:hint="eastAsia"/>
-          <w:sz w:val="28"/>
-          <w:szCs w:val="28"/>
-        </w:rPr>
-      </w:pPr>
-      <w:r>
-        <w:rPr>
-          <w:rFonts w:ascii="標楷體" w:eastAsia="標楷體" w:hAnsi="標楷體" w:hint="eastAsia"/>
-          <w:sz w:val="28"/>
-          <w:szCs w:val="28"/>
-        </w:rPr>
-        <w:t>心理</w:t>
-      </w:r>
-      <w:proofErr w:type="gramStart"/>
-      <w:r>
-        <w:rPr>
-          <w:rFonts w:ascii="標楷體" w:eastAsia="標楷體" w:hAnsi="標楷體" w:hint="eastAsia"/>
-          <w:sz w:val="28"/>
-          <w:szCs w:val="28"/>
-        </w:rPr>
-        <w:t>聯覺</w:t>
-      </w:r>
-      <w:r>
-        <w:rPr>
-          <w:rFonts w:ascii="標楷體" w:eastAsia="標楷體" w:hAnsi="標楷體" w:hint="eastAsia"/>
-          <w:sz w:val="28"/>
-          <w:szCs w:val="28"/>
-        </w:rPr>
-        <w:t>：</w:t>
-      </w:r>
-      <w:proofErr w:type="gramEnd"/>
-      <w:r>
-        <w:rPr>
-          <w:rFonts w:ascii="標楷體" w:eastAsia="標楷體" w:hAnsi="標楷體" w:hint="eastAsia"/>
-          <w:sz w:val="28"/>
-          <w:szCs w:val="28"/>
-        </w:rPr>
-        <w:t>是指一種感官經驗轉化為心理情感，或是不同感官之間相互通透的審美現象。</w:t>
+        <w:jc w:val="both"/>
+        <w:rPr>
+          <w:rFonts w:ascii="標楷體" w:eastAsia="標楷體" w:hAnsi="標楷體"/>
+          <w:sz w:val="28"/>
+          <w:szCs w:val="28"/>
+        </w:rPr>
+      </w:pPr>
+      <w:r>
+        <w:rPr>
+          <w:rFonts w:ascii="標楷體" w:eastAsia="標楷體" w:hAnsi="標楷體" w:hint="eastAsia"/>
+          <w:sz w:val="28"/>
+          <w:szCs w:val="28"/>
+        </w:rPr>
+        <w:t>心理聯覺：是指一種感官經驗轉化為心理情感，或是不同感官之間相互通透的審美現象。</w:t>
       </w:r>
     </w:p>
     <w:p>
@@ -2664,8 +1294,9 @@
           <w:ilvl w:val="0"/>
           <w:numId w:val="1"/>
         </w:numPr>
-        <w:spacing w:line="400" w:lineRule="exact"/>
+        <w:spacing w:line="440" w:lineRule="exact"/>
         <w:ind w:leftChars="0" w:left="284" w:hanging="282"/>
+        <w:jc w:val="both"/>
         <w:rPr>
           <w:rFonts w:ascii="標楷體" w:eastAsia="標楷體" w:hAnsi="標楷體"/>
           <w:sz w:val="28"/>
@@ -2694,25 +1325,7 @@
           <w:sz w:val="28"/>
           <w:szCs w:val="28"/>
         </w:rPr>
-        <w:t>意指情感的落腳點。</w:t>
-      </w:r>
-      <w:proofErr w:type="gramStart"/>
-      <w:r>
-        <w:rPr>
-          <w:rFonts w:ascii="標楷體" w:eastAsia="標楷體" w:hAnsi="標楷體" w:hint="eastAsia"/>
-          <w:sz w:val="28"/>
-          <w:szCs w:val="28"/>
-        </w:rPr>
-        <w:t>思婦的</w:t>
-      </w:r>
-      <w:proofErr w:type="gramEnd"/>
-      <w:r>
-        <w:rPr>
-          <w:rFonts w:ascii="標楷體" w:eastAsia="標楷體" w:hAnsi="標楷體" w:hint="eastAsia"/>
-          <w:sz w:val="28"/>
-          <w:szCs w:val="28"/>
-        </w:rPr>
-        <w:t>情緒並非無病呻吟，而是有明確對象的</w:t>
+        <w:t>意指情感的落腳點。思婦的情緒並非無病呻吟，而是有明確對象的</w:t>
       </w:r>
       <w:r>
         <w:rPr>
@@ -2728,43 +1341,7 @@
           <w:sz w:val="28"/>
           <w:szCs w:val="28"/>
         </w:rPr>
-        <w:t>即在「</w:t>
-      </w:r>
-      <w:proofErr w:type="gramStart"/>
-      <w:r>
-        <w:rPr>
-          <w:rFonts w:ascii="標楷體" w:eastAsia="標楷體" w:hAnsi="標楷體" w:hint="eastAsia"/>
-          <w:sz w:val="28"/>
-          <w:szCs w:val="28"/>
-        </w:rPr>
-        <w:t>玉關</w:t>
-      </w:r>
-      <w:proofErr w:type="gramEnd"/>
-      <w:r>
-        <w:rPr>
-          <w:rFonts w:ascii="標楷體" w:eastAsia="標楷體" w:hAnsi="標楷體" w:hint="eastAsia"/>
-          <w:sz w:val="28"/>
-          <w:szCs w:val="28"/>
-        </w:rPr>
-        <w:t>」的軍人。原本抽象、飄散在空中的愁緒，因為有了「</w:t>
-      </w:r>
-      <w:proofErr w:type="gramStart"/>
-      <w:r>
-        <w:rPr>
-          <w:rFonts w:ascii="標楷體" w:eastAsia="標楷體" w:hAnsi="標楷體" w:hint="eastAsia"/>
-          <w:sz w:val="28"/>
-          <w:szCs w:val="28"/>
-        </w:rPr>
-        <w:t>玉關</w:t>
-      </w:r>
-      <w:proofErr w:type="gramEnd"/>
-      <w:r>
-        <w:rPr>
-          <w:rFonts w:ascii="標楷體" w:eastAsia="標楷體" w:hAnsi="標楷體" w:hint="eastAsia"/>
-          <w:sz w:val="28"/>
-          <w:szCs w:val="28"/>
-        </w:rPr>
-        <w:t>」這個具體的地點，使得這份情感有了沉重的寄託與去處。</w:t>
+        <w:t>即在「玉關」的軍人。原本抽象、飄散在空中的愁緒，因為有了「玉關」這個具體的地點，使得這份情感有了沉重的寄託與去處。</w:t>
       </w:r>
     </w:p>
     <w:p>
@@ -2774,8 +1351,9 @@
           <w:ilvl w:val="0"/>
           <w:numId w:val="1"/>
         </w:numPr>
-        <w:spacing w:line="400" w:lineRule="exact"/>
+        <w:spacing w:line="440" w:lineRule="exact"/>
         <w:ind w:leftChars="0" w:left="284" w:hanging="282"/>
+        <w:jc w:val="both"/>
         <w:rPr>
           <w:rFonts w:ascii="標楷體" w:eastAsia="標楷體" w:hAnsi="標楷體"/>
           <w:sz w:val="28"/>
@@ -2788,18 +1366,8 @@
           <w:sz w:val="28"/>
           <w:szCs w:val="28"/>
         </w:rPr>
-        <w:t>石</w:t>
-      </w:r>
-      <w:proofErr w:type="gramStart"/>
-      <w:r>
-        <w:rPr>
-          <w:rFonts w:ascii="標楷體" w:eastAsia="標楷體" w:hAnsi="標楷體" w:hint="eastAsia"/>
-          <w:sz w:val="28"/>
-          <w:szCs w:val="28"/>
-        </w:rPr>
-        <w:t>砧</w:t>
-      </w:r>
-      <w:proofErr w:type="gramEnd"/>
+        <w:t>石砧</w:t>
+      </w:r>
       <w:r>
         <w:rPr>
           <w:rFonts w:ascii="標楷體" w:eastAsia="標楷體" w:hAnsi="標楷體" w:hint="eastAsia"/>
@@ -2808,7 +1376,6 @@
         </w:rPr>
         <w:t>(</w:t>
       </w:r>
-      <w:proofErr w:type="gramStart"/>
       <w:r>
         <w:rPr>
           <w:rFonts w:ascii="標楷體" w:eastAsia="標楷體" w:hAnsi="標楷體" w:hint="eastAsia"/>
@@ -2818,7 +1385,6 @@
         </w:rPr>
         <w:t>ㄓㄣ</w:t>
       </w:r>
-      <w:proofErr w:type="gramEnd"/>
       <w:r>
         <w:rPr>
           <w:rFonts w:ascii="標楷體" w:eastAsia="標楷體" w:hAnsi="標楷體" w:hint="eastAsia"/>
@@ -2841,25 +1407,7 @@
           <w:sz w:val="28"/>
           <w:szCs w:val="28"/>
         </w:rPr>
-        <w:t>這是古代</w:t>
-      </w:r>
-      <w:proofErr w:type="gramStart"/>
-      <w:r>
-        <w:rPr>
-          <w:rFonts w:ascii="標楷體" w:eastAsia="標楷體" w:hAnsi="標楷體" w:hint="eastAsia"/>
-          <w:sz w:val="28"/>
-          <w:szCs w:val="28"/>
-        </w:rPr>
-        <w:t>搗衣用的墊石</w:t>
-      </w:r>
-      <w:proofErr w:type="gramEnd"/>
-      <w:r>
-        <w:rPr>
-          <w:rFonts w:ascii="標楷體" w:eastAsia="標楷體" w:hAnsi="標楷體" w:hint="eastAsia"/>
-          <w:sz w:val="28"/>
-          <w:szCs w:val="28"/>
-        </w:rPr>
-        <w:t>。在詩的背景中，它是產生聲音的媒介。</w:t>
+        <w:t>這是古代搗衣用的墊石。在詩的背景中，它是產生聲音的媒介。</w:t>
       </w:r>
     </w:p>
     <w:p>
@@ -2869,8 +1417,9 @@
           <w:ilvl w:val="0"/>
           <w:numId w:val="1"/>
         </w:numPr>
-        <w:spacing w:line="400" w:lineRule="exact"/>
+        <w:spacing w:line="440" w:lineRule="exact"/>
         <w:ind w:leftChars="0" w:left="284" w:hanging="282"/>
+        <w:jc w:val="both"/>
         <w:rPr>
           <w:rFonts w:ascii="標楷體" w:eastAsia="標楷體" w:hAnsi="標楷體"/>
           <w:sz w:val="28"/>
@@ -2899,43 +1448,7 @@
           <w:sz w:val="28"/>
           <w:szCs w:val="28"/>
         </w:rPr>
-        <w:t>形容秋風</w:t>
-      </w:r>
-      <w:proofErr w:type="gramStart"/>
-      <w:r>
-        <w:rPr>
-          <w:rFonts w:ascii="標楷體" w:eastAsia="標楷體" w:hAnsi="標楷體" w:hint="eastAsia"/>
-          <w:sz w:val="28"/>
-          <w:szCs w:val="28"/>
-        </w:rPr>
-        <w:t>冷落、</w:t>
-      </w:r>
-      <w:proofErr w:type="gramEnd"/>
-      <w:r>
-        <w:rPr>
-          <w:rFonts w:ascii="標楷體" w:eastAsia="標楷體" w:hAnsi="標楷體" w:hint="eastAsia"/>
-          <w:sz w:val="28"/>
-          <w:szCs w:val="28"/>
-        </w:rPr>
-        <w:t>淒涼的聲音與氛圍。雖然詩中僅用「秋風」二字，但結合「吹不盡」的情境，營造出一種悲涼的基調。這種蕭瑟感不僅是季節的特徵，更</w:t>
-      </w:r>
-      <w:proofErr w:type="gramStart"/>
-      <w:r>
-        <w:rPr>
-          <w:rFonts w:ascii="標楷體" w:eastAsia="標楷體" w:hAnsi="標楷體" w:hint="eastAsia"/>
-          <w:sz w:val="28"/>
-          <w:szCs w:val="28"/>
-        </w:rPr>
-        <w:t>是思婦</w:t>
-      </w:r>
-      <w:proofErr w:type="gramEnd"/>
-      <w:r>
-        <w:rPr>
-          <w:rFonts w:ascii="標楷體" w:eastAsia="標楷體" w:hAnsi="標楷體" w:hint="eastAsia"/>
-          <w:sz w:val="28"/>
-          <w:szCs w:val="28"/>
-        </w:rPr>
-        <w:t>內心孤寂、荒涼的寫照。</w:t>
+        <w:t>形容秋風冷落、淒涼的聲音與氛圍。雖然詩中僅用「秋風」二字，但結合「吹不盡」的情境，營造出一種悲涼的基調。這種蕭瑟感不僅是季節的特徵，更是思婦內心孤寂、荒涼的寫照。</w:t>
       </w:r>
     </w:p>
     <w:p>
@@ -2945,15 +1458,15 @@
           <w:ilvl w:val="0"/>
           <w:numId w:val="1"/>
         </w:numPr>
-        <w:spacing w:line="400" w:lineRule="exact"/>
+        <w:spacing w:line="440" w:lineRule="exact"/>
         <w:ind w:leftChars="0" w:left="284" w:hanging="282"/>
+        <w:jc w:val="both"/>
         <w:rPr>
           <w:rFonts w:ascii="標楷體" w:eastAsia="標楷體" w:hAnsi="標楷體"/>
           <w:sz w:val="28"/>
           <w:szCs w:val="28"/>
         </w:rPr>
       </w:pPr>
-      <w:proofErr w:type="gramStart"/>
       <w:r>
         <w:rPr>
           <w:rFonts w:ascii="標楷體" w:eastAsia="標楷體" w:hAnsi="標楷體" w:hint="eastAsia"/>
@@ -2962,7 +1475,6 @@
         </w:rPr>
         <w:t>迴盪</w:t>
       </w:r>
-      <w:proofErr w:type="gramEnd"/>
       <w:r>
         <w:rPr>
           <w:rFonts w:ascii="標楷體" w:eastAsia="標楷體" w:hAnsi="標楷體" w:hint="eastAsia"/>
@@ -2987,8 +1499,9 @@
           <w:ilvl w:val="0"/>
           <w:numId w:val="1"/>
         </w:numPr>
-        <w:spacing w:line="400" w:lineRule="exact"/>
+        <w:spacing w:line="440" w:lineRule="exact"/>
         <w:ind w:leftChars="0" w:left="284" w:hanging="282"/>
+        <w:jc w:val="both"/>
         <w:rPr>
           <w:rFonts w:ascii="標楷體" w:eastAsia="標楷體" w:hAnsi="標楷體"/>
           <w:sz w:val="28"/>
@@ -3025,61 +1538,7 @@
           <w:sz w:val="28"/>
           <w:szCs w:val="28"/>
         </w:rPr>
-        <w:t>詩的前四句寫景（月、風）與</w:t>
-      </w:r>
-      <w:proofErr w:type="gramStart"/>
-      <w:r>
-        <w:rPr>
-          <w:rFonts w:ascii="標楷體" w:eastAsia="標楷體" w:hAnsi="標楷體" w:hint="eastAsia"/>
-          <w:sz w:val="28"/>
-          <w:szCs w:val="28"/>
-        </w:rPr>
-        <w:t>寫聲（搗衣</w:t>
-      </w:r>
-      <w:proofErr w:type="gramEnd"/>
-      <w:r>
-        <w:rPr>
-          <w:rFonts w:ascii="標楷體" w:eastAsia="標楷體" w:hAnsi="標楷體" w:hint="eastAsia"/>
-          <w:sz w:val="28"/>
-          <w:szCs w:val="28"/>
-        </w:rPr>
-        <w:t>），都是為了最後兩句「何日平胡虜」</w:t>
-      </w:r>
-      <w:proofErr w:type="gramStart"/>
-      <w:r>
-        <w:rPr>
-          <w:rFonts w:ascii="標楷體" w:eastAsia="標楷體" w:hAnsi="標楷體" w:hint="eastAsia"/>
-          <w:sz w:val="28"/>
-          <w:szCs w:val="28"/>
-        </w:rPr>
-        <w:t>的直抒胸臆</w:t>
-      </w:r>
-      <w:proofErr w:type="gramEnd"/>
-      <w:r>
-        <w:rPr>
-          <w:rFonts w:ascii="標楷體" w:eastAsia="標楷體" w:hAnsi="標楷體" w:hint="eastAsia"/>
-          <w:sz w:val="28"/>
-          <w:szCs w:val="28"/>
-        </w:rPr>
-        <w:t>做準備。沒有</w:t>
-      </w:r>
-      <w:proofErr w:type="gramStart"/>
-      <w:r>
-        <w:rPr>
-          <w:rFonts w:ascii="標楷體" w:eastAsia="標楷體" w:hAnsi="標楷體" w:hint="eastAsia"/>
-          <w:sz w:val="28"/>
-          <w:szCs w:val="28"/>
-        </w:rPr>
-        <w:t>前四句那種</w:t>
-      </w:r>
-      <w:proofErr w:type="gramEnd"/>
-      <w:r>
-        <w:rPr>
-          <w:rFonts w:ascii="標楷體" w:eastAsia="標楷體" w:hAnsi="標楷體" w:hint="eastAsia"/>
-          <w:sz w:val="28"/>
-          <w:szCs w:val="28"/>
-        </w:rPr>
-        <w:t>壓抑、寒冷與辛勞的鋪墊，最後渴望戰爭結束的呼喊就不會顯得如此震撼人心。</w:t>
+        <w:t>詩的前四句寫景（月、風）與寫聲（搗衣），都是為了最後兩句「何日平胡虜」的直抒胸臆做準備。沒有前四句那種壓抑、寒冷與辛勞的鋪墊，最後渴望戰爭結束的呼喊就不會顯得如此震撼人心。</w:t>
       </w:r>
     </w:p>
     <w:p>
@@ -3089,10 +1548,11 @@
           <w:ilvl w:val="0"/>
           <w:numId w:val="1"/>
         </w:numPr>
-        <w:spacing w:line="400" w:lineRule="exact"/>
+        <w:spacing w:line="440" w:lineRule="exact"/>
         <w:ind w:leftChars="0" w:left="284" w:hanging="282"/>
-        <w:rPr>
-          <w:rFonts w:ascii="標楷體" w:eastAsia="標楷體" w:hAnsi="標楷體" w:hint="eastAsia"/>
+        <w:jc w:val="both"/>
+        <w:rPr>
+          <w:rFonts w:ascii="標楷體" w:eastAsia="標楷體" w:hAnsi="標楷體"/>
           <w:sz w:val="28"/>
           <w:szCs w:val="28"/>
         </w:rPr>
@@ -3119,29 +1579,11 @@
           <w:sz w:val="28"/>
           <w:szCs w:val="28"/>
         </w:rPr>
-        <w:t>用字極其精省，卻意</w:t>
-      </w:r>
-      <w:proofErr w:type="gramStart"/>
-      <w:r>
-        <w:rPr>
-          <w:rFonts w:ascii="標楷體" w:eastAsia="標楷體" w:hAnsi="標楷體" w:hint="eastAsia"/>
-          <w:sz w:val="28"/>
-          <w:szCs w:val="28"/>
-        </w:rPr>
-        <w:t>蘊</w:t>
-      </w:r>
-      <w:proofErr w:type="gramEnd"/>
-      <w:r>
-        <w:rPr>
-          <w:rFonts w:ascii="標楷體" w:eastAsia="標楷體" w:hAnsi="標楷體" w:hint="eastAsia"/>
-          <w:sz w:val="28"/>
-          <w:szCs w:val="28"/>
-        </w:rPr>
-        <w:t>深遠。</w:t>
+        <w:t>用字極其精省，卻意蘊深遠。</w:t>
       </w:r>
     </w:p>
     <w:sectPr>
-      <w:footerReference w:type="default" r:id="rId9"/>
+      <w:footerReference w:type="default" r:id="rId8"/>
       <w:pgSz w:w="11906" w:h="16838"/>
       <w:pgMar w:top="567" w:right="851" w:bottom="567" w:left="851" w:header="567" w:footer="0" w:gutter="0"/>
       <w:cols w:space="425"/>
@@ -3152,7 +1594,7 @@
 </file>
 
 <file path=word/endnotes.xml><?xml version="1.0" encoding="utf-8"?>
-<w:endnotes xmlns:wpc="http://schemas.microsoft.com/office/word/2010/wordprocessingCanvas" xmlns:cx="http://schemas.microsoft.com/office/drawing/2014/chartex" xmlns:cx1="http://schemas.microsoft.com/office/drawing/2015/9/8/chartex" xmlns:cx2="http://schemas.microsoft.com/office/drawing/2015/10/21/chartex" xmlns:cx3="http://schemas.microsoft.com/office/drawing/2016/5/9/chartex" xmlns:cx4="http://schemas.microsoft.com/office/drawing/2016/5/10/chartex" xmlns:cx5="http://schemas.microsoft.com/office/drawing/2016/5/11/chartex" xmlns:cx6="http://schemas.microsoft.com/office/drawing/2016/5/12/chartex" xmlns:cx7="http://schemas.microsoft.com/office/drawing/2016/5/13/chartex" xmlns:cx8="http://schemas.microsoft.com/office/drawing/2016/5/14/chartex" xmlns:mc="http://schemas.openxmlformats.org/markup-compatibility/2006" xmlns:aink="http://schemas.microsoft.com/office/drawing/2016/ink" xmlns:am3d="http://schemas.microsoft.com/office/drawing/2017/model3d" xmlns:o="urn:schemas-microsoft-com:office:office" xmlns:r="http://schemas.openxmlformats.org/officeDocument/2006/relationships" xmlns:m="http://schemas.openxmlformats.org/officeDocument/2006/math" xmlns:v="urn:schemas-microsoft-com:vml" xmlns:wp14="http://schemas.microsoft.com/office/word/2010/wordprocessingDrawing" xmlns:wp="http://schemas.openxmlformats.org/drawingml/2006/wordprocessingDrawing" xmlns:w10="urn:schemas-microsoft-com:office:word" xmlns:w="http://schemas.openxmlformats.org/wordprocessingml/2006/main" xmlns:w14="http://schemas.microsoft.com/office/word/2010/wordml" xmlns:w15="http://schemas.microsoft.com/office/word/2012/wordml" xmlns:w16cex="http://schemas.microsoft.com/office/word/2018/wordml/cex" xmlns:w16cid="http://schemas.microsoft.com/office/word/2016/wordml/cid" xmlns:w16="http://schemas.microsoft.com/office/word/2018/wordml" xmlns:w16sdtdh="http://schemas.microsoft.com/office/word/2020/wordml/sdtdatahash" xmlns:w16se="http://schemas.microsoft.com/office/word/2015/wordml/symex" xmlns:wpg="http://schemas.microsoft.com/office/word/2010/wordprocessingGroup" xmlns:wpi="http://schemas.microsoft.com/office/word/2010/wordprocessingInk" xmlns:wne="http://schemas.microsoft.com/office/word/2006/wordml" xmlns:wps="http://schemas.microsoft.com/office/word/2010/wordprocessingShape" mc:Ignorable="w14 w15 w16se w16cid w16 w16cex w16sdtdh wp14">
+<w:endnotes xmlns:wpc="http://schemas.microsoft.com/office/word/2010/wordprocessingCanvas" xmlns:cx="http://schemas.microsoft.com/office/drawing/2014/chartex" xmlns:cx1="http://schemas.microsoft.com/office/drawing/2015/9/8/chartex" xmlns:cx2="http://schemas.microsoft.com/office/drawing/2015/10/21/chartex" xmlns:cx3="http://schemas.microsoft.com/office/drawing/2016/5/9/chartex" xmlns:cx4="http://schemas.microsoft.com/office/drawing/2016/5/10/chartex" xmlns:cx5="http://schemas.microsoft.com/office/drawing/2016/5/11/chartex" xmlns:cx6="http://schemas.microsoft.com/office/drawing/2016/5/12/chartex" xmlns:cx7="http://schemas.microsoft.com/office/drawing/2016/5/13/chartex" xmlns:cx8="http://schemas.microsoft.com/office/drawing/2016/5/14/chartex" xmlns:mc="http://schemas.openxmlformats.org/markup-compatibility/2006" xmlns:aink="http://schemas.microsoft.com/office/drawing/2016/ink" xmlns:am3d="http://schemas.microsoft.com/office/drawing/2017/model3d" xmlns:o="urn:schemas-microsoft-com:office:office" xmlns:oel="http://schemas.microsoft.com/office/2019/extlst" xmlns:r="http://schemas.openxmlformats.org/officeDocument/2006/relationships" xmlns:m="http://schemas.openxmlformats.org/officeDocument/2006/math" xmlns:v="urn:schemas-microsoft-com:vml" xmlns:wp14="http://schemas.microsoft.com/office/word/2010/wordprocessingDrawing" xmlns:wp="http://schemas.openxmlformats.org/drawingml/2006/wordprocessingDrawing" xmlns:w10="urn:schemas-microsoft-com:office:word" xmlns:w="http://schemas.openxmlformats.org/wordprocessingml/2006/main" xmlns:w14="http://schemas.microsoft.com/office/word/2010/wordml" xmlns:w15="http://schemas.microsoft.com/office/word/2012/wordml" xmlns:w16cex="http://schemas.microsoft.com/office/word/2018/wordml/cex" xmlns:w16cid="http://schemas.microsoft.com/office/word/2016/wordml/cid" xmlns:w16="http://schemas.microsoft.com/office/word/2018/wordml" xmlns:w16du="http://schemas.microsoft.com/office/word/2023/wordml/word16du" xmlns:w16sdtdh="http://schemas.microsoft.com/office/word/2020/wordml/sdtdatahash" xmlns:w16sdtfl="http://schemas.microsoft.com/office/word/2024/wordml/sdtformatlock" xmlns:w16se="http://schemas.microsoft.com/office/word/2015/wordml/symex" xmlns:wpg="http://schemas.microsoft.com/office/word/2010/wordprocessingGroup" xmlns:wpi="http://schemas.microsoft.com/office/word/2010/wordprocessingInk" xmlns:wne="http://schemas.microsoft.com/office/word/2006/wordml" xmlns:wps="http://schemas.microsoft.com/office/word/2010/wordprocessingShape" mc:Ignorable="w14 w15 w16se w16cid w16 w16cex w16sdtdh w16sdtfl w16du wp14">
   <w:endnote w:type="separator" w:id="-1">
     <w:p>
       <w:r>
@@ -3171,7 +1613,7 @@
 </file>
 
 <file path=word/footer1.xml><?xml version="1.0" encoding="utf-8"?>
-<w:ftr xmlns:wpc="http://schemas.microsoft.com/office/word/2010/wordprocessingCanvas" xmlns:cx="http://schemas.microsoft.com/office/drawing/2014/chartex" xmlns:cx1="http://schemas.microsoft.com/office/drawing/2015/9/8/chartex" xmlns:cx2="http://schemas.microsoft.com/office/drawing/2015/10/21/chartex" xmlns:cx3="http://schemas.microsoft.com/office/drawing/2016/5/9/chartex" xmlns:cx4="http://schemas.microsoft.com/office/drawing/2016/5/10/chartex" xmlns:cx5="http://schemas.microsoft.com/office/drawing/2016/5/11/chartex" xmlns:cx6="http://schemas.microsoft.com/office/drawing/2016/5/12/chartex" xmlns:cx7="http://schemas.microsoft.com/office/drawing/2016/5/13/chartex" xmlns:cx8="http://schemas.microsoft.com/office/drawing/2016/5/14/chartex" xmlns:mc="http://schemas.openxmlformats.org/markup-compatibility/2006" xmlns:aink="http://schemas.microsoft.com/office/drawing/2016/ink" xmlns:am3d="http://schemas.microsoft.com/office/drawing/2017/model3d" xmlns:o="urn:schemas-microsoft-com:office:office" xmlns:r="http://schemas.openxmlformats.org/officeDocument/2006/relationships" xmlns:m="http://schemas.openxmlformats.org/officeDocument/2006/math" xmlns:v="urn:schemas-microsoft-com:vml" xmlns:wp14="http://schemas.microsoft.com/office/word/2010/wordprocessingDrawing" xmlns:wp="http://schemas.openxmlformats.org/drawingml/2006/wordprocessingDrawing" xmlns:w10="urn:schemas-microsoft-com:office:word" xmlns:w="http://schemas.openxmlformats.org/wordprocessingml/2006/main" xmlns:w14="http://schemas.microsoft.com/office/word/2010/wordml" xmlns:w15="http://schemas.microsoft.com/office/word/2012/wordml" xmlns:w16cex="http://schemas.microsoft.com/office/word/2018/wordml/cex" xmlns:w16cid="http://schemas.microsoft.com/office/word/2016/wordml/cid" xmlns:w16="http://schemas.microsoft.com/office/word/2018/wordml" xmlns:w16sdtdh="http://schemas.microsoft.com/office/word/2020/wordml/sdtdatahash" xmlns:w16se="http://schemas.microsoft.com/office/word/2015/wordml/symex" xmlns:wpg="http://schemas.microsoft.com/office/word/2010/wordprocessingGroup" xmlns:wpi="http://schemas.microsoft.com/office/word/2010/wordprocessingInk" xmlns:wne="http://schemas.microsoft.com/office/word/2006/wordml" xmlns:wps="http://schemas.microsoft.com/office/word/2010/wordprocessingShape" mc:Ignorable="w14 w15 w16se w16cid w16 w16cex w16sdtdh wp14">
+<w:ftr xmlns:wpc="http://schemas.microsoft.com/office/word/2010/wordprocessingCanvas" xmlns:cx="http://schemas.microsoft.com/office/drawing/2014/chartex" xmlns:cx1="http://schemas.microsoft.com/office/drawing/2015/9/8/chartex" xmlns:cx2="http://schemas.microsoft.com/office/drawing/2015/10/21/chartex" xmlns:cx3="http://schemas.microsoft.com/office/drawing/2016/5/9/chartex" xmlns:cx4="http://schemas.microsoft.com/office/drawing/2016/5/10/chartex" xmlns:cx5="http://schemas.microsoft.com/office/drawing/2016/5/11/chartex" xmlns:cx6="http://schemas.microsoft.com/office/drawing/2016/5/12/chartex" xmlns:cx7="http://schemas.microsoft.com/office/drawing/2016/5/13/chartex" xmlns:cx8="http://schemas.microsoft.com/office/drawing/2016/5/14/chartex" xmlns:mc="http://schemas.openxmlformats.org/markup-compatibility/2006" xmlns:aink="http://schemas.microsoft.com/office/drawing/2016/ink" xmlns:am3d="http://schemas.microsoft.com/office/drawing/2017/model3d" xmlns:o="urn:schemas-microsoft-com:office:office" xmlns:oel="http://schemas.microsoft.com/office/2019/extlst" xmlns:r="http://schemas.openxmlformats.org/officeDocument/2006/relationships" xmlns:m="http://schemas.openxmlformats.org/officeDocument/2006/math" xmlns:v="urn:schemas-microsoft-com:vml" xmlns:wp14="http://schemas.microsoft.com/office/word/2010/wordprocessingDrawing" xmlns:wp="http://schemas.openxmlformats.org/drawingml/2006/wordprocessingDrawing" xmlns:w10="urn:schemas-microsoft-com:office:word" xmlns:w="http://schemas.openxmlformats.org/wordprocessingml/2006/main" xmlns:w14="http://schemas.microsoft.com/office/word/2010/wordml" xmlns:w15="http://schemas.microsoft.com/office/word/2012/wordml" xmlns:w16cex="http://schemas.microsoft.com/office/word/2018/wordml/cex" xmlns:w16cid="http://schemas.microsoft.com/office/word/2016/wordml/cid" xmlns:w16="http://schemas.microsoft.com/office/word/2018/wordml" xmlns:w16du="http://schemas.microsoft.com/office/word/2023/wordml/word16du" xmlns:w16sdtdh="http://schemas.microsoft.com/office/word/2020/wordml/sdtdatahash" xmlns:w16sdtfl="http://schemas.microsoft.com/office/word/2024/wordml/sdtformatlock" xmlns:w16se="http://schemas.microsoft.com/office/word/2015/wordml/symex" xmlns:wpg="http://schemas.microsoft.com/office/word/2010/wordprocessingGroup" xmlns:wpi="http://schemas.microsoft.com/office/word/2010/wordprocessingInk" xmlns:wne="http://schemas.microsoft.com/office/word/2006/wordml" xmlns:wps="http://schemas.microsoft.com/office/word/2010/wordprocessingShape" mc:Ignorable="w14 w15 w16se w16cid w16 w16cex w16sdtdh w16sdtfl w16du wp14">
   <w:sdt>
     <w:sdtPr>
       <w:id w:val="-160931568"/>
@@ -3180,7 +1622,6 @@
         <w:docPartUnique/>
       </w:docPartObj>
     </w:sdtPr>
-    <w:sdtEndPr/>
     <w:sdtContent>
       <w:p>
         <w:pPr>
@@ -3229,7 +1670,7 @@
 </file>
 
 <file path=word/footnotes.xml><?xml version="1.0" encoding="utf-8"?>
-<w:footnotes xmlns:wpc="http://schemas.microsoft.com/office/word/2010/wordprocessingCanvas" xmlns:cx="http://schemas.microsoft.com/office/drawing/2014/chartex" xmlns:cx1="http://schemas.microsoft.com/office/drawing/2015/9/8/chartex" xmlns:cx2="http://schemas.microsoft.com/office/drawing/2015/10/21/chartex" xmlns:cx3="http://schemas.microsoft.com/office/drawing/2016/5/9/chartex" xmlns:cx4="http://schemas.microsoft.com/office/drawing/2016/5/10/chartex" xmlns:cx5="http://schemas.microsoft.com/office/drawing/2016/5/11/chartex" xmlns:cx6="http://schemas.microsoft.com/office/drawing/2016/5/12/chartex" xmlns:cx7="http://schemas.microsoft.com/office/drawing/2016/5/13/chartex" xmlns:cx8="http://schemas.microsoft.com/office/drawing/2016/5/14/chartex" xmlns:mc="http://schemas.openxmlformats.org/markup-compatibility/2006" xmlns:aink="http://schemas.microsoft.com/office/drawing/2016/ink" xmlns:am3d="http://schemas.microsoft.com/office/drawing/2017/model3d" xmlns:o="urn:schemas-microsoft-com:office:office" xmlns:r="http://schemas.openxmlformats.org/officeDocument/2006/relationships" xmlns:m="http://schemas.openxmlformats.org/officeDocument/2006/math" xmlns:v="urn:schemas-microsoft-com:vml" xmlns:wp14="http://schemas.microsoft.com/office/word/2010/wordprocessingDrawing" xmlns:wp="http://schemas.openxmlformats.org/drawingml/2006/wordprocessingDrawing" xmlns:w10="urn:schemas-microsoft-com:office:word" xmlns:w="http://schemas.openxmlformats.org/wordprocessingml/2006/main" xmlns:w14="http://schemas.microsoft.com/office/word/2010/wordml" xmlns:w15="http://schemas.microsoft.com/office/word/2012/wordml" xmlns:w16cex="http://schemas.microsoft.com/office/word/2018/wordml/cex" xmlns:w16cid="http://schemas.microsoft.com/office/word/2016/wordml/cid" xmlns:w16="http://schemas.microsoft.com/office/word/2018/wordml" xmlns:w16sdtdh="http://schemas.microsoft.com/office/word/2020/wordml/sdtdatahash" xmlns:w16se="http://schemas.microsoft.com/office/word/2015/wordml/symex" xmlns:wpg="http://schemas.microsoft.com/office/word/2010/wordprocessingGroup" xmlns:wpi="http://schemas.microsoft.com/office/word/2010/wordprocessingInk" xmlns:wne="http://schemas.microsoft.com/office/word/2006/wordml" xmlns:wps="http://schemas.microsoft.com/office/word/2010/wordprocessingShape" mc:Ignorable="w14 w15 w16se w16cid w16 w16cex w16sdtdh wp14">
+<w:footnotes xmlns:wpc="http://schemas.microsoft.com/office/word/2010/wordprocessingCanvas" xmlns:cx="http://schemas.microsoft.com/office/drawing/2014/chartex" xmlns:cx1="http://schemas.microsoft.com/office/drawing/2015/9/8/chartex" xmlns:cx2="http://schemas.microsoft.com/office/drawing/2015/10/21/chartex" xmlns:cx3="http://schemas.microsoft.com/office/drawing/2016/5/9/chartex" xmlns:cx4="http://schemas.microsoft.com/office/drawing/2016/5/10/chartex" xmlns:cx5="http://schemas.microsoft.com/office/drawing/2016/5/11/chartex" xmlns:cx6="http://schemas.microsoft.com/office/drawing/2016/5/12/chartex" xmlns:cx7="http://schemas.microsoft.com/office/drawing/2016/5/13/chartex" xmlns:cx8="http://schemas.microsoft.com/office/drawing/2016/5/14/chartex" xmlns:mc="http://schemas.openxmlformats.org/markup-compatibility/2006" xmlns:aink="http://schemas.microsoft.com/office/drawing/2016/ink" xmlns:am3d="http://schemas.microsoft.com/office/drawing/2017/model3d" xmlns:o="urn:schemas-microsoft-com:office:office" xmlns:oel="http://schemas.microsoft.com/office/2019/extlst" xmlns:r="http://schemas.openxmlformats.org/officeDocument/2006/relationships" xmlns:m="http://schemas.openxmlformats.org/officeDocument/2006/math" xmlns:v="urn:schemas-microsoft-com:vml" xmlns:wp14="http://schemas.microsoft.com/office/word/2010/wordprocessingDrawing" xmlns:wp="http://schemas.openxmlformats.org/drawingml/2006/wordprocessingDrawing" xmlns:w10="urn:schemas-microsoft-com:office:word" xmlns:w="http://schemas.openxmlformats.org/wordprocessingml/2006/main" xmlns:w14="http://schemas.microsoft.com/office/word/2010/wordml" xmlns:w15="http://schemas.microsoft.com/office/word/2012/wordml" xmlns:w16cex="http://schemas.microsoft.com/office/word/2018/wordml/cex" xmlns:w16cid="http://schemas.microsoft.com/office/word/2016/wordml/cid" xmlns:w16="http://schemas.microsoft.com/office/word/2018/wordml" xmlns:w16du="http://schemas.microsoft.com/office/word/2023/wordml/word16du" xmlns:w16sdtdh="http://schemas.microsoft.com/office/word/2020/wordml/sdtdatahash" xmlns:w16sdtfl="http://schemas.microsoft.com/office/word/2024/wordml/sdtformatlock" xmlns:w16se="http://schemas.microsoft.com/office/word/2015/wordml/symex" xmlns:wpg="http://schemas.microsoft.com/office/word/2010/wordprocessingGroup" xmlns:wpi="http://schemas.microsoft.com/office/word/2010/wordprocessingInk" xmlns:wne="http://schemas.microsoft.com/office/word/2006/wordml" xmlns:wps="http://schemas.microsoft.com/office/word/2010/wordprocessingShape" mc:Ignorable="w14 w15 w16se w16cid w16 w16cex w16sdtdh w16sdtfl w16du wp14">
   <w:footnote w:type="separator" w:id="-1">
     <w:p>
       <w:r>
@@ -3248,7 +1689,7 @@
 </file>
 
 <file path=word/numbering.xml><?xml version="1.0" encoding="utf-8"?>
-<w:numbering xmlns:wpc="http://schemas.microsoft.com/office/word/2010/wordprocessingCanvas" xmlns:cx="http://schemas.microsoft.com/office/drawing/2014/chartex" xmlns:cx1="http://schemas.microsoft.com/office/drawing/2015/9/8/chartex" xmlns:cx2="http://schemas.microsoft.com/office/drawing/2015/10/21/chartex" xmlns:cx3="http://schemas.microsoft.com/office/drawing/2016/5/9/chartex" xmlns:cx4="http://schemas.microsoft.com/office/drawing/2016/5/10/chartex" xmlns:cx5="http://schemas.microsoft.com/office/drawing/2016/5/11/chartex" xmlns:cx6="http://schemas.microsoft.com/office/drawing/2016/5/12/chartex" xmlns:cx7="http://schemas.microsoft.com/office/drawing/2016/5/13/chartex" xmlns:cx8="http://schemas.microsoft.com/office/drawing/2016/5/14/chartex" xmlns:mc="http://schemas.openxmlformats.org/markup-compatibility/2006" xmlns:aink="http://schemas.microsoft.com/office/drawing/2016/ink" xmlns:am3d="http://schemas.microsoft.com/office/drawing/2017/model3d" xmlns:o="urn:schemas-microsoft-com:office:office" xmlns:r="http://schemas.openxmlformats.org/officeDocument/2006/relationships" xmlns:m="http://schemas.openxmlformats.org/officeDocument/2006/math" xmlns:v="urn:schemas-microsoft-com:vml" xmlns:wp14="http://schemas.microsoft.com/office/word/2010/wordprocessingDrawing" xmlns:wp="http://schemas.openxmlformats.org/drawingml/2006/wordprocessingDrawing" xmlns:w10="urn:schemas-microsoft-com:office:word" xmlns:w="http://schemas.openxmlformats.org/wordprocessingml/2006/main" xmlns:w14="http://schemas.microsoft.com/office/word/2010/wordml" xmlns:w15="http://schemas.microsoft.com/office/word/2012/wordml" xmlns:w16cex="http://schemas.microsoft.com/office/word/2018/wordml/cex" xmlns:w16cid="http://schemas.microsoft.com/office/word/2016/wordml/cid" xmlns:w16="http://schemas.microsoft.com/office/word/2018/wordml" xmlns:w16sdtdh="http://schemas.microsoft.com/office/word/2020/wordml/sdtdatahash" xmlns:w16se="http://schemas.microsoft.com/office/word/2015/wordml/symex" xmlns:wpg="http://schemas.microsoft.com/office/word/2010/wordprocessingGroup" xmlns:wpi="http://schemas.microsoft.com/office/word/2010/wordprocessingInk" xmlns:wne="http://schemas.microsoft.com/office/word/2006/wordml" xmlns:wps="http://schemas.microsoft.com/office/word/2010/wordprocessingShape" mc:Ignorable="w14 w15 w16se w16cid w16 w16cex w16sdtdh wp14">
+<w:numbering xmlns:wpc="http://schemas.microsoft.com/office/word/2010/wordprocessingCanvas" xmlns:cx="http://schemas.microsoft.com/office/drawing/2014/chartex" xmlns:cx1="http://schemas.microsoft.com/office/drawing/2015/9/8/chartex" xmlns:cx2="http://schemas.microsoft.com/office/drawing/2015/10/21/chartex" xmlns:cx3="http://schemas.microsoft.com/office/drawing/2016/5/9/chartex" xmlns:cx4="http://schemas.microsoft.com/office/drawing/2016/5/10/chartex" xmlns:cx5="http://schemas.microsoft.com/office/drawing/2016/5/11/chartex" xmlns:cx6="http://schemas.microsoft.com/office/drawing/2016/5/12/chartex" xmlns:cx7="http://schemas.microsoft.com/office/drawing/2016/5/13/chartex" xmlns:cx8="http://schemas.microsoft.com/office/drawing/2016/5/14/chartex" xmlns:mc="http://schemas.openxmlformats.org/markup-compatibility/2006" xmlns:aink="http://schemas.microsoft.com/office/drawing/2016/ink" xmlns:am3d="http://schemas.microsoft.com/office/drawing/2017/model3d" xmlns:o="urn:schemas-microsoft-com:office:office" xmlns:oel="http://schemas.microsoft.com/office/2019/extlst" xmlns:r="http://schemas.openxmlformats.org/officeDocument/2006/relationships" xmlns:m="http://schemas.openxmlformats.org/officeDocument/2006/math" xmlns:v="urn:schemas-microsoft-com:vml" xmlns:wp14="http://schemas.microsoft.com/office/word/2010/wordprocessingDrawing" xmlns:wp="http://schemas.openxmlformats.org/drawingml/2006/wordprocessingDrawing" xmlns:w10="urn:schemas-microsoft-com:office:word" xmlns:w="http://schemas.openxmlformats.org/wordprocessingml/2006/main" xmlns:w14="http://schemas.microsoft.com/office/word/2010/wordml" xmlns:w15="http://schemas.microsoft.com/office/word/2012/wordml" xmlns:w16cex="http://schemas.microsoft.com/office/word/2018/wordml/cex" xmlns:w16cid="http://schemas.microsoft.com/office/word/2016/wordml/cid" xmlns:w16="http://schemas.microsoft.com/office/word/2018/wordml" xmlns:w16du="http://schemas.microsoft.com/office/word/2023/wordml/word16du" xmlns:w16sdtdh="http://schemas.microsoft.com/office/word/2020/wordml/sdtdatahash" xmlns:w16sdtfl="http://schemas.microsoft.com/office/word/2024/wordml/sdtformatlock" xmlns:w16se="http://schemas.microsoft.com/office/word/2015/wordml/symex" xmlns:wpg="http://schemas.microsoft.com/office/word/2010/wordprocessingGroup" xmlns:wpi="http://schemas.microsoft.com/office/word/2010/wordprocessingInk" xmlns:wne="http://schemas.microsoft.com/office/word/2006/wordml" xmlns:wps="http://schemas.microsoft.com/office/word/2010/wordprocessingShape" mc:Ignorable="w14 w15 w16se w16cid w16 w16cex w16sdtdh w16sdtfl w16du wp14">
   <w:abstractNum w:abstractNumId="0" w15:restartNumberingAfterBreak="0">
     <w:nsid w:val="00FE4AE0"/>
     <w:multiLevelType w:val="hybridMultilevel"/>
@@ -5856,83 +4297,83 @@
       </w:rPr>
     </w:lvl>
   </w:abstractNum>
-  <w:num w:numId="1">
+  <w:num w:numId="1" w16cid:durableId="490022182">
     <w:abstractNumId w:val="12"/>
   </w:num>
-  <w:num w:numId="2">
+  <w:num w:numId="2" w16cid:durableId="162164821">
     <w:abstractNumId w:val="11"/>
   </w:num>
-  <w:num w:numId="3">
+  <w:num w:numId="3" w16cid:durableId="291709822">
     <w:abstractNumId w:val="5"/>
   </w:num>
-  <w:num w:numId="4">
+  <w:num w:numId="4" w16cid:durableId="146939675">
     <w:abstractNumId w:val="20"/>
   </w:num>
-  <w:num w:numId="5">
+  <w:num w:numId="5" w16cid:durableId="617296011">
     <w:abstractNumId w:val="1"/>
   </w:num>
-  <w:num w:numId="6">
+  <w:num w:numId="6" w16cid:durableId="1523324517">
     <w:abstractNumId w:val="9"/>
   </w:num>
-  <w:num w:numId="7">
+  <w:num w:numId="7" w16cid:durableId="3749530">
     <w:abstractNumId w:val="19"/>
   </w:num>
-  <w:num w:numId="8">
+  <w:num w:numId="8" w16cid:durableId="357438434">
     <w:abstractNumId w:val="6"/>
   </w:num>
-  <w:num w:numId="9">
+  <w:num w:numId="9" w16cid:durableId="1829126788">
     <w:abstractNumId w:val="22"/>
   </w:num>
-  <w:num w:numId="10">
+  <w:num w:numId="10" w16cid:durableId="610941775">
     <w:abstractNumId w:val="17"/>
   </w:num>
-  <w:num w:numId="11">
+  <w:num w:numId="11" w16cid:durableId="957183971">
     <w:abstractNumId w:val="21"/>
   </w:num>
-  <w:num w:numId="12">
+  <w:num w:numId="12" w16cid:durableId="1896968596">
     <w:abstractNumId w:val="16"/>
   </w:num>
-  <w:num w:numId="13">
+  <w:num w:numId="13" w16cid:durableId="327054338">
     <w:abstractNumId w:val="18"/>
   </w:num>
-  <w:num w:numId="14">
+  <w:num w:numId="14" w16cid:durableId="489096654">
     <w:abstractNumId w:val="14"/>
   </w:num>
-  <w:num w:numId="15">
+  <w:num w:numId="15" w16cid:durableId="586575043">
     <w:abstractNumId w:val="10"/>
   </w:num>
-  <w:num w:numId="16">
+  <w:num w:numId="16" w16cid:durableId="1915819808">
     <w:abstractNumId w:val="8"/>
   </w:num>
-  <w:num w:numId="17">
+  <w:num w:numId="17" w16cid:durableId="1807314997">
     <w:abstractNumId w:val="3"/>
   </w:num>
-  <w:num w:numId="18">
+  <w:num w:numId="18" w16cid:durableId="1533180533">
     <w:abstractNumId w:val="7"/>
   </w:num>
-  <w:num w:numId="19">
+  <w:num w:numId="19" w16cid:durableId="157499756">
     <w:abstractNumId w:val="23"/>
   </w:num>
-  <w:num w:numId="20">
+  <w:num w:numId="20" w16cid:durableId="75135580">
     <w:abstractNumId w:val="4"/>
   </w:num>
-  <w:num w:numId="21">
+  <w:num w:numId="21" w16cid:durableId="155189857">
     <w:abstractNumId w:val="13"/>
   </w:num>
-  <w:num w:numId="22">
+  <w:num w:numId="22" w16cid:durableId="467818748">
     <w:abstractNumId w:val="15"/>
   </w:num>
-  <w:num w:numId="23">
+  <w:num w:numId="23" w16cid:durableId="794832327">
     <w:abstractNumId w:val="2"/>
   </w:num>
-  <w:num w:numId="24">
+  <w:num w:numId="24" w16cid:durableId="1644768214">
     <w:abstractNumId w:val="0"/>
   </w:num>
 </w:numbering>
 </file>
 
 <file path=word/styles.xml><?xml version="1.0" encoding="utf-8"?>
-<w:styles xmlns:mc="http://schemas.openxmlformats.org/markup-compatibility/2006" xmlns:r="http://schemas.openxmlformats.org/officeDocument/2006/relationships" xmlns:w="http://schemas.openxmlformats.org/wordprocessingml/2006/main" xmlns:w14="http://schemas.microsoft.com/office/word/2010/wordml" xmlns:w15="http://schemas.microsoft.com/office/word/2012/wordml" xmlns:w16cex="http://schemas.microsoft.com/office/word/2018/wordml/cex" xmlns:w16cid="http://schemas.microsoft.com/office/word/2016/wordml/cid" xmlns:w16="http://schemas.microsoft.com/office/word/2018/wordml" xmlns:w16sdtdh="http://schemas.microsoft.com/office/word/2020/wordml/sdtdatahash" xmlns:w16se="http://schemas.microsoft.com/office/word/2015/wordml/symex" mc:Ignorable="w14 w15 w16se w16cid w16 w16cex w16sdtdh">
+<w:styles xmlns:mc="http://schemas.openxmlformats.org/markup-compatibility/2006" xmlns:r="http://schemas.openxmlformats.org/officeDocument/2006/relationships" xmlns:w="http://schemas.openxmlformats.org/wordprocessingml/2006/main" xmlns:w14="http://schemas.microsoft.com/office/word/2010/wordml" xmlns:w15="http://schemas.microsoft.com/office/word/2012/wordml" xmlns:w16cex="http://schemas.microsoft.com/office/word/2018/wordml/cex" xmlns:w16cid="http://schemas.microsoft.com/office/word/2016/wordml/cid" xmlns:w16="http://schemas.microsoft.com/office/word/2018/wordml" xmlns:w16du="http://schemas.microsoft.com/office/word/2023/wordml/word16du" xmlns:w16sdtdh="http://schemas.microsoft.com/office/word/2020/wordml/sdtdatahash" xmlns:w16sdtfl="http://schemas.microsoft.com/office/word/2024/wordml/sdtformatlock" xmlns:w16se="http://schemas.microsoft.com/office/word/2015/wordml/symex" mc:Ignorable="w14 w15 w16se w16cid w16 w16cex w16sdtdh w16sdtfl w16du">
   <w:docDefaults>
     <w:rPrDefault>
       <w:rPr>

--- a/doc/詩/唐朝/李白/李白-子夜吳歌·秋歌.docx
+++ b/doc/詩/唐朝/李白/李白-子夜吳歌·秋歌.docx
@@ -1,6 +1,6 @@
 
 <file path=word/document.xml><?xml version="1.0" encoding="utf-8"?>
-<w:document xmlns:wpc="http://schemas.microsoft.com/office/word/2010/wordprocessingCanvas" xmlns:cx="http://schemas.microsoft.com/office/drawing/2014/chartex" xmlns:cx1="http://schemas.microsoft.com/office/drawing/2015/9/8/chartex" xmlns:cx2="http://schemas.microsoft.com/office/drawing/2015/10/21/chartex" xmlns:cx3="http://schemas.microsoft.com/office/drawing/2016/5/9/chartex" xmlns:cx4="http://schemas.microsoft.com/office/drawing/2016/5/10/chartex" xmlns:cx5="http://schemas.microsoft.com/office/drawing/2016/5/11/chartex" xmlns:cx6="http://schemas.microsoft.com/office/drawing/2016/5/12/chartex" xmlns:cx7="http://schemas.microsoft.com/office/drawing/2016/5/13/chartex" xmlns:cx8="http://schemas.microsoft.com/office/drawing/2016/5/14/chartex" xmlns:mc="http://schemas.openxmlformats.org/markup-compatibility/2006" xmlns:aink="http://schemas.microsoft.com/office/drawing/2016/ink" xmlns:am3d="http://schemas.microsoft.com/office/drawing/2017/model3d" xmlns:o="urn:schemas-microsoft-com:office:office" xmlns:oel="http://schemas.microsoft.com/office/2019/extlst" xmlns:r="http://schemas.openxmlformats.org/officeDocument/2006/relationships" xmlns:m="http://schemas.openxmlformats.org/officeDocument/2006/math" xmlns:v="urn:schemas-microsoft-com:vml" xmlns:wp14="http://schemas.microsoft.com/office/word/2010/wordprocessingDrawing" xmlns:wp="http://schemas.openxmlformats.org/drawingml/2006/wordprocessingDrawing" xmlns:w10="urn:schemas-microsoft-com:office:word" xmlns:w="http://schemas.openxmlformats.org/wordprocessingml/2006/main" xmlns:w14="http://schemas.microsoft.com/office/word/2010/wordml" xmlns:w15="http://schemas.microsoft.com/office/word/2012/wordml" xmlns:w16cex="http://schemas.microsoft.com/office/word/2018/wordml/cex" xmlns:w16cid="http://schemas.microsoft.com/office/word/2016/wordml/cid" xmlns:w16="http://schemas.microsoft.com/office/word/2018/wordml" xmlns:w16du="http://schemas.microsoft.com/office/word/2023/wordml/word16du" xmlns:w16sdtdh="http://schemas.microsoft.com/office/word/2020/wordml/sdtdatahash" xmlns:w16sdtfl="http://schemas.microsoft.com/office/word/2024/wordml/sdtformatlock" xmlns:w16se="http://schemas.microsoft.com/office/word/2015/wordml/symex" xmlns:wpg="http://schemas.microsoft.com/office/word/2010/wordprocessingGroup" xmlns:wpi="http://schemas.microsoft.com/office/word/2010/wordprocessingInk" xmlns:wne="http://schemas.microsoft.com/office/word/2006/wordml" xmlns:wps="http://schemas.microsoft.com/office/word/2010/wordprocessingShape" mc:Ignorable="w14 w15 w16se w16cid w16 w16cex w16sdtdh w16sdtfl w16du wp14">
+<w:document xmlns:wpc="http://schemas.microsoft.com/office/word/2010/wordprocessingCanvas" xmlns:cx="http://schemas.microsoft.com/office/drawing/2014/chartex" xmlns:cx1="http://schemas.microsoft.com/office/drawing/2015/9/8/chartex" xmlns:cx2="http://schemas.microsoft.com/office/drawing/2015/10/21/chartex" xmlns:cx3="http://schemas.microsoft.com/office/drawing/2016/5/9/chartex" xmlns:cx4="http://schemas.microsoft.com/office/drawing/2016/5/10/chartex" xmlns:cx5="http://schemas.microsoft.com/office/drawing/2016/5/11/chartex" xmlns:cx6="http://schemas.microsoft.com/office/drawing/2016/5/12/chartex" xmlns:cx7="http://schemas.microsoft.com/office/drawing/2016/5/13/chartex" xmlns:cx8="http://schemas.microsoft.com/office/drawing/2016/5/14/chartex" xmlns:mc="http://schemas.openxmlformats.org/markup-compatibility/2006" xmlns:aink="http://schemas.microsoft.com/office/drawing/2016/ink" xmlns:am3d="http://schemas.microsoft.com/office/drawing/2017/model3d" xmlns:o="urn:schemas-microsoft-com:office:office" xmlns:r="http://schemas.openxmlformats.org/officeDocument/2006/relationships" xmlns:m="http://schemas.openxmlformats.org/officeDocument/2006/math" xmlns:v="urn:schemas-microsoft-com:vml" xmlns:wp14="http://schemas.microsoft.com/office/word/2010/wordprocessingDrawing" xmlns:wp="http://schemas.openxmlformats.org/drawingml/2006/wordprocessingDrawing" xmlns:w10="urn:schemas-microsoft-com:office:word" xmlns:w="http://schemas.openxmlformats.org/wordprocessingml/2006/main" xmlns:w14="http://schemas.microsoft.com/office/word/2010/wordml" xmlns:w15="http://schemas.microsoft.com/office/word/2012/wordml" xmlns:w16cex="http://schemas.microsoft.com/office/word/2018/wordml/cex" xmlns:w16cid="http://schemas.microsoft.com/office/word/2016/wordml/cid" xmlns:w16="http://schemas.microsoft.com/office/word/2018/wordml" xmlns:w16sdtdh="http://schemas.microsoft.com/office/word/2020/wordml/sdtdatahash" xmlns:w16se="http://schemas.microsoft.com/office/word/2015/wordml/symex" xmlns:wpg="http://schemas.microsoft.com/office/word/2010/wordprocessingGroup" xmlns:wpi="http://schemas.microsoft.com/office/word/2010/wordprocessingInk" xmlns:wne="http://schemas.microsoft.com/office/word/2006/wordml" xmlns:wps="http://schemas.microsoft.com/office/word/2010/wordprocessingShape" mc:Ignorable="w14 w15 w16se w16cid w16 w16cex w16sdtdh wp14">
   <w:body>
     <w:p>
       <w:pPr>
@@ -151,7 +151,7 @@
         <w:ind w:leftChars="0" w:left="284" w:hanging="284"/>
         <w:jc w:val="both"/>
         <w:rPr>
-          <w:rFonts w:ascii="標楷體" w:eastAsia="標楷體" w:hAnsi="標楷體" w:cs="新細明體" w:hint="eastAsia"/>
+          <w:rFonts w:ascii="標楷體" w:eastAsia="標楷體" w:hAnsi="標楷體" w:cs="新細明體"/>
           <w:sz w:val="28"/>
           <w:szCs w:val="28"/>
         </w:rPr>
@@ -363,7 +363,42 @@
           <w:sz w:val="28"/>
           <w:szCs w:val="28"/>
         </w:rPr>
-        <w:t>平胡虜：</w:t>
+        <w:t>平胡虜</w:t>
+      </w:r>
+      <w:r>
+        <w:rPr>
+          <w:rFonts w:ascii="標楷體" w:eastAsia="標楷體" w:hAnsi="標楷體" w:cs="新細明體" w:hint="eastAsia"/>
+          <w:sz w:val="28"/>
+          <w:szCs w:val="28"/>
+        </w:rPr>
+        <w:t>(</w:t>
+      </w:r>
+      <w:proofErr w:type="gramStart"/>
+      <w:r>
+        <w:rPr>
+          <w:rFonts w:ascii="標楷體" w:eastAsia="標楷體" w:hAnsi="標楷體" w:cs="新細明體" w:hint="eastAsia"/>
+          <w:color w:val="FF0000"/>
+          <w:sz w:val="16"/>
+          <w:szCs w:val="16"/>
+        </w:rPr>
+        <w:t>ㄌㄨˇ</w:t>
+      </w:r>
+      <w:proofErr w:type="gramEnd"/>
+      <w:r>
+        <w:rPr>
+          <w:rFonts w:ascii="標楷體" w:eastAsia="標楷體" w:hAnsi="標楷體" w:cs="新細明體" w:hint="eastAsia"/>
+          <w:sz w:val="28"/>
+          <w:szCs w:val="28"/>
+        </w:rPr>
+        <w:t>)</w:t>
+      </w:r>
+      <w:r>
+        <w:rPr>
+          <w:rFonts w:ascii="標楷體" w:eastAsia="標楷體" w:hAnsi="標楷體" w:cs="新細明體" w:hint="eastAsia"/>
+          <w:sz w:val="28"/>
+          <w:szCs w:val="28"/>
+        </w:rPr>
+        <w:t>：</w:t>
       </w:r>
       <w:r>
         <w:rPr>
@@ -429,7 +464,42 @@
           <w:sz w:val="28"/>
           <w:szCs w:val="28"/>
         </w:rPr>
-        <w:t>罷：</w:t>
+        <w:t>罷</w:t>
+      </w:r>
+      <w:r>
+        <w:rPr>
+          <w:rFonts w:ascii="標楷體" w:eastAsia="標楷體" w:hAnsi="標楷體" w:cs="新細明體" w:hint="eastAsia"/>
+          <w:sz w:val="28"/>
+          <w:szCs w:val="28"/>
+        </w:rPr>
+        <w:t>(</w:t>
+      </w:r>
+      <w:proofErr w:type="gramStart"/>
+      <w:r>
+        <w:rPr>
+          <w:rFonts w:ascii="標楷體" w:eastAsia="標楷體" w:hAnsi="標楷體" w:cs="新細明體" w:hint="eastAsia"/>
+          <w:color w:val="FF0000"/>
+          <w:sz w:val="16"/>
+          <w:szCs w:val="16"/>
+        </w:rPr>
+        <w:t>ㄅㄚˋ</w:t>
+      </w:r>
+      <w:proofErr w:type="gramEnd"/>
+      <w:r>
+        <w:rPr>
+          <w:rFonts w:ascii="標楷體" w:eastAsia="標楷體" w:hAnsi="標楷體" w:cs="新細明體" w:hint="eastAsia"/>
+          <w:sz w:val="28"/>
+          <w:szCs w:val="28"/>
+        </w:rPr>
+        <w:t>)</w:t>
+      </w:r>
+      <w:r>
+        <w:rPr>
+          <w:rFonts w:ascii="標楷體" w:eastAsia="標楷體" w:hAnsi="標楷體" w:cs="新細明體" w:hint="eastAsia"/>
+          <w:sz w:val="28"/>
+          <w:szCs w:val="28"/>
+        </w:rPr>
+        <w:t>：</w:t>
       </w:r>
       <w:r>
         <w:rPr>
@@ -472,7 +542,7 @@
           <w:rPr>
             <w:rStyle w:val="a7"/>
             <w:rFonts w:ascii="標楷體" w:eastAsia="標楷體" w:hAnsi="標楷體" w:cs="新細明體" w:hint="eastAsia"/>
-            <w:color w:val="FF0000"/>
+            <w:color w:val="auto"/>
             <w:sz w:val="28"/>
             <w:szCs w:val="28"/>
             <w:u w:val="none"/>
@@ -494,7 +564,7 @@
           <w:rPr>
             <w:rStyle w:val="a7"/>
             <w:rFonts w:ascii="標楷體" w:eastAsia="標楷體" w:hAnsi="標楷體" w:cs="新細明體" w:hint="eastAsia"/>
-            <w:color w:val="FF0000"/>
+            <w:color w:val="auto"/>
             <w:sz w:val="28"/>
             <w:szCs w:val="28"/>
             <w:u w:val="none"/>
@@ -1594,7 +1664,7 @@
 </file>
 
 <file path=word/endnotes.xml><?xml version="1.0" encoding="utf-8"?>
-<w:endnotes xmlns:wpc="http://schemas.microsoft.com/office/word/2010/wordprocessingCanvas" xmlns:cx="http://schemas.microsoft.com/office/drawing/2014/chartex" xmlns:cx1="http://schemas.microsoft.com/office/drawing/2015/9/8/chartex" xmlns:cx2="http://schemas.microsoft.com/office/drawing/2015/10/21/chartex" xmlns:cx3="http://schemas.microsoft.com/office/drawing/2016/5/9/chartex" xmlns:cx4="http://schemas.microsoft.com/office/drawing/2016/5/10/chartex" xmlns:cx5="http://schemas.microsoft.com/office/drawing/2016/5/11/chartex" xmlns:cx6="http://schemas.microsoft.com/office/drawing/2016/5/12/chartex" xmlns:cx7="http://schemas.microsoft.com/office/drawing/2016/5/13/chartex" xmlns:cx8="http://schemas.microsoft.com/office/drawing/2016/5/14/chartex" xmlns:mc="http://schemas.openxmlformats.org/markup-compatibility/2006" xmlns:aink="http://schemas.microsoft.com/office/drawing/2016/ink" xmlns:am3d="http://schemas.microsoft.com/office/drawing/2017/model3d" xmlns:o="urn:schemas-microsoft-com:office:office" xmlns:oel="http://schemas.microsoft.com/office/2019/extlst" xmlns:r="http://schemas.openxmlformats.org/officeDocument/2006/relationships" xmlns:m="http://schemas.openxmlformats.org/officeDocument/2006/math" xmlns:v="urn:schemas-microsoft-com:vml" xmlns:wp14="http://schemas.microsoft.com/office/word/2010/wordprocessingDrawing" xmlns:wp="http://schemas.openxmlformats.org/drawingml/2006/wordprocessingDrawing" xmlns:w10="urn:schemas-microsoft-com:office:word" xmlns:w="http://schemas.openxmlformats.org/wordprocessingml/2006/main" xmlns:w14="http://schemas.microsoft.com/office/word/2010/wordml" xmlns:w15="http://schemas.microsoft.com/office/word/2012/wordml" xmlns:w16cex="http://schemas.microsoft.com/office/word/2018/wordml/cex" xmlns:w16cid="http://schemas.microsoft.com/office/word/2016/wordml/cid" xmlns:w16="http://schemas.microsoft.com/office/word/2018/wordml" xmlns:w16du="http://schemas.microsoft.com/office/word/2023/wordml/word16du" xmlns:w16sdtdh="http://schemas.microsoft.com/office/word/2020/wordml/sdtdatahash" xmlns:w16sdtfl="http://schemas.microsoft.com/office/word/2024/wordml/sdtformatlock" xmlns:w16se="http://schemas.microsoft.com/office/word/2015/wordml/symex" xmlns:wpg="http://schemas.microsoft.com/office/word/2010/wordprocessingGroup" xmlns:wpi="http://schemas.microsoft.com/office/word/2010/wordprocessingInk" xmlns:wne="http://schemas.microsoft.com/office/word/2006/wordml" xmlns:wps="http://schemas.microsoft.com/office/word/2010/wordprocessingShape" mc:Ignorable="w14 w15 w16se w16cid w16 w16cex w16sdtdh w16sdtfl w16du wp14">
+<w:endnotes xmlns:wpc="http://schemas.microsoft.com/office/word/2010/wordprocessingCanvas" xmlns:cx="http://schemas.microsoft.com/office/drawing/2014/chartex" xmlns:cx1="http://schemas.microsoft.com/office/drawing/2015/9/8/chartex" xmlns:cx2="http://schemas.microsoft.com/office/drawing/2015/10/21/chartex" xmlns:cx3="http://schemas.microsoft.com/office/drawing/2016/5/9/chartex" xmlns:cx4="http://schemas.microsoft.com/office/drawing/2016/5/10/chartex" xmlns:cx5="http://schemas.microsoft.com/office/drawing/2016/5/11/chartex" xmlns:cx6="http://schemas.microsoft.com/office/drawing/2016/5/12/chartex" xmlns:cx7="http://schemas.microsoft.com/office/drawing/2016/5/13/chartex" xmlns:cx8="http://schemas.microsoft.com/office/drawing/2016/5/14/chartex" xmlns:mc="http://schemas.openxmlformats.org/markup-compatibility/2006" xmlns:aink="http://schemas.microsoft.com/office/drawing/2016/ink" xmlns:am3d="http://schemas.microsoft.com/office/drawing/2017/model3d" xmlns:o="urn:schemas-microsoft-com:office:office" xmlns:r="http://schemas.openxmlformats.org/officeDocument/2006/relationships" xmlns:m="http://schemas.openxmlformats.org/officeDocument/2006/math" xmlns:v="urn:schemas-microsoft-com:vml" xmlns:wp14="http://schemas.microsoft.com/office/word/2010/wordprocessingDrawing" xmlns:wp="http://schemas.openxmlformats.org/drawingml/2006/wordprocessingDrawing" xmlns:w10="urn:schemas-microsoft-com:office:word" xmlns:w="http://schemas.openxmlformats.org/wordprocessingml/2006/main" xmlns:w14="http://schemas.microsoft.com/office/word/2010/wordml" xmlns:w15="http://schemas.microsoft.com/office/word/2012/wordml" xmlns:w16cex="http://schemas.microsoft.com/office/word/2018/wordml/cex" xmlns:w16cid="http://schemas.microsoft.com/office/word/2016/wordml/cid" xmlns:w16="http://schemas.microsoft.com/office/word/2018/wordml" xmlns:w16sdtdh="http://schemas.microsoft.com/office/word/2020/wordml/sdtdatahash" xmlns:w16se="http://schemas.microsoft.com/office/word/2015/wordml/symex" xmlns:wpg="http://schemas.microsoft.com/office/word/2010/wordprocessingGroup" xmlns:wpi="http://schemas.microsoft.com/office/word/2010/wordprocessingInk" xmlns:wne="http://schemas.microsoft.com/office/word/2006/wordml" xmlns:wps="http://schemas.microsoft.com/office/word/2010/wordprocessingShape" mc:Ignorable="w14 w15 w16se w16cid w16 w16cex w16sdtdh wp14">
   <w:endnote w:type="separator" w:id="-1">
     <w:p>
       <w:r>
@@ -1613,7 +1683,7 @@
 </file>
 
 <file path=word/footer1.xml><?xml version="1.0" encoding="utf-8"?>
-<w:ftr xmlns:wpc="http://schemas.microsoft.com/office/word/2010/wordprocessingCanvas" xmlns:cx="http://schemas.microsoft.com/office/drawing/2014/chartex" xmlns:cx1="http://schemas.microsoft.com/office/drawing/2015/9/8/chartex" xmlns:cx2="http://schemas.microsoft.com/office/drawing/2015/10/21/chartex" xmlns:cx3="http://schemas.microsoft.com/office/drawing/2016/5/9/chartex" xmlns:cx4="http://schemas.microsoft.com/office/drawing/2016/5/10/chartex" xmlns:cx5="http://schemas.microsoft.com/office/drawing/2016/5/11/chartex" xmlns:cx6="http://schemas.microsoft.com/office/drawing/2016/5/12/chartex" xmlns:cx7="http://schemas.microsoft.com/office/drawing/2016/5/13/chartex" xmlns:cx8="http://schemas.microsoft.com/office/drawing/2016/5/14/chartex" xmlns:mc="http://schemas.openxmlformats.org/markup-compatibility/2006" xmlns:aink="http://schemas.microsoft.com/office/drawing/2016/ink" xmlns:am3d="http://schemas.microsoft.com/office/drawing/2017/model3d" xmlns:o="urn:schemas-microsoft-com:office:office" xmlns:oel="http://schemas.microsoft.com/office/2019/extlst" xmlns:r="http://schemas.openxmlformats.org/officeDocument/2006/relationships" xmlns:m="http://schemas.openxmlformats.org/officeDocument/2006/math" xmlns:v="urn:schemas-microsoft-com:vml" xmlns:wp14="http://schemas.microsoft.com/office/word/2010/wordprocessingDrawing" xmlns:wp="http://schemas.openxmlformats.org/drawingml/2006/wordprocessingDrawing" xmlns:w10="urn:schemas-microsoft-com:office:word" xmlns:w="http://schemas.openxmlformats.org/wordprocessingml/2006/main" xmlns:w14="http://schemas.microsoft.com/office/word/2010/wordml" xmlns:w15="http://schemas.microsoft.com/office/word/2012/wordml" xmlns:w16cex="http://schemas.microsoft.com/office/word/2018/wordml/cex" xmlns:w16cid="http://schemas.microsoft.com/office/word/2016/wordml/cid" xmlns:w16="http://schemas.microsoft.com/office/word/2018/wordml" xmlns:w16du="http://schemas.microsoft.com/office/word/2023/wordml/word16du" xmlns:w16sdtdh="http://schemas.microsoft.com/office/word/2020/wordml/sdtdatahash" xmlns:w16sdtfl="http://schemas.microsoft.com/office/word/2024/wordml/sdtformatlock" xmlns:w16se="http://schemas.microsoft.com/office/word/2015/wordml/symex" xmlns:wpg="http://schemas.microsoft.com/office/word/2010/wordprocessingGroup" xmlns:wpi="http://schemas.microsoft.com/office/word/2010/wordprocessingInk" xmlns:wne="http://schemas.microsoft.com/office/word/2006/wordml" xmlns:wps="http://schemas.microsoft.com/office/word/2010/wordprocessingShape" mc:Ignorable="w14 w15 w16se w16cid w16 w16cex w16sdtdh w16sdtfl w16du wp14">
+<w:ftr xmlns:wpc="http://schemas.microsoft.com/office/word/2010/wordprocessingCanvas" xmlns:cx="http://schemas.microsoft.com/office/drawing/2014/chartex" xmlns:cx1="http://schemas.microsoft.com/office/drawing/2015/9/8/chartex" xmlns:cx2="http://schemas.microsoft.com/office/drawing/2015/10/21/chartex" xmlns:cx3="http://schemas.microsoft.com/office/drawing/2016/5/9/chartex" xmlns:cx4="http://schemas.microsoft.com/office/drawing/2016/5/10/chartex" xmlns:cx5="http://schemas.microsoft.com/office/drawing/2016/5/11/chartex" xmlns:cx6="http://schemas.microsoft.com/office/drawing/2016/5/12/chartex" xmlns:cx7="http://schemas.microsoft.com/office/drawing/2016/5/13/chartex" xmlns:cx8="http://schemas.microsoft.com/office/drawing/2016/5/14/chartex" xmlns:mc="http://schemas.openxmlformats.org/markup-compatibility/2006" xmlns:aink="http://schemas.microsoft.com/office/drawing/2016/ink" xmlns:am3d="http://schemas.microsoft.com/office/drawing/2017/model3d" xmlns:o="urn:schemas-microsoft-com:office:office" xmlns:r="http://schemas.openxmlformats.org/officeDocument/2006/relationships" xmlns:m="http://schemas.openxmlformats.org/officeDocument/2006/math" xmlns:v="urn:schemas-microsoft-com:vml" xmlns:wp14="http://schemas.microsoft.com/office/word/2010/wordprocessingDrawing" xmlns:wp="http://schemas.openxmlformats.org/drawingml/2006/wordprocessingDrawing" xmlns:w10="urn:schemas-microsoft-com:office:word" xmlns:w="http://schemas.openxmlformats.org/wordprocessingml/2006/main" xmlns:w14="http://schemas.microsoft.com/office/word/2010/wordml" xmlns:w15="http://schemas.microsoft.com/office/word/2012/wordml" xmlns:w16cex="http://schemas.microsoft.com/office/word/2018/wordml/cex" xmlns:w16cid="http://schemas.microsoft.com/office/word/2016/wordml/cid" xmlns:w16="http://schemas.microsoft.com/office/word/2018/wordml" xmlns:w16sdtdh="http://schemas.microsoft.com/office/word/2020/wordml/sdtdatahash" xmlns:w16se="http://schemas.microsoft.com/office/word/2015/wordml/symex" xmlns:wpg="http://schemas.microsoft.com/office/word/2010/wordprocessingGroup" xmlns:wpi="http://schemas.microsoft.com/office/word/2010/wordprocessingInk" xmlns:wne="http://schemas.microsoft.com/office/word/2006/wordml" xmlns:wps="http://schemas.microsoft.com/office/word/2010/wordprocessingShape" mc:Ignorable="w14 w15 w16se w16cid w16 w16cex w16sdtdh wp14">
   <w:sdt>
     <w:sdtPr>
       <w:id w:val="-160931568"/>
@@ -1622,6 +1692,7 @@
         <w:docPartUnique/>
       </w:docPartObj>
     </w:sdtPr>
+    <w:sdtEndPr/>
     <w:sdtContent>
       <w:p>
         <w:pPr>
@@ -1670,7 +1741,7 @@
 </file>
 
 <file path=word/footnotes.xml><?xml version="1.0" encoding="utf-8"?>
-<w:footnotes xmlns:wpc="http://schemas.microsoft.com/office/word/2010/wordprocessingCanvas" xmlns:cx="http://schemas.microsoft.com/office/drawing/2014/chartex" xmlns:cx1="http://schemas.microsoft.com/office/drawing/2015/9/8/chartex" xmlns:cx2="http://schemas.microsoft.com/office/drawing/2015/10/21/chartex" xmlns:cx3="http://schemas.microsoft.com/office/drawing/2016/5/9/chartex" xmlns:cx4="http://schemas.microsoft.com/office/drawing/2016/5/10/chartex" xmlns:cx5="http://schemas.microsoft.com/office/drawing/2016/5/11/chartex" xmlns:cx6="http://schemas.microsoft.com/office/drawing/2016/5/12/chartex" xmlns:cx7="http://schemas.microsoft.com/office/drawing/2016/5/13/chartex" xmlns:cx8="http://schemas.microsoft.com/office/drawing/2016/5/14/chartex" xmlns:mc="http://schemas.openxmlformats.org/markup-compatibility/2006" xmlns:aink="http://schemas.microsoft.com/office/drawing/2016/ink" xmlns:am3d="http://schemas.microsoft.com/office/drawing/2017/model3d" xmlns:o="urn:schemas-microsoft-com:office:office" xmlns:oel="http://schemas.microsoft.com/office/2019/extlst" xmlns:r="http://schemas.openxmlformats.org/officeDocument/2006/relationships" xmlns:m="http://schemas.openxmlformats.org/officeDocument/2006/math" xmlns:v="urn:schemas-microsoft-com:vml" xmlns:wp14="http://schemas.microsoft.com/office/word/2010/wordprocessingDrawing" xmlns:wp="http://schemas.openxmlformats.org/drawingml/2006/wordprocessingDrawing" xmlns:w10="urn:schemas-microsoft-com:office:word" xmlns:w="http://schemas.openxmlformats.org/wordprocessingml/2006/main" xmlns:w14="http://schemas.microsoft.com/office/word/2010/wordml" xmlns:w15="http://schemas.microsoft.com/office/word/2012/wordml" xmlns:w16cex="http://schemas.microsoft.com/office/word/2018/wordml/cex" xmlns:w16cid="http://schemas.microsoft.com/office/word/2016/wordml/cid" xmlns:w16="http://schemas.microsoft.com/office/word/2018/wordml" xmlns:w16du="http://schemas.microsoft.com/office/word/2023/wordml/word16du" xmlns:w16sdtdh="http://schemas.microsoft.com/office/word/2020/wordml/sdtdatahash" xmlns:w16sdtfl="http://schemas.microsoft.com/office/word/2024/wordml/sdtformatlock" xmlns:w16se="http://schemas.microsoft.com/office/word/2015/wordml/symex" xmlns:wpg="http://schemas.microsoft.com/office/word/2010/wordprocessingGroup" xmlns:wpi="http://schemas.microsoft.com/office/word/2010/wordprocessingInk" xmlns:wne="http://schemas.microsoft.com/office/word/2006/wordml" xmlns:wps="http://schemas.microsoft.com/office/word/2010/wordprocessingShape" mc:Ignorable="w14 w15 w16se w16cid w16 w16cex w16sdtdh w16sdtfl w16du wp14">
+<w:footnotes xmlns:wpc="http://schemas.microsoft.com/office/word/2010/wordprocessingCanvas" xmlns:cx="http://schemas.microsoft.com/office/drawing/2014/chartex" xmlns:cx1="http://schemas.microsoft.com/office/drawing/2015/9/8/chartex" xmlns:cx2="http://schemas.microsoft.com/office/drawing/2015/10/21/chartex" xmlns:cx3="http://schemas.microsoft.com/office/drawing/2016/5/9/chartex" xmlns:cx4="http://schemas.microsoft.com/office/drawing/2016/5/10/chartex" xmlns:cx5="http://schemas.microsoft.com/office/drawing/2016/5/11/chartex" xmlns:cx6="http://schemas.microsoft.com/office/drawing/2016/5/12/chartex" xmlns:cx7="http://schemas.microsoft.com/office/drawing/2016/5/13/chartex" xmlns:cx8="http://schemas.microsoft.com/office/drawing/2016/5/14/chartex" xmlns:mc="http://schemas.openxmlformats.org/markup-compatibility/2006" xmlns:aink="http://schemas.microsoft.com/office/drawing/2016/ink" xmlns:am3d="http://schemas.microsoft.com/office/drawing/2017/model3d" xmlns:o="urn:schemas-microsoft-com:office:office" xmlns:r="http://schemas.openxmlformats.org/officeDocument/2006/relationships" xmlns:m="http://schemas.openxmlformats.org/officeDocument/2006/math" xmlns:v="urn:schemas-microsoft-com:vml" xmlns:wp14="http://schemas.microsoft.com/office/word/2010/wordprocessingDrawing" xmlns:wp="http://schemas.openxmlformats.org/drawingml/2006/wordprocessingDrawing" xmlns:w10="urn:schemas-microsoft-com:office:word" xmlns:w="http://schemas.openxmlformats.org/wordprocessingml/2006/main" xmlns:w14="http://schemas.microsoft.com/office/word/2010/wordml" xmlns:w15="http://schemas.microsoft.com/office/word/2012/wordml" xmlns:w16cex="http://schemas.microsoft.com/office/word/2018/wordml/cex" xmlns:w16cid="http://schemas.microsoft.com/office/word/2016/wordml/cid" xmlns:w16="http://schemas.microsoft.com/office/word/2018/wordml" xmlns:w16sdtdh="http://schemas.microsoft.com/office/word/2020/wordml/sdtdatahash" xmlns:w16se="http://schemas.microsoft.com/office/word/2015/wordml/symex" xmlns:wpg="http://schemas.microsoft.com/office/word/2010/wordprocessingGroup" xmlns:wpi="http://schemas.microsoft.com/office/word/2010/wordprocessingInk" xmlns:wne="http://schemas.microsoft.com/office/word/2006/wordml" xmlns:wps="http://schemas.microsoft.com/office/word/2010/wordprocessingShape" mc:Ignorable="w14 w15 w16se w16cid w16 w16cex w16sdtdh wp14">
   <w:footnote w:type="separator" w:id="-1">
     <w:p>
       <w:r>
@@ -1689,7 +1760,7 @@
 </file>
 
 <file path=word/numbering.xml><?xml version="1.0" encoding="utf-8"?>
-<w:numbering xmlns:wpc="http://schemas.microsoft.com/office/word/2010/wordprocessingCanvas" xmlns:cx="http://schemas.microsoft.com/office/drawing/2014/chartex" xmlns:cx1="http://schemas.microsoft.com/office/drawing/2015/9/8/chartex" xmlns:cx2="http://schemas.microsoft.com/office/drawing/2015/10/21/chartex" xmlns:cx3="http://schemas.microsoft.com/office/drawing/2016/5/9/chartex" xmlns:cx4="http://schemas.microsoft.com/office/drawing/2016/5/10/chartex" xmlns:cx5="http://schemas.microsoft.com/office/drawing/2016/5/11/chartex" xmlns:cx6="http://schemas.microsoft.com/office/drawing/2016/5/12/chartex" xmlns:cx7="http://schemas.microsoft.com/office/drawing/2016/5/13/chartex" xmlns:cx8="http://schemas.microsoft.com/office/drawing/2016/5/14/chartex" xmlns:mc="http://schemas.openxmlformats.org/markup-compatibility/2006" xmlns:aink="http://schemas.microsoft.com/office/drawing/2016/ink" xmlns:am3d="http://schemas.microsoft.com/office/drawing/2017/model3d" xmlns:o="urn:schemas-microsoft-com:office:office" xmlns:oel="http://schemas.microsoft.com/office/2019/extlst" xmlns:r="http://schemas.openxmlformats.org/officeDocument/2006/relationships" xmlns:m="http://schemas.openxmlformats.org/officeDocument/2006/math" xmlns:v="urn:schemas-microsoft-com:vml" xmlns:wp14="http://schemas.microsoft.com/office/word/2010/wordprocessingDrawing" xmlns:wp="http://schemas.openxmlformats.org/drawingml/2006/wordprocessingDrawing" xmlns:w10="urn:schemas-microsoft-com:office:word" xmlns:w="http://schemas.openxmlformats.org/wordprocessingml/2006/main" xmlns:w14="http://schemas.microsoft.com/office/word/2010/wordml" xmlns:w15="http://schemas.microsoft.com/office/word/2012/wordml" xmlns:w16cex="http://schemas.microsoft.com/office/word/2018/wordml/cex" xmlns:w16cid="http://schemas.microsoft.com/office/word/2016/wordml/cid" xmlns:w16="http://schemas.microsoft.com/office/word/2018/wordml" xmlns:w16du="http://schemas.microsoft.com/office/word/2023/wordml/word16du" xmlns:w16sdtdh="http://schemas.microsoft.com/office/word/2020/wordml/sdtdatahash" xmlns:w16sdtfl="http://schemas.microsoft.com/office/word/2024/wordml/sdtformatlock" xmlns:w16se="http://schemas.microsoft.com/office/word/2015/wordml/symex" xmlns:wpg="http://schemas.microsoft.com/office/word/2010/wordprocessingGroup" xmlns:wpi="http://schemas.microsoft.com/office/word/2010/wordprocessingInk" xmlns:wne="http://schemas.microsoft.com/office/word/2006/wordml" xmlns:wps="http://schemas.microsoft.com/office/word/2010/wordprocessingShape" mc:Ignorable="w14 w15 w16se w16cid w16 w16cex w16sdtdh w16sdtfl w16du wp14">
+<w:numbering xmlns:wpc="http://schemas.microsoft.com/office/word/2010/wordprocessingCanvas" xmlns:cx="http://schemas.microsoft.com/office/drawing/2014/chartex" xmlns:cx1="http://schemas.microsoft.com/office/drawing/2015/9/8/chartex" xmlns:cx2="http://schemas.microsoft.com/office/drawing/2015/10/21/chartex" xmlns:cx3="http://schemas.microsoft.com/office/drawing/2016/5/9/chartex" xmlns:cx4="http://schemas.microsoft.com/office/drawing/2016/5/10/chartex" xmlns:cx5="http://schemas.microsoft.com/office/drawing/2016/5/11/chartex" xmlns:cx6="http://schemas.microsoft.com/office/drawing/2016/5/12/chartex" xmlns:cx7="http://schemas.microsoft.com/office/drawing/2016/5/13/chartex" xmlns:cx8="http://schemas.microsoft.com/office/drawing/2016/5/14/chartex" xmlns:mc="http://schemas.openxmlformats.org/markup-compatibility/2006" xmlns:aink="http://schemas.microsoft.com/office/drawing/2016/ink" xmlns:am3d="http://schemas.microsoft.com/office/drawing/2017/model3d" xmlns:o="urn:schemas-microsoft-com:office:office" xmlns:r="http://schemas.openxmlformats.org/officeDocument/2006/relationships" xmlns:m="http://schemas.openxmlformats.org/officeDocument/2006/math" xmlns:v="urn:schemas-microsoft-com:vml" xmlns:wp14="http://schemas.microsoft.com/office/word/2010/wordprocessingDrawing" xmlns:wp="http://schemas.openxmlformats.org/drawingml/2006/wordprocessingDrawing" xmlns:w10="urn:schemas-microsoft-com:office:word" xmlns:w="http://schemas.openxmlformats.org/wordprocessingml/2006/main" xmlns:w14="http://schemas.microsoft.com/office/word/2010/wordml" xmlns:w15="http://schemas.microsoft.com/office/word/2012/wordml" xmlns:w16cex="http://schemas.microsoft.com/office/word/2018/wordml/cex" xmlns:w16cid="http://schemas.microsoft.com/office/word/2016/wordml/cid" xmlns:w16="http://schemas.microsoft.com/office/word/2018/wordml" xmlns:w16sdtdh="http://schemas.microsoft.com/office/word/2020/wordml/sdtdatahash" xmlns:w16se="http://schemas.microsoft.com/office/word/2015/wordml/symex" xmlns:wpg="http://schemas.microsoft.com/office/word/2010/wordprocessingGroup" xmlns:wpi="http://schemas.microsoft.com/office/word/2010/wordprocessingInk" xmlns:wne="http://schemas.microsoft.com/office/word/2006/wordml" xmlns:wps="http://schemas.microsoft.com/office/word/2010/wordprocessingShape" mc:Ignorable="w14 w15 w16se w16cid w16 w16cex w16sdtdh wp14">
   <w:abstractNum w:abstractNumId="0" w15:restartNumberingAfterBreak="0">
     <w:nsid w:val="00FE4AE0"/>
     <w:multiLevelType w:val="hybridMultilevel"/>
@@ -4297,83 +4368,83 @@
       </w:rPr>
     </w:lvl>
   </w:abstractNum>
-  <w:num w:numId="1" w16cid:durableId="490022182">
+  <w:num w:numId="1">
     <w:abstractNumId w:val="12"/>
   </w:num>
-  <w:num w:numId="2" w16cid:durableId="162164821">
+  <w:num w:numId="2">
     <w:abstractNumId w:val="11"/>
   </w:num>
-  <w:num w:numId="3" w16cid:durableId="291709822">
+  <w:num w:numId="3">
     <w:abstractNumId w:val="5"/>
   </w:num>
-  <w:num w:numId="4" w16cid:durableId="146939675">
+  <w:num w:numId="4">
     <w:abstractNumId w:val="20"/>
   </w:num>
-  <w:num w:numId="5" w16cid:durableId="617296011">
+  <w:num w:numId="5">
     <w:abstractNumId w:val="1"/>
   </w:num>
-  <w:num w:numId="6" w16cid:durableId="1523324517">
+  <w:num w:numId="6">
     <w:abstractNumId w:val="9"/>
   </w:num>
-  <w:num w:numId="7" w16cid:durableId="3749530">
+  <w:num w:numId="7">
     <w:abstractNumId w:val="19"/>
   </w:num>
-  <w:num w:numId="8" w16cid:durableId="357438434">
+  <w:num w:numId="8">
     <w:abstractNumId w:val="6"/>
   </w:num>
-  <w:num w:numId="9" w16cid:durableId="1829126788">
+  <w:num w:numId="9">
     <w:abstractNumId w:val="22"/>
   </w:num>
-  <w:num w:numId="10" w16cid:durableId="610941775">
+  <w:num w:numId="10">
     <w:abstractNumId w:val="17"/>
   </w:num>
-  <w:num w:numId="11" w16cid:durableId="957183971">
+  <w:num w:numId="11">
     <w:abstractNumId w:val="21"/>
   </w:num>
-  <w:num w:numId="12" w16cid:durableId="1896968596">
+  <w:num w:numId="12">
     <w:abstractNumId w:val="16"/>
   </w:num>
-  <w:num w:numId="13" w16cid:durableId="327054338">
+  <w:num w:numId="13">
     <w:abstractNumId w:val="18"/>
   </w:num>
-  <w:num w:numId="14" w16cid:durableId="489096654">
+  <w:num w:numId="14">
     <w:abstractNumId w:val="14"/>
   </w:num>
-  <w:num w:numId="15" w16cid:durableId="586575043">
+  <w:num w:numId="15">
     <w:abstractNumId w:val="10"/>
   </w:num>
-  <w:num w:numId="16" w16cid:durableId="1915819808">
+  <w:num w:numId="16">
     <w:abstractNumId w:val="8"/>
   </w:num>
-  <w:num w:numId="17" w16cid:durableId="1807314997">
+  <w:num w:numId="17">
     <w:abstractNumId w:val="3"/>
   </w:num>
-  <w:num w:numId="18" w16cid:durableId="1533180533">
+  <w:num w:numId="18">
     <w:abstractNumId w:val="7"/>
   </w:num>
-  <w:num w:numId="19" w16cid:durableId="157499756">
+  <w:num w:numId="19">
     <w:abstractNumId w:val="23"/>
   </w:num>
-  <w:num w:numId="20" w16cid:durableId="75135580">
+  <w:num w:numId="20">
     <w:abstractNumId w:val="4"/>
   </w:num>
-  <w:num w:numId="21" w16cid:durableId="155189857">
+  <w:num w:numId="21">
     <w:abstractNumId w:val="13"/>
   </w:num>
-  <w:num w:numId="22" w16cid:durableId="467818748">
+  <w:num w:numId="22">
     <w:abstractNumId w:val="15"/>
   </w:num>
-  <w:num w:numId="23" w16cid:durableId="794832327">
+  <w:num w:numId="23">
     <w:abstractNumId w:val="2"/>
   </w:num>
-  <w:num w:numId="24" w16cid:durableId="1644768214">
+  <w:num w:numId="24">
     <w:abstractNumId w:val="0"/>
   </w:num>
 </w:numbering>
 </file>
 
 <file path=word/styles.xml><?xml version="1.0" encoding="utf-8"?>
-<w:styles xmlns:mc="http://schemas.openxmlformats.org/markup-compatibility/2006" xmlns:r="http://schemas.openxmlformats.org/officeDocument/2006/relationships" xmlns:w="http://schemas.openxmlformats.org/wordprocessingml/2006/main" xmlns:w14="http://schemas.microsoft.com/office/word/2010/wordml" xmlns:w15="http://schemas.microsoft.com/office/word/2012/wordml" xmlns:w16cex="http://schemas.microsoft.com/office/word/2018/wordml/cex" xmlns:w16cid="http://schemas.microsoft.com/office/word/2016/wordml/cid" xmlns:w16="http://schemas.microsoft.com/office/word/2018/wordml" xmlns:w16du="http://schemas.microsoft.com/office/word/2023/wordml/word16du" xmlns:w16sdtdh="http://schemas.microsoft.com/office/word/2020/wordml/sdtdatahash" xmlns:w16sdtfl="http://schemas.microsoft.com/office/word/2024/wordml/sdtformatlock" xmlns:w16se="http://schemas.microsoft.com/office/word/2015/wordml/symex" mc:Ignorable="w14 w15 w16se w16cid w16 w16cex w16sdtdh w16sdtfl w16du">
+<w:styles xmlns:mc="http://schemas.openxmlformats.org/markup-compatibility/2006" xmlns:r="http://schemas.openxmlformats.org/officeDocument/2006/relationships" xmlns:w="http://schemas.openxmlformats.org/wordprocessingml/2006/main" xmlns:w14="http://schemas.microsoft.com/office/word/2010/wordml" xmlns:w15="http://schemas.microsoft.com/office/word/2012/wordml" xmlns:w16cex="http://schemas.microsoft.com/office/word/2018/wordml/cex" xmlns:w16cid="http://schemas.microsoft.com/office/word/2016/wordml/cid" xmlns:w16="http://schemas.microsoft.com/office/word/2018/wordml" xmlns:w16sdtdh="http://schemas.microsoft.com/office/word/2020/wordml/sdtdatahash" xmlns:w16se="http://schemas.microsoft.com/office/word/2015/wordml/symex" mc:Ignorable="w14 w15 w16se w16cid w16 w16cex w16sdtdh">
   <w:docDefaults>
     <w:rPrDefault>
       <w:rPr>
